--- a/mokdong2/2fin/word/MDJ2_L5-L7_ByPart_Compact_Blank_A4.docx
+++ b/mokdong2/2fin/word/MDJ2_L5-L7_ByPart_Compact_Blank_A4.docx
@@ -281,8 +281,8 @@
     </w:tbl>
     <w:p>
       <w:pPr>
+        <w:shd w:val="clear" w:color="auto" w:fill="FFF4D6"/>
         <w:spacing w:before="60" w:after="60"/>
-        <w:shd w:val="clear" w:color="auto" w:fill="FFF4D6"/>
       </w:pPr>
       <w:r>
         <w:rPr>
@@ -4237,8 +4237,8 @@
     </w:tbl>
     <w:p>
       <w:pPr>
+        <w:shd w:val="clear" w:color="auto" w:fill="FFF4D6"/>
         <w:spacing w:before="60" w:after="60"/>
-        <w:shd w:val="clear" w:color="auto" w:fill="FFF4D6"/>
       </w:pPr>
       <w:r>
         <w:rPr>
@@ -6274,8 +6274,8 @@
     </w:tbl>
     <w:p>
       <w:pPr>
+        <w:shd w:val="clear" w:color="auto" w:fill="FFF4D6"/>
         <w:spacing w:before="60" w:after="60"/>
-        <w:shd w:val="clear" w:color="auto" w:fill="FFF4D6"/>
       </w:pPr>
       <w:r>
         <w:rPr>
@@ -9186,8 +9186,8 @@
     </w:tbl>
     <w:p>
       <w:pPr>
+        <w:shd w:val="clear" w:color="auto" w:fill="FFF4D6"/>
         <w:spacing w:before="60" w:after="60"/>
-        <w:shd w:val="clear" w:color="auto" w:fill="FFF4D6"/>
       </w:pPr>
       <w:r>
         <w:rPr>
@@ -11428,8 +11428,8 @@
     </w:tbl>
     <w:p>
       <w:pPr>
+        <w:shd w:val="clear" w:color="auto" w:fill="FFF4D6"/>
         <w:spacing w:before="60" w:after="60"/>
-        <w:shd w:val="clear" w:color="auto" w:fill="FFF4D6"/>
       </w:pPr>
       <w:r>
         <w:rPr>
@@ -13076,8 +13076,8 @@
     </w:tbl>
     <w:p>
       <w:pPr>
+        <w:shd w:val="clear" w:color="auto" w:fill="FFF4D6"/>
         <w:spacing w:before="60" w:after="60"/>
-        <w:shd w:val="clear" w:color="auto" w:fill="FFF4D6"/>
       </w:pPr>
       <w:r>
         <w:rPr>
@@ -14310,8 +14310,8 @@
     </w:tbl>
     <w:p>
       <w:pPr>
+        <w:shd w:val="clear" w:color="auto" w:fill="FFF4D6"/>
         <w:spacing w:before="60" w:after="60"/>
-        <w:shd w:val="clear" w:color="auto" w:fill="FFF4D6"/>
       </w:pPr>
       <w:r>
         <w:rPr>
@@ -16956,8 +16956,8 @@
     </w:tbl>
     <w:p>
       <w:pPr>
+        <w:shd w:val="clear" w:color="auto" w:fill="FFF4D6"/>
         <w:spacing w:before="60" w:after="60"/>
-        <w:shd w:val="clear" w:color="auto" w:fill="FFF4D6"/>
       </w:pPr>
       <w:r>
         <w:rPr>
@@ -18046,8 +18046,8 @@
     </w:tbl>
     <w:p>
       <w:pPr>
+        <w:shd w:val="clear" w:color="auto" w:fill="FFF4D6"/>
         <w:spacing w:before="60" w:after="60"/>
-        <w:shd w:val="clear" w:color="auto" w:fill="FFF4D6"/>
       </w:pPr>
       <w:r>
         <w:rPr>
@@ -20102,8 +20102,8 @@
     </w:tbl>
     <w:p>
       <w:pPr>
+        <w:shd w:val="clear" w:color="auto" w:fill="FFF4D6"/>
         <w:spacing w:before="60" w:after="60"/>
-        <w:shd w:val="clear" w:color="auto" w:fill="FFF4D6"/>
       </w:pPr>
       <w:r>
         <w:rPr>

--- a/mokdong2/2fin/word/MDJ2_L5-L7_ByPart_Compact_Blank_A4.docx
+++ b/mokdong2/2fin/word/MDJ2_L5-L7_ByPart_Compact_Blank_A4.docx
@@ -17602,12 +17602,8 @@
       </w:r>
     </w:p>
     <w:p>
-      <w:r>
-        <w:br w:type="page"/>
-      </w:r>
-    </w:p>
-    <w:p>
       <w:pPr>
+        <w:pageBreakBefore/>
         <w:spacing w:before="0" w:after="40" w:line="276" w:lineRule="auto"/>
         <w:jc w:val="left"/>
       </w:pPr>
@@ -19095,12 +19091,8 @@
       </w:r>
     </w:p>
     <w:p>
-      <w:r>
-        <w:br w:type="page"/>
-      </w:r>
-    </w:p>
-    <w:p>
       <w:pPr>
+        <w:pageBreakBefore/>
         <w:spacing w:before="0" w:after="60" w:line="276" w:lineRule="auto"/>
         <w:jc w:val="left"/>
       </w:pPr>

--- a/mokdong2/2fin/word/MDJ2_L5-L7_ByPart_Compact_Blank_A4.docx
+++ b/mokdong2/2fin/word/MDJ2_L5-L7_ByPart_Compact_Blank_A4.docx
@@ -37,6 +37,7 @@
     </w:p>
     <w:tbl>
       <w:tblPr>
+        <w:tblOverlap w:val="never"/>
         <w:tblW w:w="10200" w:type="dxa"/>
         <w:jc w:val="center"/>
         <w:tblLayout w:type="fixed"/>
@@ -49,8 +50,7 @@
       </w:tblGrid>
       <w:tr>
         <w:trPr>
-          <w:cantSplit/>
-          <w:trHeight w:val="420"/>
+          <w:trHeight w:val="420" w:hRule="atLeast"/>
         </w:trPr>
         <w:tc>
           <w:tcPr>
@@ -171,8 +171,7 @@
       </w:tr>
       <w:tr>
         <w:trPr>
-          <w:cantSplit/>
-          <w:trHeight w:val="420"/>
+          <w:trHeight w:val="420" w:hRule="atLeast"/>
         </w:trPr>
         <w:tc>
           <w:tcPr>
@@ -295,6 +294,7 @@
     </w:p>
     <w:tbl>
       <w:tblPr>
+        <w:tblOverlap w:val="never"/>
         <w:tblW w:w="10200" w:type="dxa"/>
         <w:jc w:val="center"/>
         <w:tblLayout w:type="fixed"/>
@@ -305,8 +305,7 @@
       </w:tblGrid>
       <w:tr>
         <w:trPr>
-          <w:cantSplit/>
-          <w:trHeight w:val="300"/>
+          <w:trHeight w:val="300" w:hRule="atLeast"/>
         </w:trPr>
         <w:tc>
           <w:tcPr>
@@ -375,8 +374,7 @@
       </w:tr>
       <w:tr>
         <w:trPr>
-          <w:cantSplit/>
-          <w:trHeight w:val="320"/>
+          <w:trHeight w:val="320" w:hRule="atLeast"/>
         </w:trPr>
         <w:tc>
           <w:tcPr>
@@ -425,8 +423,7 @@
       </w:tr>
       <w:tr>
         <w:trPr>
-          <w:cantSplit/>
-          <w:trHeight w:val="300"/>
+          <w:trHeight w:val="300" w:hRule="atLeast"/>
         </w:trPr>
         <w:tc>
           <w:tcPr>
@@ -495,8 +492,7 @@
       </w:tr>
       <w:tr>
         <w:trPr>
-          <w:cantSplit/>
-          <w:trHeight w:val="320"/>
+          <w:trHeight w:val="320" w:hRule="atLeast"/>
         </w:trPr>
         <w:tc>
           <w:tcPr>
@@ -553,8 +549,7 @@
       </w:tr>
       <w:tr>
         <w:trPr>
-          <w:cantSplit/>
-          <w:trHeight w:val="300"/>
+          <w:trHeight w:val="300" w:hRule="atLeast"/>
         </w:trPr>
         <w:tc>
           <w:tcPr>
@@ -623,8 +618,7 @@
       </w:tr>
       <w:tr>
         <w:trPr>
-          <w:cantSplit/>
-          <w:trHeight w:val="320"/>
+          <w:trHeight w:val="320" w:hRule="atLeast"/>
         </w:trPr>
         <w:tc>
           <w:tcPr>
@@ -681,8 +675,7 @@
       </w:tr>
       <w:tr>
         <w:trPr>
-          <w:cantSplit/>
-          <w:trHeight w:val="300"/>
+          <w:trHeight w:val="300" w:hRule="atLeast"/>
         </w:trPr>
         <w:tc>
           <w:tcPr>
@@ -751,8 +744,7 @@
       </w:tr>
       <w:tr>
         <w:trPr>
-          <w:cantSplit/>
-          <w:trHeight w:val="320"/>
+          <w:trHeight w:val="320" w:hRule="atLeast"/>
         </w:trPr>
         <w:tc>
           <w:tcPr>
@@ -809,8 +801,7 @@
       </w:tr>
       <w:tr>
         <w:trPr>
-          <w:cantSplit/>
-          <w:trHeight w:val="300"/>
+          <w:trHeight w:val="300" w:hRule="atLeast"/>
         </w:trPr>
         <w:tc>
           <w:tcPr>
@@ -879,8 +870,7 @@
       </w:tr>
       <w:tr>
         <w:trPr>
-          <w:cantSplit/>
-          <w:trHeight w:val="320"/>
+          <w:trHeight w:val="320" w:hRule="atLeast"/>
         </w:trPr>
         <w:tc>
           <w:tcPr>
@@ -937,8 +927,7 @@
       </w:tr>
       <w:tr>
         <w:trPr>
-          <w:cantSplit/>
-          <w:trHeight w:val="300"/>
+          <w:trHeight w:val="300" w:hRule="atLeast"/>
         </w:trPr>
         <w:tc>
           <w:tcPr>
@@ -1007,8 +996,7 @@
       </w:tr>
       <w:tr>
         <w:trPr>
-          <w:cantSplit/>
-          <w:trHeight w:val="320"/>
+          <w:trHeight w:val="320" w:hRule="atLeast"/>
         </w:trPr>
         <w:tc>
           <w:tcPr>
@@ -1065,8 +1053,7 @@
       </w:tr>
       <w:tr>
         <w:trPr>
-          <w:cantSplit/>
-          <w:trHeight w:val="300"/>
+          <w:trHeight w:val="300" w:hRule="atLeast"/>
         </w:trPr>
         <w:tc>
           <w:tcPr>
@@ -1135,8 +1122,7 @@
       </w:tr>
       <w:tr>
         <w:trPr>
-          <w:cantSplit/>
-          <w:trHeight w:val="320"/>
+          <w:trHeight w:val="320" w:hRule="atLeast"/>
         </w:trPr>
         <w:tc>
           <w:tcPr>
@@ -1193,8 +1179,7 @@
       </w:tr>
       <w:tr>
         <w:trPr>
-          <w:cantSplit/>
-          <w:trHeight w:val="300"/>
+          <w:trHeight w:val="300" w:hRule="atLeast"/>
         </w:trPr>
         <w:tc>
           <w:tcPr>
@@ -1263,8 +1248,7 @@
       </w:tr>
       <w:tr>
         <w:trPr>
-          <w:cantSplit/>
-          <w:trHeight w:val="320"/>
+          <w:trHeight w:val="320" w:hRule="atLeast"/>
         </w:trPr>
         <w:tc>
           <w:tcPr>
@@ -1321,8 +1305,7 @@
       </w:tr>
       <w:tr>
         <w:trPr>
-          <w:cantSplit/>
-          <w:trHeight w:val="300"/>
+          <w:trHeight w:val="300" w:hRule="atLeast"/>
         </w:trPr>
         <w:tc>
           <w:tcPr>
@@ -1391,8 +1374,7 @@
       </w:tr>
       <w:tr>
         <w:trPr>
-          <w:cantSplit/>
-          <w:trHeight w:val="320"/>
+          <w:trHeight w:val="320" w:hRule="atLeast"/>
         </w:trPr>
         <w:tc>
           <w:tcPr>
@@ -1449,8 +1431,7 @@
       </w:tr>
       <w:tr>
         <w:trPr>
-          <w:cantSplit/>
-          <w:trHeight w:val="300"/>
+          <w:trHeight w:val="300" w:hRule="atLeast"/>
         </w:trPr>
         <w:tc>
           <w:tcPr>
@@ -1519,8 +1500,7 @@
       </w:tr>
       <w:tr>
         <w:trPr>
-          <w:cantSplit/>
-          <w:trHeight w:val="320"/>
+          <w:trHeight w:val="320" w:hRule="atLeast"/>
         </w:trPr>
         <w:tc>
           <w:tcPr>
@@ -1577,8 +1557,7 @@
       </w:tr>
       <w:tr>
         <w:trPr>
-          <w:cantSplit/>
-          <w:trHeight w:val="300"/>
+          <w:trHeight w:val="300" w:hRule="atLeast"/>
         </w:trPr>
         <w:tc>
           <w:tcPr>
@@ -1647,8 +1626,7 @@
       </w:tr>
       <w:tr>
         <w:trPr>
-          <w:cantSplit/>
-          <w:trHeight w:val="320"/>
+          <w:trHeight w:val="320" w:hRule="atLeast"/>
         </w:trPr>
         <w:tc>
           <w:tcPr>
@@ -1705,8 +1683,7 @@
       </w:tr>
       <w:tr>
         <w:trPr>
-          <w:cantSplit/>
-          <w:trHeight w:val="300"/>
+          <w:trHeight w:val="300" w:hRule="atLeast"/>
         </w:trPr>
         <w:tc>
           <w:tcPr>
@@ -1775,8 +1752,7 @@
       </w:tr>
       <w:tr>
         <w:trPr>
-          <w:cantSplit/>
-          <w:trHeight w:val="320"/>
+          <w:trHeight w:val="320" w:hRule="atLeast"/>
         </w:trPr>
         <w:tc>
           <w:tcPr>
@@ -1833,8 +1809,7 @@
       </w:tr>
       <w:tr>
         <w:trPr>
-          <w:cantSplit/>
-          <w:trHeight w:val="300"/>
+          <w:trHeight w:val="300" w:hRule="atLeast"/>
         </w:trPr>
         <w:tc>
           <w:tcPr>
@@ -1903,8 +1878,7 @@
       </w:tr>
       <w:tr>
         <w:trPr>
-          <w:cantSplit/>
-          <w:trHeight w:val="320"/>
+          <w:trHeight w:val="320" w:hRule="atLeast"/>
         </w:trPr>
         <w:tc>
           <w:tcPr>
@@ -1961,8 +1935,7 @@
       </w:tr>
       <w:tr>
         <w:trPr>
-          <w:cantSplit/>
-          <w:trHeight w:val="300"/>
+          <w:trHeight w:val="300" w:hRule="atLeast"/>
         </w:trPr>
         <w:tc>
           <w:tcPr>
@@ -2031,8 +2004,7 @@
       </w:tr>
       <w:tr>
         <w:trPr>
-          <w:cantSplit/>
-          <w:trHeight w:val="320"/>
+          <w:trHeight w:val="320" w:hRule="atLeast"/>
         </w:trPr>
         <w:tc>
           <w:tcPr>
@@ -2089,8 +2061,7 @@
       </w:tr>
       <w:tr>
         <w:trPr>
-          <w:cantSplit/>
-          <w:trHeight w:val="300"/>
+          <w:trHeight w:val="300" w:hRule="atLeast"/>
         </w:trPr>
         <w:tc>
           <w:tcPr>
@@ -2159,8 +2130,7 @@
       </w:tr>
       <w:tr>
         <w:trPr>
-          <w:cantSplit/>
-          <w:trHeight w:val="320"/>
+          <w:trHeight w:val="320" w:hRule="atLeast"/>
         </w:trPr>
         <w:tc>
           <w:tcPr>
@@ -2217,8 +2187,7 @@
       </w:tr>
       <w:tr>
         <w:trPr>
-          <w:cantSplit/>
-          <w:trHeight w:val="300"/>
+          <w:trHeight w:val="300" w:hRule="atLeast"/>
         </w:trPr>
         <w:tc>
           <w:tcPr>
@@ -2287,8 +2256,7 @@
       </w:tr>
       <w:tr>
         <w:trPr>
-          <w:cantSplit/>
-          <w:trHeight w:val="320"/>
+          <w:trHeight w:val="320" w:hRule="atLeast"/>
         </w:trPr>
         <w:tc>
           <w:tcPr>
@@ -2345,8 +2313,7 @@
       </w:tr>
       <w:tr>
         <w:trPr>
-          <w:cantSplit/>
-          <w:trHeight w:val="300"/>
+          <w:trHeight w:val="300" w:hRule="atLeast"/>
         </w:trPr>
         <w:tc>
           <w:tcPr>
@@ -2415,8 +2382,7 @@
       </w:tr>
       <w:tr>
         <w:trPr>
-          <w:cantSplit/>
-          <w:trHeight w:val="320"/>
+          <w:trHeight w:val="320" w:hRule="atLeast"/>
         </w:trPr>
         <w:tc>
           <w:tcPr>
@@ -2473,8 +2439,7 @@
       </w:tr>
       <w:tr>
         <w:trPr>
-          <w:cantSplit/>
-          <w:trHeight w:val="300"/>
+          <w:trHeight w:val="300" w:hRule="atLeast"/>
         </w:trPr>
         <w:tc>
           <w:tcPr>
@@ -2543,8 +2508,7 @@
       </w:tr>
       <w:tr>
         <w:trPr>
-          <w:cantSplit/>
-          <w:trHeight w:val="320"/>
+          <w:trHeight w:val="320" w:hRule="atLeast"/>
         </w:trPr>
         <w:tc>
           <w:tcPr>
@@ -2602,6 +2566,7 @@
     </w:tbl>
     <w:tbl>
       <w:tblPr>
+        <w:tblOverlap w:val="never"/>
         <w:tblW w:w="10200" w:type="dxa"/>
         <w:jc w:val="center"/>
         <w:tblLayout w:type="fixed"/>
@@ -2612,8 +2577,7 @@
       </w:tblGrid>
       <w:tr>
         <w:trPr>
-          <w:cantSplit/>
-          <w:trHeight w:val="300"/>
+          <w:trHeight w:val="300" w:hRule="atLeast"/>
         </w:trPr>
         <w:tc>
           <w:tcPr>
@@ -2682,8 +2646,7 @@
       </w:tr>
       <w:tr>
         <w:trPr>
-          <w:cantSplit/>
-          <w:trHeight w:val="320"/>
+          <w:trHeight w:val="320" w:hRule="atLeast"/>
         </w:trPr>
         <w:tc>
           <w:tcPr>
@@ -2740,8 +2703,7 @@
       </w:tr>
       <w:tr>
         <w:trPr>
-          <w:cantSplit/>
-          <w:trHeight w:val="300"/>
+          <w:trHeight w:val="300" w:hRule="atLeast"/>
         </w:trPr>
         <w:tc>
           <w:tcPr>
@@ -2810,8 +2772,7 @@
       </w:tr>
       <w:tr>
         <w:trPr>
-          <w:cantSplit/>
-          <w:trHeight w:val="320"/>
+          <w:trHeight w:val="320" w:hRule="atLeast"/>
         </w:trPr>
         <w:tc>
           <w:tcPr>
@@ -2868,8 +2829,7 @@
       </w:tr>
       <w:tr>
         <w:trPr>
-          <w:cantSplit/>
-          <w:trHeight w:val="300"/>
+          <w:trHeight w:val="300" w:hRule="atLeast"/>
         </w:trPr>
         <w:tc>
           <w:tcPr>
@@ -2938,8 +2898,7 @@
       </w:tr>
       <w:tr>
         <w:trPr>
-          <w:cantSplit/>
-          <w:trHeight w:val="320"/>
+          <w:trHeight w:val="320" w:hRule="atLeast"/>
         </w:trPr>
         <w:tc>
           <w:tcPr>
@@ -2996,8 +2955,7 @@
       </w:tr>
       <w:tr>
         <w:trPr>
-          <w:cantSplit/>
-          <w:trHeight w:val="300"/>
+          <w:trHeight w:val="300" w:hRule="atLeast"/>
         </w:trPr>
         <w:tc>
           <w:tcPr>
@@ -3066,8 +3024,7 @@
       </w:tr>
       <w:tr>
         <w:trPr>
-          <w:cantSplit/>
-          <w:trHeight w:val="320"/>
+          <w:trHeight w:val="320" w:hRule="atLeast"/>
         </w:trPr>
         <w:tc>
           <w:tcPr>
@@ -3124,8 +3081,7 @@
       </w:tr>
       <w:tr>
         <w:trPr>
-          <w:cantSplit/>
-          <w:trHeight w:val="300"/>
+          <w:trHeight w:val="300" w:hRule="atLeast"/>
         </w:trPr>
         <w:tc>
           <w:tcPr>
@@ -3194,8 +3150,7 @@
       </w:tr>
       <w:tr>
         <w:trPr>
-          <w:cantSplit/>
-          <w:trHeight w:val="320"/>
+          <w:trHeight w:val="320" w:hRule="atLeast"/>
         </w:trPr>
         <w:tc>
           <w:tcPr>
@@ -3252,8 +3207,7 @@
       </w:tr>
       <w:tr>
         <w:trPr>
-          <w:cantSplit/>
-          <w:trHeight w:val="300"/>
+          <w:trHeight w:val="300" w:hRule="atLeast"/>
         </w:trPr>
         <w:tc>
           <w:tcPr>
@@ -3322,8 +3276,7 @@
       </w:tr>
       <w:tr>
         <w:trPr>
-          <w:cantSplit/>
-          <w:trHeight w:val="320"/>
+          <w:trHeight w:val="320" w:hRule="atLeast"/>
         </w:trPr>
         <w:tc>
           <w:tcPr>
@@ -3380,8 +3333,7 @@
       </w:tr>
       <w:tr>
         <w:trPr>
-          <w:cantSplit/>
-          <w:trHeight w:val="300"/>
+          <w:trHeight w:val="300" w:hRule="atLeast"/>
         </w:trPr>
         <w:tc>
           <w:tcPr>
@@ -3450,8 +3402,7 @@
       </w:tr>
       <w:tr>
         <w:trPr>
-          <w:cantSplit/>
-          <w:trHeight w:val="320"/>
+          <w:trHeight w:val="320" w:hRule="atLeast"/>
         </w:trPr>
         <w:tc>
           <w:tcPr>
@@ -3508,8 +3459,7 @@
       </w:tr>
       <w:tr>
         <w:trPr>
-          <w:cantSplit/>
-          <w:trHeight w:val="300"/>
+          <w:trHeight w:val="300" w:hRule="atLeast"/>
         </w:trPr>
         <w:tc>
           <w:tcPr>
@@ -3578,8 +3528,7 @@
       </w:tr>
       <w:tr>
         <w:trPr>
-          <w:cantSplit/>
-          <w:trHeight w:val="320"/>
+          <w:trHeight w:val="320" w:hRule="atLeast"/>
         </w:trPr>
         <w:tc>
           <w:tcPr>
@@ -3636,8 +3585,7 @@
       </w:tr>
       <w:tr>
         <w:trPr>
-          <w:cantSplit/>
-          <w:trHeight w:val="300"/>
+          <w:trHeight w:val="300" w:hRule="atLeast"/>
         </w:trPr>
         <w:tc>
           <w:tcPr>
@@ -3706,8 +3654,7 @@
       </w:tr>
       <w:tr>
         <w:trPr>
-          <w:cantSplit/>
-          <w:trHeight w:val="320"/>
+          <w:trHeight w:val="320" w:hRule="atLeast"/>
         </w:trPr>
         <w:tc>
           <w:tcPr>
@@ -3764,8 +3711,7 @@
       </w:tr>
       <w:tr>
         <w:trPr>
-          <w:cantSplit/>
-          <w:trHeight w:val="300"/>
+          <w:trHeight w:val="300" w:hRule="atLeast"/>
         </w:trPr>
         <w:tc>
           <w:tcPr>
@@ -3834,8 +3780,7 @@
       </w:tr>
       <w:tr>
         <w:trPr>
-          <w:cantSplit/>
-          <w:trHeight w:val="320"/>
+          <w:trHeight w:val="320" w:hRule="atLeast"/>
         </w:trPr>
         <w:tc>
           <w:tcPr>
@@ -3892,8 +3837,7 @@
       </w:tr>
       <w:tr>
         <w:trPr>
-          <w:cantSplit/>
-          <w:trHeight w:val="300"/>
+          <w:trHeight w:val="300" w:hRule="atLeast"/>
         </w:trPr>
         <w:tc>
           <w:tcPr>
@@ -3962,8 +3906,7 @@
       </w:tr>
       <w:tr>
         <w:trPr>
-          <w:cantSplit/>
-          <w:trHeight w:val="320"/>
+          <w:trHeight w:val="320" w:hRule="atLeast"/>
         </w:trPr>
         <w:tc>
           <w:tcPr>
@@ -4036,6 +3979,7 @@
     </w:p>
     <w:tbl>
       <w:tblPr>
+        <w:tblOverlap w:val="never"/>
         <w:tblW w:w="10200" w:type="dxa"/>
         <w:jc w:val="center"/>
         <w:tblLayout w:type="fixed"/>
@@ -4050,8 +3994,7 @@
       </w:tblGrid>
       <w:tr>
         <w:trPr>
-          <w:cantSplit/>
-          <w:trHeight w:val="620"/>
+          <w:trHeight w:val="620" w:hRule="atLeast"/>
         </w:trPr>
         <w:tc>
           <w:tcPr>
@@ -4265,6 +4208,7 @@
     </w:p>
     <w:tbl>
       <w:tblPr>
+        <w:tblOverlap w:val="never"/>
         <w:tblW w:w="10200" w:type="dxa"/>
         <w:jc w:val="center"/>
         <w:tblLayout w:type="fixed"/>
@@ -4277,8 +4221,7 @@
       </w:tblGrid>
       <w:tr>
         <w:trPr>
-          <w:cantSplit/>
-          <w:trHeight w:val="400"/>
+          <w:trHeight w:val="400" w:hRule="atLeast"/>
         </w:trPr>
         <w:tc>
           <w:tcPr>
@@ -4411,8 +4354,7 @@
       </w:tr>
       <w:tr>
         <w:trPr>
-          <w:cantSplit/>
-          <w:trHeight w:val="620"/>
+          <w:trHeight w:val="620" w:hRule="atLeast"/>
         </w:trPr>
         <w:tc>
           <w:tcPr>
@@ -4542,8 +4484,7 @@
       </w:tr>
       <w:tr>
         <w:trPr>
-          <w:cantSplit/>
-          <w:trHeight w:val="620"/>
+          <w:trHeight w:val="620" w:hRule="atLeast"/>
         </w:trPr>
         <w:tc>
           <w:tcPr>
@@ -4687,8 +4628,7 @@
       </w:tr>
       <w:tr>
         <w:trPr>
-          <w:cantSplit/>
-          <w:trHeight w:val="620"/>
+          <w:trHeight w:val="620" w:hRule="atLeast"/>
         </w:trPr>
         <w:tc>
           <w:tcPr>
@@ -4818,8 +4758,7 @@
       </w:tr>
       <w:tr>
         <w:trPr>
-          <w:cantSplit/>
-          <w:trHeight w:val="620"/>
+          <w:trHeight w:val="620" w:hRule="atLeast"/>
         </w:trPr>
         <w:tc>
           <w:tcPr>
@@ -4949,8 +4888,7 @@
       </w:tr>
       <w:tr>
         <w:trPr>
-          <w:cantSplit/>
-          <w:trHeight w:val="620"/>
+          <w:trHeight w:val="620" w:hRule="atLeast"/>
         </w:trPr>
         <w:tc>
           <w:tcPr>
@@ -5080,8 +5018,7 @@
       </w:tr>
       <w:tr>
         <w:trPr>
-          <w:cantSplit/>
-          <w:trHeight w:val="620"/>
+          <w:trHeight w:val="620" w:hRule="atLeast"/>
         </w:trPr>
         <w:tc>
           <w:tcPr>
@@ -5211,8 +5148,7 @@
       </w:tr>
       <w:tr>
         <w:trPr>
-          <w:cantSplit/>
-          <w:trHeight w:val="620"/>
+          <w:trHeight w:val="620" w:hRule="atLeast"/>
         </w:trPr>
         <w:tc>
           <w:tcPr>
@@ -5342,8 +5278,7 @@
       </w:tr>
       <w:tr>
         <w:trPr>
-          <w:cantSplit/>
-          <w:trHeight w:val="620"/>
+          <w:trHeight w:val="620" w:hRule="atLeast"/>
         </w:trPr>
         <w:tc>
           <w:tcPr>
@@ -5473,8 +5408,7 @@
       </w:tr>
       <w:tr>
         <w:trPr>
-          <w:cantSplit/>
-          <w:trHeight w:val="620"/>
+          <w:trHeight w:val="620" w:hRule="atLeast"/>
         </w:trPr>
         <w:tc>
           <w:tcPr>
@@ -5604,8 +5538,7 @@
       </w:tr>
       <w:tr>
         <w:trPr>
-          <w:cantSplit/>
-          <w:trHeight w:val="620"/>
+          <w:trHeight w:val="620" w:hRule="atLeast"/>
         </w:trPr>
         <w:tc>
           <w:tcPr>
@@ -5735,8 +5668,7 @@
       </w:tr>
       <w:tr>
         <w:trPr>
-          <w:cantSplit/>
-          <w:trHeight w:val="620"/>
+          <w:trHeight w:val="620" w:hRule="atLeast"/>
         </w:trPr>
         <w:tc>
           <w:tcPr>
@@ -5866,8 +5798,7 @@
       </w:tr>
       <w:tr>
         <w:trPr>
-          <w:cantSplit/>
-          <w:trHeight w:val="620"/>
+          <w:trHeight w:val="620" w:hRule="atLeast"/>
         </w:trPr>
         <w:tc>
           <w:tcPr>
@@ -5998,6 +5929,7 @@
     </w:tbl>
     <w:tbl>
       <w:tblPr>
+        <w:tblOverlap w:val="never"/>
         <w:tblW w:w="10200" w:type="dxa"/>
         <w:jc w:val="center"/>
         <w:tblLayout w:type="fixed"/>
@@ -6010,8 +5942,7 @@
       </w:tblGrid>
       <w:tr>
         <w:trPr>
-          <w:cantSplit/>
-          <w:trHeight w:val="420"/>
+          <w:trHeight w:val="420" w:hRule="atLeast"/>
         </w:trPr>
         <w:tc>
           <w:tcPr>
@@ -6163,8 +6094,7 @@
       </w:tr>
       <w:tr>
         <w:trPr>
-          <w:cantSplit/>
-          <w:trHeight w:val="420"/>
+          <w:trHeight w:val="420" w:hRule="atLeast"/>
         </w:trPr>
         <w:tc>
           <w:tcPr>
@@ -6302,6 +6232,7 @@
     </w:p>
     <w:tbl>
       <w:tblPr>
+        <w:tblOverlap w:val="never"/>
         <w:tblW w:w="10200" w:type="dxa"/>
         <w:jc w:val="center"/>
         <w:tblLayout w:type="fixed"/>
@@ -6314,8 +6245,7 @@
       </w:tblGrid>
       <w:tr>
         <w:trPr>
-          <w:cantSplit/>
-          <w:trHeight w:val="380"/>
+          <w:trHeight w:val="380" w:hRule="atLeast"/>
         </w:trPr>
         <w:tc>
           <w:tcPr>
@@ -6452,8 +6382,7 @@
       </w:tr>
       <w:tr>
         <w:trPr>
-          <w:cantSplit/>
-          <w:trHeight w:val="500"/>
+          <w:trHeight w:val="500" w:hRule="atLeast"/>
         </w:trPr>
         <w:tc>
           <w:tcPr>
@@ -6584,8 +6513,7 @@
       </w:tr>
       <w:tr>
         <w:trPr>
-          <w:cantSplit/>
-          <w:trHeight w:val="500"/>
+          <w:trHeight w:val="500" w:hRule="atLeast"/>
         </w:trPr>
         <w:tc>
           <w:tcPr>
@@ -6716,8 +6644,7 @@
       </w:tr>
       <w:tr>
         <w:trPr>
-          <w:cantSplit/>
-          <w:trHeight w:val="500"/>
+          <w:trHeight w:val="500" w:hRule="atLeast"/>
         </w:trPr>
         <w:tc>
           <w:tcPr>
@@ -6848,8 +6775,7 @@
       </w:tr>
       <w:tr>
         <w:trPr>
-          <w:cantSplit/>
-          <w:trHeight w:val="500"/>
+          <w:trHeight w:val="500" w:hRule="atLeast"/>
         </w:trPr>
         <w:tc>
           <w:tcPr>
@@ -6980,8 +6906,7 @@
       </w:tr>
       <w:tr>
         <w:trPr>
-          <w:cantSplit/>
-          <w:trHeight w:val="500"/>
+          <w:trHeight w:val="500" w:hRule="atLeast"/>
         </w:trPr>
         <w:tc>
           <w:tcPr>
@@ -7112,8 +7037,7 @@
       </w:tr>
       <w:tr>
         <w:trPr>
-          <w:cantSplit/>
-          <w:trHeight w:val="500"/>
+          <w:trHeight w:val="500" w:hRule="atLeast"/>
         </w:trPr>
         <w:tc>
           <w:tcPr>
@@ -7244,8 +7168,7 @@
       </w:tr>
       <w:tr>
         <w:trPr>
-          <w:cantSplit/>
-          <w:trHeight w:val="500"/>
+          <w:trHeight w:val="500" w:hRule="atLeast"/>
         </w:trPr>
         <w:tc>
           <w:tcPr>
@@ -7376,8 +7299,7 @@
       </w:tr>
       <w:tr>
         <w:trPr>
-          <w:cantSplit/>
-          <w:trHeight w:val="500"/>
+          <w:trHeight w:val="500" w:hRule="atLeast"/>
         </w:trPr>
         <w:tc>
           <w:tcPr>
@@ -7508,8 +7430,7 @@
       </w:tr>
       <w:tr>
         <w:trPr>
-          <w:cantSplit/>
-          <w:trHeight w:val="500"/>
+          <w:trHeight w:val="500" w:hRule="atLeast"/>
         </w:trPr>
         <w:tc>
           <w:tcPr>
@@ -7640,8 +7561,7 @@
       </w:tr>
       <w:tr>
         <w:trPr>
-          <w:cantSplit/>
-          <w:trHeight w:val="500"/>
+          <w:trHeight w:val="500" w:hRule="atLeast"/>
         </w:trPr>
         <w:tc>
           <w:tcPr>
@@ -7772,8 +7692,7 @@
       </w:tr>
       <w:tr>
         <w:trPr>
-          <w:cantSplit/>
-          <w:trHeight w:val="500"/>
+          <w:trHeight w:val="500" w:hRule="atLeast"/>
         </w:trPr>
         <w:tc>
           <w:tcPr>
@@ -7904,8 +7823,7 @@
       </w:tr>
       <w:tr>
         <w:trPr>
-          <w:cantSplit/>
-          <w:trHeight w:val="500"/>
+          <w:trHeight w:val="500" w:hRule="atLeast"/>
         </w:trPr>
         <w:tc>
           <w:tcPr>
@@ -8036,8 +7954,7 @@
       </w:tr>
       <w:tr>
         <w:trPr>
-          <w:cantSplit/>
-          <w:trHeight w:val="500"/>
+          <w:trHeight w:val="500" w:hRule="atLeast"/>
         </w:trPr>
         <w:tc>
           <w:tcPr>
@@ -8168,8 +8085,7 @@
       </w:tr>
       <w:tr>
         <w:trPr>
-          <w:cantSplit/>
-          <w:trHeight w:val="500"/>
+          <w:trHeight w:val="500" w:hRule="atLeast"/>
         </w:trPr>
         <w:tc>
           <w:tcPr>
@@ -8315,6 +8231,7 @@
     </w:p>
     <w:tbl>
       <w:tblPr>
+        <w:tblOverlap w:val="never"/>
         <w:tblW w:w="10200" w:type="dxa"/>
         <w:jc w:val="center"/>
         <w:tblLayout w:type="fixed"/>
@@ -8327,8 +8244,7 @@
       </w:tblGrid>
       <w:tr>
         <w:trPr>
-          <w:cantSplit/>
-          <w:trHeight w:val="420"/>
+          <w:trHeight w:val="420" w:hRule="atLeast"/>
         </w:trPr>
         <w:tc>
           <w:tcPr>
@@ -8445,8 +8361,7 @@
       </w:tr>
       <w:tr>
         <w:trPr>
-          <w:cantSplit/>
-          <w:trHeight w:val="560"/>
+          <w:trHeight w:val="560" w:hRule="atLeast"/>
         </w:trPr>
         <w:tc>
           <w:tcPr>
@@ -8577,8 +8492,7 @@
       </w:tr>
       <w:tr>
         <w:trPr>
-          <w:cantSplit/>
-          <w:trHeight w:val="560"/>
+          <w:trHeight w:val="560" w:hRule="atLeast"/>
         </w:trPr>
         <w:tc>
           <w:tcPr>
@@ -8709,8 +8623,7 @@
       </w:tr>
       <w:tr>
         <w:trPr>
-          <w:cantSplit/>
-          <w:trHeight w:val="560"/>
+          <w:trHeight w:val="560" w:hRule="atLeast"/>
         </w:trPr>
         <w:tc>
           <w:tcPr>
@@ -8815,8 +8728,7 @@
       </w:tr>
       <w:tr>
         <w:trPr>
-          <w:cantSplit/>
-          <w:trHeight w:val="560"/>
+          <w:trHeight w:val="560" w:hRule="atLeast"/>
         </w:trPr>
         <w:tc>
           <w:tcPr>
@@ -8922,6 +8834,7 @@
     </w:tbl>
     <w:tbl>
       <w:tblPr>
+        <w:tblOverlap w:val="never"/>
         <w:tblW w:w="10200" w:type="dxa"/>
         <w:jc w:val="center"/>
         <w:tblLayout w:type="fixed"/>
@@ -8934,8 +8847,7 @@
       </w:tblGrid>
       <w:tr>
         <w:trPr>
-          <w:cantSplit/>
-          <w:trHeight w:val="420"/>
+          <w:trHeight w:val="420" w:hRule="atLeast"/>
         </w:trPr>
         <w:tc>
           <w:tcPr>
@@ -9088,8 +9000,7 @@
       </w:tr>
       <w:tr>
         <w:trPr>
-          <w:cantSplit/>
-          <w:trHeight w:val="420"/>
+          <w:trHeight w:val="420" w:hRule="atLeast"/>
         </w:trPr>
         <w:tc>
           <w:tcPr>
@@ -9214,6 +9125,7 @@
     </w:p>
     <w:tbl>
       <w:tblPr>
+        <w:tblOverlap w:val="never"/>
         <w:tblW w:w="10200" w:type="dxa"/>
         <w:jc w:val="center"/>
         <w:tblLayout w:type="fixed"/>
@@ -9226,8 +9138,7 @@
       </w:tblGrid>
       <w:tr>
         <w:trPr>
-          <w:cantSplit/>
-          <w:trHeight w:val="380"/>
+          <w:trHeight w:val="380" w:hRule="atLeast"/>
         </w:trPr>
         <w:tc>
           <w:tcPr>
@@ -9364,8 +9275,7 @@
       </w:tr>
       <w:tr>
         <w:trPr>
-          <w:cantSplit/>
-          <w:trHeight w:val="500"/>
+          <w:trHeight w:val="500" w:hRule="atLeast"/>
         </w:trPr>
         <w:tc>
           <w:tcPr>
@@ -9496,8 +9406,7 @@
       </w:tr>
       <w:tr>
         <w:trPr>
-          <w:cantSplit/>
-          <w:trHeight w:val="500"/>
+          <w:trHeight w:val="500" w:hRule="atLeast"/>
         </w:trPr>
         <w:tc>
           <w:tcPr>
@@ -9628,8 +9537,7 @@
       </w:tr>
       <w:tr>
         <w:trPr>
-          <w:cantSplit/>
-          <w:trHeight w:val="500"/>
+          <w:trHeight w:val="500" w:hRule="atLeast"/>
         </w:trPr>
         <w:tc>
           <w:tcPr>
@@ -9768,8 +9676,7 @@
       </w:tr>
       <w:tr>
         <w:trPr>
-          <w:cantSplit/>
-          <w:trHeight w:val="500"/>
+          <w:trHeight w:val="500" w:hRule="atLeast"/>
         </w:trPr>
         <w:tc>
           <w:tcPr>
@@ -9914,8 +9821,7 @@
       </w:tr>
       <w:tr>
         <w:trPr>
-          <w:cantSplit/>
-          <w:trHeight w:val="500"/>
+          <w:trHeight w:val="500" w:hRule="atLeast"/>
         </w:trPr>
         <w:tc>
           <w:tcPr>
@@ -10060,8 +9966,7 @@
       </w:tr>
       <w:tr>
         <w:trPr>
-          <w:cantSplit/>
-          <w:trHeight w:val="500"/>
+          <w:trHeight w:val="500" w:hRule="atLeast"/>
         </w:trPr>
         <w:tc>
           <w:tcPr>
@@ -10206,8 +10111,7 @@
       </w:tr>
       <w:tr>
         <w:trPr>
-          <w:cantSplit/>
-          <w:trHeight w:val="500"/>
+          <w:trHeight w:val="500" w:hRule="atLeast"/>
         </w:trPr>
         <w:tc>
           <w:tcPr>
@@ -10346,8 +10250,7 @@
       </w:tr>
       <w:tr>
         <w:trPr>
-          <w:cantSplit/>
-          <w:trHeight w:val="500"/>
+          <w:trHeight w:val="500" w:hRule="atLeast"/>
         </w:trPr>
         <w:tc>
           <w:tcPr>
@@ -10486,8 +10389,7 @@
       </w:tr>
       <w:tr>
         <w:trPr>
-          <w:cantSplit/>
-          <w:trHeight w:val="500"/>
+          <w:trHeight w:val="500" w:hRule="atLeast"/>
         </w:trPr>
         <w:tc>
           <w:tcPr>
@@ -10618,8 +10520,7 @@
       </w:tr>
       <w:tr>
         <w:trPr>
-          <w:cantSplit/>
-          <w:trHeight w:val="500"/>
+          <w:trHeight w:val="500" w:hRule="atLeast"/>
         </w:trPr>
         <w:tc>
           <w:tcPr>
@@ -10750,8 +10651,7 @@
       </w:tr>
       <w:tr>
         <w:trPr>
-          <w:cantSplit/>
-          <w:trHeight w:val="500"/>
+          <w:trHeight w:val="500" w:hRule="atLeast"/>
         </w:trPr>
         <w:tc>
           <w:tcPr>
@@ -10890,8 +10790,7 @@
       </w:tr>
       <w:tr>
         <w:trPr>
-          <w:cantSplit/>
-          <w:trHeight w:val="500"/>
+          <w:trHeight w:val="500" w:hRule="atLeast"/>
         </w:trPr>
         <w:tc>
           <w:tcPr>
@@ -11239,6 +11138,7 @@
     </w:p>
     <w:tbl>
       <w:tblPr>
+        <w:tblOverlap w:val="never"/>
         <w:tblW w:w="10200" w:type="dxa"/>
         <w:jc w:val="center"/>
         <w:tblLayout w:type="fixed"/>
@@ -11250,8 +11150,7 @@
       </w:tblGrid>
       <w:tr>
         <w:trPr>
-          <w:cantSplit/>
-          <w:trHeight w:val="420"/>
+          <w:trHeight w:val="420" w:hRule="atLeast"/>
         </w:trPr>
         <w:tc>
           <w:tcPr>
@@ -11338,8 +11237,7 @@
       </w:tr>
       <w:tr>
         <w:trPr>
-          <w:cantSplit/>
-          <w:trHeight w:val="420"/>
+          <w:trHeight w:val="420" w:hRule="atLeast"/>
         </w:trPr>
         <w:tc>
           <w:tcPr>
@@ -11442,6 +11340,7 @@
     </w:p>
     <w:tbl>
       <w:tblPr>
+        <w:tblOverlap w:val="never"/>
         <w:tblW w:w="10200" w:type="dxa"/>
         <w:jc w:val="center"/>
         <w:tblLayout w:type="fixed"/>
@@ -11452,8 +11351,7 @@
       </w:tblGrid>
       <w:tr>
         <w:trPr>
-          <w:cantSplit/>
-          <w:trHeight w:val="1900"/>
+          <w:trHeight w:val="1900" w:hRule="atLeast"/>
         </w:trPr>
         <w:tc>
           <w:tcPr>
@@ -11701,8 +11599,7 @@
       </w:tr>
       <w:tr>
         <w:trPr>
-          <w:cantSplit/>
-          <w:trHeight w:val="1500"/>
+          <w:trHeight w:val="1500" w:hRule="atLeast"/>
         </w:trPr>
         <w:tc>
           <w:tcPr>
@@ -12800,6 +12697,7 @@
     </w:p>
     <w:tbl>
       <w:tblPr>
+        <w:tblOverlap w:val="never"/>
         <w:tblW w:w="10200" w:type="dxa"/>
         <w:jc w:val="center"/>
         <w:tblLayout w:type="fixed"/>
@@ -12812,8 +12710,7 @@
       </w:tblGrid>
       <w:tr>
         <w:trPr>
-          <w:cantSplit/>
-          <w:trHeight w:val="420"/>
+          <w:trHeight w:val="420" w:hRule="atLeast"/>
         </w:trPr>
         <w:tc>
           <w:tcPr>
@@ -12965,8 +12862,7 @@
       </w:tr>
       <w:tr>
         <w:trPr>
-          <w:cantSplit/>
-          <w:trHeight w:val="420"/>
+          <w:trHeight w:val="420" w:hRule="atLeast"/>
         </w:trPr>
         <w:tc>
           <w:tcPr>
@@ -13090,6 +12986,7 @@
     </w:p>
     <w:tbl>
       <w:tblPr>
+        <w:tblOverlap w:val="never"/>
         <w:tblW w:w="10200" w:type="dxa"/>
         <w:jc w:val="center"/>
         <w:tblLayout w:type="fixed"/>
@@ -13100,8 +12997,7 @@
       </w:tblGrid>
       <w:tr>
         <w:trPr>
-          <w:cantSplit/>
-          <w:trHeight w:val="1900"/>
+          <w:trHeight w:val="1900" w:hRule="atLeast"/>
         </w:trPr>
         <w:tc>
           <w:tcPr>
@@ -14088,6 +13984,7 @@
     </w:p>
     <w:tbl>
       <w:tblPr>
+        <w:tblOverlap w:val="never"/>
         <w:tblW w:w="10200" w:type="dxa"/>
         <w:jc w:val="center"/>
         <w:tblLayout w:type="fixed"/>
@@ -14099,8 +13996,7 @@
       </w:tblGrid>
       <w:tr>
         <w:trPr>
-          <w:cantSplit/>
-          <w:trHeight w:val="420"/>
+          <w:trHeight w:val="420" w:hRule="atLeast"/>
         </w:trPr>
         <w:tc>
           <w:tcPr>
@@ -14219,8 +14115,7 @@
       </w:tr>
       <w:tr>
         <w:trPr>
-          <w:cantSplit/>
-          <w:trHeight w:val="420"/>
+          <w:trHeight w:val="420" w:hRule="atLeast"/>
         </w:trPr>
         <w:tc>
           <w:tcPr>
@@ -14418,6 +14313,7 @@
     </w:p>
     <w:tbl>
       <w:tblPr>
+        <w:tblOverlap w:val="never"/>
         <w:tblW w:w="9000" w:type="dxa"/>
         <w:jc w:val="center"/>
         <w:tblLayout w:type="fixed"/>
@@ -14426,9 +14322,6 @@
         <w:gridCol w:w="9000"/>
       </w:tblGrid>
       <w:tr>
-        <w:trPr>
-          <w:cantSplit/>
-        </w:trPr>
         <w:tc>
           <w:tcPr>
             <w:tcW w:w="9000" w:type="dxa"/>
@@ -14756,6 +14649,7 @@
     </w:p>
     <w:tbl>
       <w:tblPr>
+        <w:tblOverlap w:val="never"/>
         <w:tblW w:w="9100" w:type="dxa"/>
         <w:jc w:val="center"/>
         <w:tblLayout w:type="fixed"/>
@@ -14766,9 +14660,6 @@
         <w:gridCol w:w="3800"/>
       </w:tblGrid>
       <w:tr>
-        <w:trPr>
-          <w:cantSplit/>
-        </w:trPr>
         <w:tc>
           <w:tcPr>
             <w:tcW w:w="1500" w:type="dxa"/>
@@ -14852,9 +14743,6 @@
         </w:tc>
       </w:tr>
       <w:tr>
-        <w:trPr>
-          <w:cantSplit/>
-        </w:trPr>
         <w:tc>
           <w:tcPr>
             <w:tcW w:w="1500" w:type="dxa"/>
@@ -15047,6 +14935,7 @@
     </w:p>
     <w:tbl>
       <w:tblPr>
+        <w:tblOverlap w:val="never"/>
         <w:tblW w:w="9200" w:type="dxa"/>
         <w:jc w:val="center"/>
         <w:tblLayout w:type="fixed"/>
@@ -15055,9 +14944,6 @@
         <w:gridCol w:w="9200"/>
       </w:tblGrid>
       <w:tr>
-        <w:trPr>
-          <w:cantSplit/>
-        </w:trPr>
         <w:tc>
           <w:tcPr>
             <w:tcW w:w="9200" w:type="dxa"/>
@@ -15542,6 +15428,7 @@
     </w:p>
     <w:tbl>
       <w:tblPr>
+        <w:tblOverlap w:val="never"/>
         <w:tblW w:w="10200" w:type="dxa"/>
         <w:jc w:val="center"/>
         <w:tblLayout w:type="fixed"/>
@@ -15553,8 +15440,7 @@
       </w:tblGrid>
       <w:tr>
         <w:trPr>
-          <w:cantSplit/>
-          <w:trHeight w:val="420"/>
+          <w:trHeight w:val="420" w:hRule="atLeast"/>
         </w:trPr>
         <w:tc>
           <w:tcPr>
@@ -15673,8 +15559,7 @@
       </w:tr>
       <w:tr>
         <w:trPr>
-          <w:cantSplit/>
-          <w:trHeight w:val="420"/>
+          <w:trHeight w:val="420" w:hRule="atLeast"/>
         </w:trPr>
         <w:tc>
           <w:tcPr>
@@ -16045,6 +15930,7 @@
     </w:p>
     <w:tbl>
       <w:tblPr>
+        <w:tblOverlap w:val="never"/>
         <w:tblW w:w="9600" w:type="dxa"/>
         <w:jc w:val="center"/>
         <w:tblLayout w:type="fixed"/>
@@ -16054,9 +15940,6 @@
         <w:gridCol w:w="1200"/>
       </w:tblGrid>
       <w:tr>
-        <w:trPr>
-          <w:cantSplit/>
-        </w:trPr>
         <w:tc>
           <w:tcPr>
             <w:tcW w:w="8400" w:type="dxa"/>
@@ -16151,9 +16034,6 @@
         </w:tc>
       </w:tr>
       <w:tr>
-        <w:trPr>
-          <w:cantSplit/>
-        </w:trPr>
         <w:tc>
           <w:tcPr>
             <w:tcW w:w="8400" w:type="dxa"/>
@@ -16248,9 +16128,6 @@
         </w:tc>
       </w:tr>
       <w:tr>
-        <w:trPr>
-          <w:cantSplit/>
-        </w:trPr>
         <w:tc>
           <w:tcPr>
             <w:tcW w:w="8400" w:type="dxa"/>
@@ -16345,9 +16222,6 @@
         </w:tc>
       </w:tr>
       <w:tr>
-        <w:trPr>
-          <w:cantSplit/>
-        </w:trPr>
         <w:tc>
           <w:tcPr>
             <w:tcW w:w="8400" w:type="dxa"/>
@@ -16442,9 +16316,6 @@
         </w:tc>
       </w:tr>
       <w:tr>
-        <w:trPr>
-          <w:cantSplit/>
-        </w:trPr>
         <w:tc>
           <w:tcPr>
             <w:tcW w:w="8400" w:type="dxa"/>
@@ -16734,6 +16605,7 @@
     </w:p>
     <w:tbl>
       <w:tblPr>
+        <w:tblOverlap w:val="never"/>
         <w:tblW w:w="10200" w:type="dxa"/>
         <w:jc w:val="center"/>
         <w:tblLayout w:type="fixed"/>
@@ -16745,8 +16617,7 @@
       </w:tblGrid>
       <w:tr>
         <w:trPr>
-          <w:cantSplit/>
-          <w:trHeight w:val="420"/>
+          <w:trHeight w:val="420" w:hRule="atLeast"/>
         </w:trPr>
         <w:tc>
           <w:tcPr>
@@ -16865,8 +16736,7 @@
       </w:tr>
       <w:tr>
         <w:trPr>
-          <w:cantSplit/>
-          <w:trHeight w:val="420"/>
+          <w:trHeight w:val="420" w:hRule="atLeast"/>
         </w:trPr>
         <w:tc>
           <w:tcPr>
@@ -17755,6 +17625,7 @@
     </w:p>
     <w:tbl>
       <w:tblPr>
+        <w:tblOverlap w:val="never"/>
         <w:tblW w:w="10200" w:type="dxa"/>
         <w:jc w:val="center"/>
         <w:tblLayout w:type="fixed"/>
@@ -17767,8 +17638,7 @@
       </w:tblGrid>
       <w:tr>
         <w:trPr>
-          <w:cantSplit/>
-          <w:trHeight w:val="420"/>
+          <w:trHeight w:val="420" w:hRule="atLeast"/>
         </w:trPr>
         <w:tc>
           <w:tcPr>
@@ -17919,8 +17789,7 @@
       </w:tr>
       <w:tr>
         <w:trPr>
-          <w:cantSplit/>
-          <w:trHeight w:val="420"/>
+          <w:trHeight w:val="420" w:hRule="atLeast"/>
         </w:trPr>
         <w:tc>
           <w:tcPr>
@@ -18056,6 +17925,7 @@
     </w:p>
     <w:tbl>
       <w:tblPr>
+        <w:tblOverlap w:val="never"/>
         <w:tblW w:w="10200" w:type="dxa"/>
         <w:jc w:val="center"/>
         <w:tblLayout w:type="fixed"/>
@@ -18064,9 +17934,6 @@
         <w:gridCol w:w="10200"/>
       </w:tblGrid>
       <w:tr>
-        <w:trPr>
-          <w:cantSplit/>
-        </w:trPr>
         <w:tc>
           <w:tcPr>
             <w:tcW w:w="10200" w:type="dxa"/>
@@ -18094,6 +17961,7 @@
           </w:p>
           <w:tbl>
             <w:tblPr>
+              <w:tblOverlap w:val="never"/>
               <w:tblW w:w="9900" w:type="dxa"/>
               <w:jc w:val="left"/>
               <w:tblLayout w:type="fixed"/>
@@ -18103,9 +17971,6 @@
               <w:gridCol w:w="3000"/>
             </w:tblGrid>
             <w:tr>
-              <w:trPr>
-                <w:cantSplit/>
-              </w:trPr>
               <w:tc>
                 <w:tcPr>
                   <w:tcW w:w="6900" w:type="dxa"/>
@@ -18343,6 +18208,7 @@
                 </w:p>
                 <w:tbl>
                   <w:tblPr>
+                    <w:tblOverlap w:val="never"/>
                     <w:tblW w:w="2900" w:type="dxa"/>
                     <w:jc w:val="left"/>
                     <w:tblLayout w:type="fixed"/>
@@ -18352,9 +18218,6 @@
                     <w:gridCol w:w="1450"/>
                   </w:tblGrid>
                   <w:tr>
-                    <w:trPr>
-                      <w:cantSplit/>
-                    </w:trPr>
                     <w:tc>
                       <w:tcPr>
                         <w:tcW w:w="1450" w:type="dxa"/>
@@ -18526,9 +18389,6 @@
                     </w:tc>
                   </w:tr>
                   <w:tr>
-                    <w:trPr>
-                      <w:cantSplit/>
-                    </w:trPr>
                     <w:tc>
                       <w:tcPr>
                         <w:tcW w:w="1450" w:type="dxa"/>
@@ -19124,6 +18984,7 @@
     </w:p>
     <w:tbl>
       <w:tblPr>
+        <w:tblOverlap w:val="never"/>
         <w:tblW w:w="10200" w:type="dxa"/>
         <w:jc w:val="center"/>
         <w:tblLayout w:type="fixed"/>
@@ -19133,9 +18994,6 @@
         <w:gridCol w:w="3600"/>
       </w:tblGrid>
       <w:tr>
-        <w:trPr>
-          <w:cantSplit/>
-        </w:trPr>
         <w:tc>
           <w:tcPr>
             <w:tcW w:w="6600" w:type="dxa"/>
@@ -19216,9 +19074,6 @@
         </w:tc>
       </w:tr>
       <w:tr>
-        <w:trPr>
-          <w:cantSplit/>
-        </w:trPr>
         <w:tc>
           <w:tcPr>
             <w:tcW w:w="6600" w:type="dxa"/>
@@ -19299,9 +19154,6 @@
         </w:tc>
       </w:tr>
       <w:tr>
-        <w:trPr>
-          <w:cantSplit/>
-        </w:trPr>
         <w:tc>
           <w:tcPr>
             <w:tcW w:w="6600" w:type="dxa"/>
@@ -19382,9 +19234,6 @@
         </w:tc>
       </w:tr>
       <w:tr>
-        <w:trPr>
-          <w:cantSplit/>
-        </w:trPr>
         <w:tc>
           <w:tcPr>
             <w:tcW w:w="6600" w:type="dxa"/>
@@ -19465,9 +19314,6 @@
         </w:tc>
       </w:tr>
       <w:tr>
-        <w:trPr>
-          <w:cantSplit/>
-        </w:trPr>
         <w:tc>
           <w:tcPr>
             <w:tcW w:w="6600" w:type="dxa"/>
@@ -19548,9 +19394,6 @@
         </w:tc>
       </w:tr>
       <w:tr>
-        <w:trPr>
-          <w:cantSplit/>
-        </w:trPr>
         <w:tc>
           <w:tcPr>
             <w:tcW w:w="6600" w:type="dxa"/>
@@ -19664,6 +19507,7 @@
     </w:p>
     <w:tbl>
       <w:tblPr>
+        <w:tblOverlap w:val="never"/>
         <w:tblW w:w="10200" w:type="dxa"/>
         <w:jc w:val="center"/>
         <w:tblLayout w:type="fixed"/>
@@ -19672,9 +19516,6 @@
         <w:gridCol w:w="10200"/>
       </w:tblGrid>
       <w:tr>
-        <w:trPr>
-          <w:cantSplit/>
-        </w:trPr>
         <w:tc>
           <w:tcPr>
             <w:tcW w:w="10200" w:type="dxa"/>
@@ -19807,6 +19648,7 @@
     </w:p>
     <w:tbl>
       <w:tblPr>
+        <w:tblOverlap w:val="never"/>
         <w:tblW w:w="10200" w:type="dxa"/>
         <w:jc w:val="center"/>
         <w:tblLayout w:type="fixed"/>
@@ -19819,8 +19661,7 @@
       </w:tblGrid>
       <w:tr>
         <w:trPr>
-          <w:cantSplit/>
-          <w:trHeight w:val="420"/>
+          <w:trHeight w:val="420" w:hRule="atLeast"/>
         </w:trPr>
         <w:tc>
           <w:tcPr>
@@ -19971,8 +19812,7 @@
       </w:tr>
       <w:tr>
         <w:trPr>
-          <w:cantSplit/>
-          <w:trHeight w:val="420"/>
+          <w:trHeight w:val="420" w:hRule="atLeast"/>
         </w:trPr>
         <w:tc>
           <w:tcPr>
@@ -20158,6 +19998,7 @@
     </w:p>
     <w:tbl>
       <w:tblPr>
+        <w:tblOverlap w:val="never"/>
         <w:tblW w:w="10200" w:type="dxa"/>
         <w:jc w:val="center"/>
         <w:tblLayout w:type="fixed"/>
@@ -20166,9 +20007,6 @@
         <w:gridCol w:w="10200"/>
       </w:tblGrid>
       <w:tr>
-        <w:trPr>
-          <w:cantSplit/>
-        </w:trPr>
         <w:tc>
           <w:tcPr>
             <w:tcW w:w="10200" w:type="dxa"/>
@@ -20196,6 +20034,7 @@
           </w:p>
           <w:tbl>
             <w:tblPr>
+              <w:tblOverlap w:val="never"/>
               <w:tblW w:w="8780" w:type="dxa"/>
               <w:jc w:val="left"/>
               <w:tblLayout w:type="fixed"/>
@@ -20210,9 +20049,6 @@
               <w:gridCol w:w="3380"/>
             </w:tblGrid>
             <w:tr>
-              <w:trPr>
-                <w:cantSplit/>
-              </w:trPr>
               <w:tc>
                 <w:tcPr>
                   <w:tcW w:w="980" w:type="dxa"/>
@@ -20437,9 +20273,6 @@
               </w:tc>
             </w:tr>
             <w:tr>
-              <w:trPr>
-                <w:cantSplit/>
-              </w:trPr>
               <w:tc>
                 <w:tcPr>
                   <w:tcW w:w="980" w:type="dxa"/>
@@ -20635,9 +20468,6 @@
         </w:tc>
       </w:tr>
       <w:tr>
-        <w:trPr>
-          <w:cantSplit/>
-        </w:trPr>
         <w:tc>
           <w:tcPr>
             <w:tcW w:w="10200" w:type="dxa"/>
@@ -20665,6 +20495,7 @@
           </w:p>
           <w:tbl>
             <w:tblPr>
+              <w:tblOverlap w:val="never"/>
               <w:tblW w:w="7910" w:type="dxa"/>
               <w:jc w:val="left"/>
               <w:tblLayout w:type="fixed"/>
@@ -20679,9 +20510,6 @@
               <w:gridCol w:w="1340"/>
             </w:tblGrid>
             <w:tr>
-              <w:trPr>
-                <w:cantSplit/>
-              </w:trPr>
               <w:tc>
                 <w:tcPr>
                   <w:tcW w:w="1340" w:type="dxa"/>
@@ -20906,9 +20734,6 @@
               </w:tc>
             </w:tr>
             <w:tr>
-              <w:trPr>
-                <w:cantSplit/>
-              </w:trPr>
               <w:tc>
                 <w:tcPr>
                   <w:tcW w:w="1340" w:type="dxa"/>
@@ -21172,6 +20997,7 @@
     </w:p>
     <w:tbl>
       <w:tblPr>
+        <w:tblOverlap w:val="never"/>
         <w:tblW w:w="10200" w:type="dxa"/>
         <w:jc w:val="center"/>
         <w:tblLayout w:type="fixed"/>
@@ -21180,9 +21006,6 @@
         <w:gridCol w:w="10200"/>
       </w:tblGrid>
       <w:tr>
-        <w:trPr>
-          <w:cantSplit/>
-        </w:trPr>
         <w:tc>
           <w:tcPr>
             <w:tcW w:w="10200" w:type="dxa"/>
@@ -21210,6 +21033,7 @@
           </w:p>
           <w:tbl>
             <w:tblPr>
+              <w:tblOverlap w:val="never"/>
               <w:tblW w:w="7310" w:type="dxa"/>
               <w:jc w:val="left"/>
               <w:tblLayout w:type="fixed"/>
@@ -21224,9 +21048,6 @@
               <w:gridCol w:w="1340"/>
             </w:tblGrid>
             <w:tr>
-              <w:trPr>
-                <w:cantSplit/>
-              </w:trPr>
               <w:tc>
                 <w:tcPr>
                   <w:tcW w:w="1340" w:type="dxa"/>
@@ -21451,9 +21272,6 @@
               </w:tc>
             </w:tr>
             <w:tr>
-              <w:trPr>
-                <w:cantSplit/>
-              </w:trPr>
               <w:tc>
                 <w:tcPr>
                   <w:tcW w:w="1340" w:type="dxa"/>
@@ -21648,6 +21466,7 @@
           </w:p>
           <w:tbl>
             <w:tblPr>
+              <w:tblOverlap w:val="never"/>
               <w:tblW w:w="5720" w:type="dxa"/>
               <w:jc w:val="left"/>
               <w:tblLayout w:type="fixed"/>
@@ -21659,9 +21478,6 @@
               <w:gridCol w:w="1340"/>
             </w:tblGrid>
             <w:tr>
-              <w:trPr>
-                <w:cantSplit/>
-              </w:trPr>
               <w:tc>
                 <w:tcPr>
                   <w:tcW w:w="2180" w:type="dxa"/>
@@ -21798,9 +21614,6 @@
               </w:tc>
             </w:tr>
             <w:tr>
-              <w:trPr>
-                <w:cantSplit/>
-              </w:trPr>
               <w:tc>
                 <w:tcPr>
                   <w:tcW w:w="2180" w:type="dxa"/>
@@ -21958,6 +21771,7 @@
     </w:p>
     <w:tbl>
       <w:tblPr>
+        <w:tblOverlap w:val="never"/>
         <w:tblW w:w="10200" w:type="dxa"/>
         <w:jc w:val="center"/>
         <w:tblLayout w:type="fixed"/>
@@ -21966,9 +21780,6 @@
         <w:gridCol w:w="10200"/>
       </w:tblGrid>
       <w:tr>
-        <w:trPr>
-          <w:cantSplit/>
-        </w:trPr>
         <w:tc>
           <w:tcPr>
             <w:tcW w:w="10200" w:type="dxa"/>
@@ -21996,6 +21807,7 @@
           </w:p>
           <w:tbl>
             <w:tblPr>
+              <w:tblOverlap w:val="never"/>
               <w:tblW w:w="7670" w:type="dxa"/>
               <w:jc w:val="left"/>
               <w:tblLayout w:type="fixed"/>
@@ -22010,9 +21822,6 @@
               <w:gridCol w:w="1340"/>
             </w:tblGrid>
             <w:tr>
-              <w:trPr>
-                <w:cantSplit/>
-              </w:trPr>
               <w:tc>
                 <w:tcPr>
                   <w:tcW w:w="1340" w:type="dxa"/>
@@ -22237,9 +22046,6 @@
               </w:tc>
             </w:tr>
             <w:tr>
-              <w:trPr>
-                <w:cantSplit/>
-              </w:trPr>
               <w:tc>
                 <w:tcPr>
                   <w:tcW w:w="1340" w:type="dxa"/>
@@ -22434,6 +22240,7 @@
           </w:p>
           <w:tbl>
             <w:tblPr>
+              <w:tblOverlap w:val="never"/>
               <w:tblW w:w="5500" w:type="dxa"/>
               <w:jc w:val="left"/>
               <w:tblLayout w:type="fixed"/>
@@ -22446,9 +22253,6 @@
               <w:gridCol w:w="1340"/>
             </w:tblGrid>
             <w:tr>
-              <w:trPr>
-                <w:cantSplit/>
-              </w:trPr>
               <w:tc>
                 <w:tcPr>
                   <w:tcW w:w="1580" w:type="dxa"/>
@@ -22609,9 +22413,6 @@
               </w:tc>
             </w:tr>
             <w:tr>
-              <w:trPr>
-                <w:cantSplit/>
-              </w:trPr>
               <w:tc>
                 <w:tcPr>
                   <w:tcW w:w="1580" w:type="dxa"/>
@@ -22736,6 +22537,7 @@
     </w:p>
     <w:tbl>
       <w:tblPr>
+        <w:tblOverlap w:val="never"/>
         <w:tblW w:w="10200" w:type="dxa"/>
         <w:jc w:val="center"/>
         <w:tblLayout w:type="fixed"/>
@@ -22746,9 +22548,6 @@
         <w:gridCol w:w="3800"/>
       </w:tblGrid>
       <w:tr>
-        <w:trPr>
-          <w:cantSplit/>
-        </w:trPr>
         <w:tc>
           <w:tcPr>
             <w:tcW w:w="1200" w:type="dxa"/>
@@ -22889,9 +22688,6 @@
         </w:tc>
       </w:tr>
       <w:tr>
-        <w:trPr>
-          <w:cantSplit/>
-        </w:trPr>
         <w:tc>
           <w:tcPr>
             <w:tcW w:w="1200" w:type="dxa"/>

--- a/mokdong2/2fin/word/MDJ2_L5-L7_ByPart_Compact_Blank_A4.docx
+++ b/mokdong2/2fin/word/MDJ2_L5-L7_ByPart_Compact_Blank_A4.docx
@@ -942,7 +942,10 @@
     </w:p>
     <w:p>
       <w:pPr>
-        <w:spacing w:before="20" w:after="0" w:line="276" w:lineRule="auto"/>
+        <w:tabs>
+          <w:tab w:val="right" w:leader="underscore" w:pos="10300"/>
+        </w:tabs>
+        <w:spacing w:before="20" w:after="0" w:line="384" w:lineRule="auto"/>
         <w:ind w:left="170"/>
       </w:pPr>
       <w:r>
@@ -961,12 +964,17 @@
           <w:color w:val="1F2430"/>
           <w:sz w:val="20"/>
         </w:rPr>
-        <w:t>________________________________________</w:t>
+        <w:tab/>
+        <w:br/>
+        <w:tab/>
       </w:r>
     </w:p>
     <w:p>
       <w:pPr>
-        <w:spacing w:before="20" w:after="0" w:line="276" w:lineRule="auto"/>
+        <w:tabs>
+          <w:tab w:val="right" w:leader="underscore" w:pos="10300"/>
+        </w:tabs>
+        <w:spacing w:before="20" w:after="0" w:line="384" w:lineRule="auto"/>
         <w:ind w:left="170"/>
       </w:pPr>
       <w:r>
@@ -985,12 +993,17 @@
           <w:color w:val="1F2430"/>
           <w:sz w:val="20"/>
         </w:rPr>
-        <w:t>________________________________________</w:t>
+        <w:tab/>
+        <w:br/>
+        <w:tab/>
       </w:r>
     </w:p>
     <w:p>
       <w:pPr>
-        <w:spacing w:before="20" w:after="0" w:line="276" w:lineRule="auto"/>
+        <w:tabs>
+          <w:tab w:val="right" w:leader="underscore" w:pos="10300"/>
+        </w:tabs>
+        <w:spacing w:before="20" w:after="0" w:line="384" w:lineRule="auto"/>
         <w:ind w:left="170"/>
       </w:pPr>
       <w:r>
@@ -1009,12 +1022,17 @@
           <w:color w:val="1F2430"/>
           <w:sz w:val="20"/>
         </w:rPr>
-        <w:t>________________________________________</w:t>
+        <w:tab/>
+        <w:br/>
+        <w:tab/>
       </w:r>
     </w:p>
     <w:p>
       <w:pPr>
-        <w:spacing w:before="20" w:after="0" w:line="276" w:lineRule="auto"/>
+        <w:tabs>
+          <w:tab w:val="right" w:leader="underscore" w:pos="10300"/>
+        </w:tabs>
+        <w:spacing w:before="20" w:after="0" w:line="384" w:lineRule="auto"/>
         <w:ind w:left="170"/>
       </w:pPr>
       <w:r>
@@ -1033,12 +1051,17 @@
           <w:color w:val="1F2430"/>
           <w:sz w:val="20"/>
         </w:rPr>
-        <w:t>________________________________________</w:t>
+        <w:tab/>
+        <w:br/>
+        <w:tab/>
       </w:r>
     </w:p>
     <w:p>
       <w:pPr>
-        <w:spacing w:before="20" w:after="0" w:line="276" w:lineRule="auto"/>
+        <w:tabs>
+          <w:tab w:val="right" w:leader="underscore" w:pos="10300"/>
+        </w:tabs>
+        <w:spacing w:before="20" w:after="0" w:line="384" w:lineRule="auto"/>
         <w:ind w:left="170"/>
       </w:pPr>
       <w:r>
@@ -1057,12 +1080,17 @@
           <w:color w:val="1F2430"/>
           <w:sz w:val="20"/>
         </w:rPr>
-        <w:t>________________________________________</w:t>
+        <w:tab/>
+        <w:br/>
+        <w:tab/>
       </w:r>
     </w:p>
     <w:p>
       <w:pPr>
-        <w:spacing w:before="20" w:after="0" w:line="276" w:lineRule="auto"/>
+        <w:tabs>
+          <w:tab w:val="right" w:leader="underscore" w:pos="10300"/>
+        </w:tabs>
+        <w:spacing w:before="20" w:after="0" w:line="384" w:lineRule="auto"/>
         <w:ind w:left="170"/>
       </w:pPr>
       <w:r>
@@ -1081,12 +1109,15 @@
           <w:color w:val="1F2430"/>
           <w:sz w:val="20"/>
         </w:rPr>
-        <w:t>________________________________________</w:t>
+        <w:tab/>
       </w:r>
     </w:p>
     <w:p>
       <w:pPr>
-        <w:spacing w:before="20" w:after="0" w:line="276" w:lineRule="auto"/>
+        <w:tabs>
+          <w:tab w:val="right" w:leader="underscore" w:pos="10300"/>
+        </w:tabs>
+        <w:spacing w:before="20" w:after="0" w:line="384" w:lineRule="auto"/>
         <w:ind w:left="170"/>
       </w:pPr>
       <w:r>
@@ -1105,12 +1136,15 @@
           <w:color w:val="1F2430"/>
           <w:sz w:val="20"/>
         </w:rPr>
-        <w:t>________________________________________</w:t>
+        <w:tab/>
       </w:r>
     </w:p>
     <w:p>
       <w:pPr>
-        <w:spacing w:before="20" w:after="0" w:line="276" w:lineRule="auto"/>
+        <w:tabs>
+          <w:tab w:val="right" w:leader="underscore" w:pos="10300"/>
+        </w:tabs>
+        <w:spacing w:before="20" w:after="0" w:line="384" w:lineRule="auto"/>
         <w:ind w:left="170"/>
       </w:pPr>
       <w:r>
@@ -1129,12 +1163,17 @@
           <w:color w:val="1F2430"/>
           <w:sz w:val="20"/>
         </w:rPr>
-        <w:t>________________________________________</w:t>
+        <w:tab/>
+        <w:br/>
+        <w:tab/>
       </w:r>
     </w:p>
     <w:p>
       <w:pPr>
-        <w:spacing w:before="20" w:after="0" w:line="276" w:lineRule="auto"/>
+        <w:tabs>
+          <w:tab w:val="right" w:leader="underscore" w:pos="10300"/>
+        </w:tabs>
+        <w:spacing w:before="20" w:after="0" w:line="384" w:lineRule="auto"/>
         <w:ind w:left="170"/>
       </w:pPr>
       <w:r>
@@ -1153,12 +1192,17 @@
           <w:color w:val="1F2430"/>
           <w:sz w:val="20"/>
         </w:rPr>
-        <w:t>________________________________________</w:t>
+        <w:tab/>
+        <w:br/>
+        <w:tab/>
       </w:r>
     </w:p>
     <w:p>
       <w:pPr>
-        <w:spacing w:before="20" w:after="0" w:line="276" w:lineRule="auto"/>
+        <w:tabs>
+          <w:tab w:val="right" w:leader="underscore" w:pos="10300"/>
+        </w:tabs>
+        <w:spacing w:before="20" w:after="0" w:line="384" w:lineRule="auto"/>
         <w:ind w:left="170"/>
       </w:pPr>
       <w:r>
@@ -1177,12 +1221,15 @@
           <w:color w:val="1F2430"/>
           <w:sz w:val="20"/>
         </w:rPr>
-        <w:t>________________________________________</w:t>
+        <w:tab/>
       </w:r>
     </w:p>
     <w:p>
       <w:pPr>
-        <w:spacing w:before="20" w:after="0" w:line="276" w:lineRule="auto"/>
+        <w:tabs>
+          <w:tab w:val="right" w:leader="underscore" w:pos="10300"/>
+        </w:tabs>
+        <w:spacing w:before="20" w:after="0" w:line="384" w:lineRule="auto"/>
         <w:ind w:left="170"/>
       </w:pPr>
       <w:r>
@@ -1201,12 +1248,17 @@
           <w:color w:val="1F2430"/>
           <w:sz w:val="20"/>
         </w:rPr>
-        <w:t>________________________________________</w:t>
+        <w:tab/>
+        <w:br/>
+        <w:tab/>
       </w:r>
     </w:p>
     <w:p>
       <w:pPr>
-        <w:spacing w:before="20" w:after="0" w:line="276" w:lineRule="auto"/>
+        <w:tabs>
+          <w:tab w:val="right" w:leader="underscore" w:pos="10300"/>
+        </w:tabs>
+        <w:spacing w:before="20" w:after="0" w:line="384" w:lineRule="auto"/>
         <w:ind w:left="170"/>
       </w:pPr>
       <w:r>
@@ -1225,12 +1277,15 @@
           <w:color w:val="1F2430"/>
           <w:sz w:val="20"/>
         </w:rPr>
-        <w:t>________________________________________</w:t>
+        <w:tab/>
       </w:r>
     </w:p>
     <w:p>
       <w:pPr>
-        <w:spacing w:before="20" w:after="0" w:line="276" w:lineRule="auto"/>
+        <w:tabs>
+          <w:tab w:val="right" w:leader="underscore" w:pos="10300"/>
+        </w:tabs>
+        <w:spacing w:before="20" w:after="0" w:line="384" w:lineRule="auto"/>
         <w:ind w:left="170"/>
       </w:pPr>
       <w:r>
@@ -1249,12 +1304,17 @@
           <w:color w:val="1F2430"/>
           <w:sz w:val="20"/>
         </w:rPr>
-        <w:t>________________________________________</w:t>
+        <w:tab/>
+        <w:br/>
+        <w:tab/>
       </w:r>
     </w:p>
     <w:p>
       <w:pPr>
-        <w:spacing w:before="20" w:after="0" w:line="276" w:lineRule="auto"/>
+        <w:tabs>
+          <w:tab w:val="right" w:leader="underscore" w:pos="10300"/>
+        </w:tabs>
+        <w:spacing w:before="20" w:after="0" w:line="384" w:lineRule="auto"/>
         <w:ind w:left="170"/>
       </w:pPr>
       <w:r>
@@ -1273,12 +1333,19 @@
           <w:color w:val="1F2430"/>
           <w:sz w:val="20"/>
         </w:rPr>
-        <w:t>________________________________________</w:t>
+        <w:tab/>
+        <w:br/>
+        <w:tab/>
+        <w:br/>
+        <w:tab/>
       </w:r>
     </w:p>
     <w:p>
       <w:pPr>
-        <w:spacing w:before="20" w:after="0" w:line="276" w:lineRule="auto"/>
+        <w:tabs>
+          <w:tab w:val="right" w:leader="underscore" w:pos="10300"/>
+        </w:tabs>
+        <w:spacing w:before="20" w:after="0" w:line="384" w:lineRule="auto"/>
         <w:ind w:left="170"/>
       </w:pPr>
       <w:r>
@@ -1297,12 +1364,17 @@
           <w:color w:val="1F2430"/>
           <w:sz w:val="20"/>
         </w:rPr>
-        <w:t>________________________________________</w:t>
+        <w:tab/>
+        <w:br/>
+        <w:tab/>
       </w:r>
     </w:p>
     <w:p>
       <w:pPr>
-        <w:spacing w:before="20" w:after="0" w:line="276" w:lineRule="auto"/>
+        <w:tabs>
+          <w:tab w:val="right" w:leader="underscore" w:pos="10300"/>
+        </w:tabs>
+        <w:spacing w:before="20" w:after="0" w:line="384" w:lineRule="auto"/>
         <w:ind w:left="170"/>
       </w:pPr>
       <w:r>
@@ -1321,12 +1393,17 @@
           <w:color w:val="1F2430"/>
           <w:sz w:val="20"/>
         </w:rPr>
-        <w:t>________________________________________</w:t>
+        <w:tab/>
+        <w:br/>
+        <w:tab/>
       </w:r>
     </w:p>
     <w:p>
       <w:pPr>
-        <w:spacing w:before="20" w:after="0" w:line="276" w:lineRule="auto"/>
+        <w:tabs>
+          <w:tab w:val="right" w:leader="underscore" w:pos="10300"/>
+        </w:tabs>
+        <w:spacing w:before="20" w:after="0" w:line="384" w:lineRule="auto"/>
         <w:ind w:left="170"/>
       </w:pPr>
       <w:r>
@@ -1345,12 +1422,17 @@
           <w:color w:val="1F2430"/>
           <w:sz w:val="20"/>
         </w:rPr>
-        <w:t>________________________________________</w:t>
+        <w:tab/>
+        <w:br/>
+        <w:tab/>
       </w:r>
     </w:p>
     <w:p>
       <w:pPr>
-        <w:spacing w:before="20" w:after="0" w:line="276" w:lineRule="auto"/>
+        <w:tabs>
+          <w:tab w:val="right" w:leader="underscore" w:pos="10300"/>
+        </w:tabs>
+        <w:spacing w:before="20" w:after="0" w:line="384" w:lineRule="auto"/>
         <w:ind w:left="170"/>
       </w:pPr>
       <w:r>
@@ -1369,12 +1451,17 @@
           <w:color w:val="1F2430"/>
           <w:sz w:val="20"/>
         </w:rPr>
-        <w:t>________________________________________</w:t>
+        <w:tab/>
+        <w:br/>
+        <w:tab/>
       </w:r>
     </w:p>
     <w:p>
       <w:pPr>
-        <w:spacing w:before="20" w:after="0" w:line="276" w:lineRule="auto"/>
+        <w:tabs>
+          <w:tab w:val="right" w:leader="underscore" w:pos="10300"/>
+        </w:tabs>
+        <w:spacing w:before="20" w:after="0" w:line="384" w:lineRule="auto"/>
         <w:ind w:left="170"/>
       </w:pPr>
       <w:r>
@@ -1393,12 +1480,15 @@
           <w:color w:val="1F2430"/>
           <w:sz w:val="20"/>
         </w:rPr>
-        <w:t>________________________________________</w:t>
+        <w:tab/>
       </w:r>
     </w:p>
     <w:p>
       <w:pPr>
-        <w:spacing w:before="20" w:after="0" w:line="276" w:lineRule="auto"/>
+        <w:tabs>
+          <w:tab w:val="right" w:leader="underscore" w:pos="10300"/>
+        </w:tabs>
+        <w:spacing w:before="20" w:after="0" w:line="384" w:lineRule="auto"/>
         <w:ind w:left="170"/>
       </w:pPr>
       <w:r>
@@ -1417,12 +1507,15 @@
           <w:color w:val="1F2430"/>
           <w:sz w:val="20"/>
         </w:rPr>
-        <w:t>________________________________________</w:t>
+        <w:tab/>
       </w:r>
     </w:p>
     <w:p>
       <w:pPr>
-        <w:spacing w:before="20" w:after="0" w:line="276" w:lineRule="auto"/>
+        <w:tabs>
+          <w:tab w:val="right" w:leader="underscore" w:pos="10300"/>
+        </w:tabs>
+        <w:spacing w:before="20" w:after="0" w:line="384" w:lineRule="auto"/>
         <w:ind w:left="170"/>
       </w:pPr>
       <w:r>
@@ -1441,12 +1534,15 @@
           <w:color w:val="1F2430"/>
           <w:sz w:val="20"/>
         </w:rPr>
-        <w:t>________________________________________</w:t>
+        <w:tab/>
       </w:r>
     </w:p>
     <w:p>
       <w:pPr>
-        <w:spacing w:before="20" w:after="0" w:line="276" w:lineRule="auto"/>
+        <w:tabs>
+          <w:tab w:val="right" w:leader="underscore" w:pos="10300"/>
+        </w:tabs>
+        <w:spacing w:before="20" w:after="0" w:line="384" w:lineRule="auto"/>
         <w:ind w:left="170"/>
       </w:pPr>
       <w:r>
@@ -1465,12 +1561,15 @@
           <w:color w:val="1F2430"/>
           <w:sz w:val="20"/>
         </w:rPr>
-        <w:t>________________________________________</w:t>
+        <w:tab/>
       </w:r>
     </w:p>
     <w:p>
       <w:pPr>
-        <w:spacing w:before="20" w:after="0" w:line="276" w:lineRule="auto"/>
+        <w:tabs>
+          <w:tab w:val="right" w:leader="underscore" w:pos="10300"/>
+        </w:tabs>
+        <w:spacing w:before="20" w:after="0" w:line="384" w:lineRule="auto"/>
         <w:ind w:left="170"/>
       </w:pPr>
       <w:r>
@@ -1489,12 +1588,15 @@
           <w:color w:val="1F2430"/>
           <w:sz w:val="20"/>
         </w:rPr>
-        <w:t>________________________________________</w:t>
+        <w:tab/>
       </w:r>
     </w:p>
     <w:p>
       <w:pPr>
-        <w:spacing w:before="20" w:after="0" w:line="276" w:lineRule="auto"/>
+        <w:tabs>
+          <w:tab w:val="right" w:leader="underscore" w:pos="10300"/>
+        </w:tabs>
+        <w:spacing w:before="20" w:after="0" w:line="384" w:lineRule="auto"/>
         <w:ind w:left="170"/>
       </w:pPr>
       <w:r>
@@ -1513,12 +1615,15 @@
           <w:color w:val="1F2430"/>
           <w:sz w:val="20"/>
         </w:rPr>
-        <w:t>________________________________________</w:t>
+        <w:tab/>
       </w:r>
     </w:p>
     <w:p>
       <w:pPr>
-        <w:spacing w:before="20" w:after="0" w:line="276" w:lineRule="auto"/>
+        <w:tabs>
+          <w:tab w:val="right" w:leader="underscore" w:pos="10300"/>
+        </w:tabs>
+        <w:spacing w:before="20" w:after="0" w:line="384" w:lineRule="auto"/>
         <w:ind w:left="170"/>
       </w:pPr>
       <w:r>
@@ -1537,12 +1642,17 @@
           <w:color w:val="1F2430"/>
           <w:sz w:val="20"/>
         </w:rPr>
-        <w:t>________________________________________</w:t>
+        <w:tab/>
+        <w:br/>
+        <w:tab/>
       </w:r>
     </w:p>
     <w:p>
       <w:pPr>
-        <w:spacing w:before="20" w:after="0" w:line="276" w:lineRule="auto"/>
+        <w:tabs>
+          <w:tab w:val="right" w:leader="underscore" w:pos="10300"/>
+        </w:tabs>
+        <w:spacing w:before="20" w:after="0" w:line="384" w:lineRule="auto"/>
         <w:ind w:left="170"/>
       </w:pPr>
       <w:r>
@@ -1561,12 +1671,17 @@
           <w:color w:val="1F2430"/>
           <w:sz w:val="20"/>
         </w:rPr>
-        <w:t>________________________________________</w:t>
+        <w:tab/>
+        <w:br/>
+        <w:tab/>
       </w:r>
     </w:p>
     <w:p>
       <w:pPr>
-        <w:spacing w:before="20" w:after="0" w:line="276" w:lineRule="auto"/>
+        <w:tabs>
+          <w:tab w:val="right" w:leader="underscore" w:pos="10300"/>
+        </w:tabs>
+        <w:spacing w:before="20" w:after="0" w:line="384" w:lineRule="auto"/>
         <w:ind w:left="170"/>
       </w:pPr>
       <w:r>
@@ -1585,12 +1700,17 @@
           <w:color w:val="1F2430"/>
           <w:sz w:val="20"/>
         </w:rPr>
-        <w:t>________________________________________</w:t>
+        <w:tab/>
+        <w:br/>
+        <w:tab/>
       </w:r>
     </w:p>
     <w:p>
       <w:pPr>
-        <w:spacing w:before="20" w:after="0" w:line="276" w:lineRule="auto"/>
+        <w:tabs>
+          <w:tab w:val="right" w:leader="underscore" w:pos="10300"/>
+        </w:tabs>
+        <w:spacing w:before="20" w:after="0" w:line="384" w:lineRule="auto"/>
         <w:ind w:left="170"/>
       </w:pPr>
       <w:r>
@@ -1609,7 +1729,9 @@
           <w:color w:val="1F2430"/>
           <w:sz w:val="20"/>
         </w:rPr>
-        <w:t>________________________________________</w:t>
+        <w:tab/>
+        <w:br/>
+        <w:tab/>
       </w:r>
     </w:p>
     <w:tbl>
@@ -1843,6 +1965,12 @@
             <w:tcW w:type="dxa" w:w="6009"/>
           </w:tcPr>
           <w:p>
+            <w:pPr>
+              <w:tabs>
+                <w:tab w:val="right" w:leader="underscore" w:pos="10300"/>
+              </w:tabs>
+              <w:spacing w:line="384" w:lineRule="auto"/>
+            </w:pPr>
             <w:r>
               <w:rPr>
                 <w:rFonts w:ascii="맑은 고딕" w:hAnsi="맑은 고딕" w:eastAsia="맑은 고딕"/>
@@ -1859,7 +1987,7 @@
                 <w:color w:val="1F2430"/>
                 <w:sz w:val="18"/>
               </w:rPr>
-              <w:t>________________________________________</w:t>
+              <w:tab/>
             </w:r>
             <w:r>
               <w:rPr>
@@ -4118,7 +4246,10 @@
     </w:p>
     <w:p>
       <w:pPr>
-        <w:spacing w:before="20" w:after="0" w:line="276" w:lineRule="auto"/>
+        <w:tabs>
+          <w:tab w:val="right" w:leader="underscore" w:pos="10300"/>
+        </w:tabs>
+        <w:spacing w:before="20" w:after="0" w:line="384" w:lineRule="auto"/>
         <w:ind w:left="170"/>
       </w:pPr>
       <w:r>
@@ -4155,12 +4286,17 @@
           <w:color w:val="1F2430"/>
           <w:sz w:val="20"/>
         </w:rPr>
-        <w:t>________________________________________</w:t>
+        <w:tab/>
+        <w:br/>
+        <w:tab/>
       </w:r>
     </w:p>
     <w:p>
       <w:pPr>
-        <w:spacing w:before="20" w:after="0" w:line="276" w:lineRule="auto"/>
+        <w:tabs>
+          <w:tab w:val="right" w:leader="underscore" w:pos="10300"/>
+        </w:tabs>
+        <w:spacing w:before="20" w:after="0" w:line="384" w:lineRule="auto"/>
         <w:ind w:left="170"/>
       </w:pPr>
       <w:r>
@@ -4197,7 +4333,11 @@
           <w:color w:val="1F2430"/>
           <w:sz w:val="20"/>
         </w:rPr>
-        <w:t>________________________________________</w:t>
+        <w:tab/>
+        <w:br/>
+        <w:tab/>
+        <w:br/>
+        <w:tab/>
       </w:r>
     </w:p>
     <w:p>
@@ -4922,6 +5062,12 @@
             <w:tcW w:type="dxa" w:w="6009"/>
           </w:tcPr>
           <w:p>
+            <w:pPr>
+              <w:tabs>
+                <w:tab w:val="right" w:leader="underscore" w:pos="10300"/>
+              </w:tabs>
+              <w:spacing w:line="384" w:lineRule="auto"/>
+            </w:pPr>
             <w:r>
               <w:rPr>
                 <w:rFonts w:ascii="맑은 고딕" w:hAnsi="맑은 고딕" w:eastAsia="맑은 고딕"/>
@@ -4938,7 +5084,7 @@
                 <w:color w:val="1F2430"/>
                 <w:sz w:val="18"/>
               </w:rPr>
-              <w:t>________________________________________</w:t>
+              <w:tab/>
             </w:r>
             <w:r>
               <w:rPr>
@@ -4990,6 +5136,12 @@
             <w:tcW w:type="dxa" w:w="6009"/>
           </w:tcPr>
           <w:p>
+            <w:pPr>
+              <w:tabs>
+                <w:tab w:val="right" w:leader="underscore" w:pos="10300"/>
+              </w:tabs>
+              <w:spacing w:line="384" w:lineRule="auto"/>
+            </w:pPr>
             <w:r>
               <w:rPr>
                 <w:rFonts w:ascii="맑은 고딕" w:hAnsi="맑은 고딕" w:eastAsia="맑은 고딕"/>
@@ -5006,7 +5158,7 @@
                 <w:color w:val="1F2430"/>
                 <w:sz w:val="18"/>
               </w:rPr>
-              <w:t>________________________________________</w:t>
+              <w:tab/>
             </w:r>
             <w:r>
               <w:rPr>
@@ -8401,7 +8553,10 @@
     </w:p>
     <w:p>
       <w:pPr>
-        <w:spacing w:before="0" w:after="0" w:line="276" w:lineRule="auto"/>
+        <w:tabs>
+          <w:tab w:val="right" w:leader="underscore" w:pos="10300"/>
+        </w:tabs>
+        <w:spacing w:before="0" w:after="0" w:line="384" w:lineRule="auto"/>
         <w:ind w:left="340" w:hanging="340"/>
       </w:pPr>
       <w:r>
@@ -8447,7 +8602,7 @@
           <w:color w:val="1F2430"/>
           <w:sz w:val="20"/>
         </w:rPr>
-        <w:t>________________________________________</w:t>
+        <w:tab/>
       </w:r>
       <w:r>
         <w:rPr>
@@ -11037,7 +11192,10 @@
           </w:p>
           <w:p>
             <w:pPr>
-              <w:spacing w:before="0" w:after="0" w:line="276" w:lineRule="auto"/>
+              <w:tabs>
+                <w:tab w:val="right" w:leader="underscore" w:pos="10300"/>
+              </w:tabs>
+              <w:spacing w:before="0" w:after="0" w:line="384" w:lineRule="auto"/>
               <w:ind w:left="113"/>
             </w:pPr>
             <w:r>
@@ -11047,7 +11205,17 @@
                 <w:color w:val="1F2430"/>
                 <w:sz w:val="19"/>
               </w:rPr>
-              <w:t>________________________________________</w:t>
+              <w:tab/>
+              <w:br/>
+              <w:tab/>
+              <w:br/>
+              <w:tab/>
+              <w:br/>
+              <w:tab/>
+              <w:br/>
+              <w:tab/>
+              <w:br/>
+              <w:tab/>
             </w:r>
           </w:p>
           <w:p>
@@ -12283,6 +12451,93 @@
     </w:p>
     <w:p>
       <w:pPr>
+        <w:tabs>
+          <w:tab w:val="right" w:leader="underscore" w:pos="10300"/>
+        </w:tabs>
+        <w:spacing w:before="20" w:after="0" w:line="384" w:lineRule="auto"/>
+        <w:ind w:left="170"/>
+      </w:pPr>
+      <w:r>
+        <w:rPr>
+          <w:rFonts w:ascii="맑은 고딕" w:hAnsi="맑은 고딕" w:eastAsia="맑은 고딕"/>
+          <w:b w:val="0"/>
+          <w:color w:val="1F2430"/>
+          <w:sz w:val="20"/>
+        </w:rPr>
+        <w:t xml:space="preserve">3) This is the doll </w:t>
+      </w:r>
+      <w:r>
+        <w:rPr>
+          <w:rFonts w:ascii="맑은 고딕" w:hAnsi="맑은 고딕" w:eastAsia="맑은 고딕"/>
+          <w:b w:val="0"/>
+          <w:color w:val="1F2430"/>
+          <w:sz w:val="20"/>
+        </w:rPr>
+        <w:tab/>
+      </w:r>
+      <w:r>
+        <w:rPr>
+          <w:rFonts w:ascii="맑은 고딕" w:hAnsi="맑은 고딕" w:eastAsia="맑은 고딕"/>
+          <w:b w:val="0"/>
+          <w:color w:val="1F2430"/>
+          <w:sz w:val="20"/>
+        </w:rPr>
+        <w:t>.  (my friend / which / to me / gave)</w:t>
+      </w:r>
+    </w:p>
+    <w:p>
+      <w:pPr>
+        <w:tabs>
+          <w:tab w:val="right" w:leader="underscore" w:pos="10300"/>
+        </w:tabs>
+        <w:spacing w:before="20" w:after="0" w:line="384" w:lineRule="auto"/>
+        <w:ind w:left="170"/>
+      </w:pPr>
+      <w:r>
+        <w:rPr>
+          <w:rFonts w:ascii="맑은 고딕" w:hAnsi="맑은 고딕" w:eastAsia="맑은 고딕"/>
+          <w:b w:val="0"/>
+          <w:color w:val="1F2430"/>
+          <w:sz w:val="20"/>
+        </w:rPr>
+        <w:t xml:space="preserve">4) I couldn't trust </w:t>
+      </w:r>
+      <w:r>
+        <w:rPr>
+          <w:rFonts w:ascii="맑은 고딕" w:hAnsi="맑은 고딕" w:eastAsia="맑은 고딕"/>
+          <w:b w:val="0"/>
+          <w:color w:val="1F2430"/>
+          <w:sz w:val="20"/>
+        </w:rPr>
+        <w:tab/>
+      </w:r>
+      <w:r>
+        <w:rPr>
+          <w:rFonts w:ascii="맑은 고딕" w:hAnsi="맑은 고딕" w:eastAsia="맑은 고딕"/>
+          <w:b w:val="0"/>
+          <w:color w:val="1F2430"/>
+          <w:sz w:val="20"/>
+        </w:rPr>
+        <w:t>.  (I / whom / people / some / with / worked)</w:t>
+      </w:r>
+    </w:p>
+    <w:p>
+      <w:pPr>
+        <w:keepNext/>
+        <w:spacing w:before="100" w:after="20" w:line="276" w:lineRule="auto"/>
+      </w:pPr>
+      <w:r>
+        <w:rPr>
+          <w:rFonts w:ascii="맑은 고딕" w:hAnsi="맑은 고딕" w:eastAsia="맑은 고딕"/>
+          <w:b/>
+          <w:color w:val="1F2430"/>
+          <w:sz w:val="20"/>
+        </w:rPr>
+        <w:t>3. 밑줄 친 부분을 생략할 수 있으면 O, 생략할 수 없으면 X</w:t>
+      </w:r>
+    </w:p>
+    <w:p>
+      <w:pPr>
         <w:spacing w:before="20" w:after="0" w:line="276" w:lineRule="auto"/>
         <w:ind w:left="170"/>
       </w:pPr>
@@ -12293,25 +12548,44 @@
           <w:color w:val="1F2430"/>
           <w:sz w:val="20"/>
         </w:rPr>
-        <w:t xml:space="preserve">3) This is the doll </w:t>
-      </w:r>
-      <w:r>
-        <w:rPr>
-          <w:rFonts w:ascii="맑은 고딕" w:hAnsi="맑은 고딕" w:eastAsia="맑은 고딕"/>
-          <w:b w:val="0"/>
-          <w:color w:val="1F2430"/>
-          <w:sz w:val="20"/>
-        </w:rPr>
-        <w:t>________________________________________</w:t>
-      </w:r>
-      <w:r>
-        <w:rPr>
-          <w:rFonts w:ascii="맑은 고딕" w:hAnsi="맑은 고딕" w:eastAsia="맑은 고딕"/>
-          <w:b w:val="0"/>
-          <w:color w:val="1F2430"/>
-          <w:sz w:val="20"/>
-        </w:rPr>
-        <w:t>.  (my friend / which / to me / gave)</w:t>
+        <w:t xml:space="preserve">(1) The girl </w:t>
+      </w:r>
+      <w:r>
+        <w:rPr>
+          <w:rFonts w:ascii="맑은 고딕" w:hAnsi="맑은 고딕" w:eastAsia="맑은 고딕"/>
+          <w:b w:val="0"/>
+          <w:color w:val="1F2430"/>
+          <w:sz w:val="20"/>
+          <w:u w:val="single"/>
+        </w:rPr>
+        <w:t>who</w:t>
+      </w:r>
+      <w:r>
+        <w:rPr>
+          <w:rFonts w:ascii="맑은 고딕" w:hAnsi="맑은 고딕" w:eastAsia="맑은 고딕"/>
+          <w:b w:val="0"/>
+          <w:color w:val="1F2430"/>
+          <w:sz w:val="20"/>
+        </w:rPr>
+        <w:t xml:space="preserve"> is wearing a red T-shirt is my best friend.  ( </w:t>
+      </w:r>
+      <w:r>
+        <w:rPr>
+          <w:rFonts w:ascii="맑은 고딕" w:hAnsi="맑은 고딕" w:eastAsia="맑은 고딕"/>
+          <w:b w:val="0"/>
+          <w:color w:val="1F2430"/>
+          <w:sz w:val="20"/>
+        </w:rPr>
+        <w:t>____</w:t>
+      </w:r>
+      <w:r>
+        <w:rPr>
+          <w:rFonts w:ascii="맑은 고딕" w:hAnsi="맑은 고딕" w:eastAsia="맑은 고딕"/>
+          <w:b w:val="0"/>
+          <w:color w:val="1F2430"/>
+          <w:sz w:val="20"/>
+        </w:rPr>
+        <w:t xml:space="preserve"> )</w:t>
       </w:r>
     </w:p>
     <w:p>
@@ -12326,29 +12600,204 @@
           <w:color w:val="1F2430"/>
           <w:sz w:val="20"/>
         </w:rPr>
-        <w:t xml:space="preserve">4) I couldn't trust </w:t>
-      </w:r>
-      <w:r>
-        <w:rPr>
-          <w:rFonts w:ascii="맑은 고딕" w:hAnsi="맑은 고딕" w:eastAsia="맑은 고딕"/>
-          <w:b w:val="0"/>
-          <w:color w:val="1F2430"/>
-          <w:sz w:val="20"/>
-        </w:rPr>
-        <w:t>________________________________________</w:t>
-      </w:r>
-      <w:r>
-        <w:rPr>
-          <w:rFonts w:ascii="맑은 고딕" w:hAnsi="맑은 고딕" w:eastAsia="맑은 고딕"/>
-          <w:b w:val="0"/>
-          <w:color w:val="1F2430"/>
-          <w:sz w:val="20"/>
-        </w:rPr>
-        <w:t>.  (I / whom / people / some / with / worked)</w:t>
+        <w:t xml:space="preserve">(2) The bed in </w:t>
+      </w:r>
+      <w:r>
+        <w:rPr>
+          <w:rFonts w:ascii="맑은 고딕" w:hAnsi="맑은 고딕" w:eastAsia="맑은 고딕"/>
+          <w:b w:val="0"/>
+          <w:color w:val="1F2430"/>
+          <w:sz w:val="20"/>
+          <w:u w:val="single"/>
+        </w:rPr>
+        <w:t>which</w:t>
+      </w:r>
+      <w:r>
+        <w:rPr>
+          <w:rFonts w:ascii="맑은 고딕" w:hAnsi="맑은 고딕" w:eastAsia="맑은 고딕"/>
+          <w:b w:val="0"/>
+          <w:color w:val="1F2430"/>
+          <w:sz w:val="20"/>
+        </w:rPr>
+        <w:t xml:space="preserve"> I slept wasn't comfortable.  ( </w:t>
+      </w:r>
+      <w:r>
+        <w:rPr>
+          <w:rFonts w:ascii="맑은 고딕" w:hAnsi="맑은 고딕" w:eastAsia="맑은 고딕"/>
+          <w:b w:val="0"/>
+          <w:color w:val="1F2430"/>
+          <w:sz w:val="20"/>
+        </w:rPr>
+        <w:t>____</w:t>
+      </w:r>
+      <w:r>
+        <w:rPr>
+          <w:rFonts w:ascii="맑은 고딕" w:hAnsi="맑은 고딕" w:eastAsia="맑은 고딕"/>
+          <w:b w:val="0"/>
+          <w:color w:val="1F2430"/>
+          <w:sz w:val="20"/>
+        </w:rPr>
+        <w:t xml:space="preserve"> )</w:t>
       </w:r>
     </w:p>
     <w:p>
       <w:pPr>
+        <w:spacing w:before="20" w:after="0" w:line="276" w:lineRule="auto"/>
+        <w:ind w:left="170"/>
+      </w:pPr>
+      <w:r>
+        <w:rPr>
+          <w:rFonts w:ascii="맑은 고딕" w:hAnsi="맑은 고딕" w:eastAsia="맑은 고딕"/>
+          <w:b w:val="0"/>
+          <w:color w:val="1F2430"/>
+          <w:sz w:val="20"/>
+        </w:rPr>
+        <w:t xml:space="preserve">(3) I ordered some books </w:t>
+      </w:r>
+      <w:r>
+        <w:rPr>
+          <w:rFonts w:ascii="맑은 고딕" w:hAnsi="맑은 고딕" w:eastAsia="맑은 고딕"/>
+          <w:b w:val="0"/>
+          <w:color w:val="1F2430"/>
+          <w:sz w:val="20"/>
+          <w:u w:val="single"/>
+        </w:rPr>
+        <w:t>which</w:t>
+      </w:r>
+      <w:r>
+        <w:rPr>
+          <w:rFonts w:ascii="맑은 고딕" w:hAnsi="맑은 고딕" w:eastAsia="맑은 고딕"/>
+          <w:b w:val="0"/>
+          <w:color w:val="1F2430"/>
+          <w:sz w:val="20"/>
+        </w:rPr>
+        <w:t xml:space="preserve"> my mom asked me to buy.  ( </w:t>
+      </w:r>
+      <w:r>
+        <w:rPr>
+          <w:rFonts w:ascii="맑은 고딕" w:hAnsi="맑은 고딕" w:eastAsia="맑은 고딕"/>
+          <w:b w:val="0"/>
+          <w:color w:val="1F2430"/>
+          <w:sz w:val="20"/>
+        </w:rPr>
+        <w:t>____</w:t>
+      </w:r>
+      <w:r>
+        <w:rPr>
+          <w:rFonts w:ascii="맑은 고딕" w:hAnsi="맑은 고딕" w:eastAsia="맑은 고딕"/>
+          <w:b w:val="0"/>
+          <w:color w:val="1F2430"/>
+          <w:sz w:val="20"/>
+        </w:rPr>
+        <w:t xml:space="preserve"> )</w:t>
+      </w:r>
+    </w:p>
+    <w:p>
+      <w:pPr>
+        <w:spacing w:before="20" w:after="0" w:line="276" w:lineRule="auto"/>
+        <w:ind w:left="170"/>
+      </w:pPr>
+      <w:r>
+        <w:rPr>
+          <w:rFonts w:ascii="맑은 고딕" w:hAnsi="맑은 고딕" w:eastAsia="맑은 고딕"/>
+          <w:b w:val="0"/>
+          <w:color w:val="1F2430"/>
+          <w:sz w:val="20"/>
+        </w:rPr>
+        <w:t xml:space="preserve">(4) I'd like to talk about the person </w:t>
+      </w:r>
+      <w:r>
+        <w:rPr>
+          <w:rFonts w:ascii="맑은 고딕" w:hAnsi="맑은 고딕" w:eastAsia="맑은 고딕"/>
+          <w:b w:val="0"/>
+          <w:color w:val="1F2430"/>
+          <w:sz w:val="20"/>
+          <w:u w:val="single"/>
+        </w:rPr>
+        <w:t>whom</w:t>
+      </w:r>
+      <w:r>
+        <w:rPr>
+          <w:rFonts w:ascii="맑은 고딕" w:hAnsi="맑은 고딕" w:eastAsia="맑은 고딕"/>
+          <w:b w:val="0"/>
+          <w:color w:val="1F2430"/>
+          <w:sz w:val="20"/>
+        </w:rPr>
+        <w:t xml:space="preserve"> I respect the most.  ( </w:t>
+      </w:r>
+      <w:r>
+        <w:rPr>
+          <w:rFonts w:ascii="맑은 고딕" w:hAnsi="맑은 고딕" w:eastAsia="맑은 고딕"/>
+          <w:b w:val="0"/>
+          <w:color w:val="1F2430"/>
+          <w:sz w:val="20"/>
+        </w:rPr>
+        <w:t>____</w:t>
+      </w:r>
+      <w:r>
+        <w:rPr>
+          <w:rFonts w:ascii="맑은 고딕" w:hAnsi="맑은 고딕" w:eastAsia="맑은 고딕"/>
+          <w:b w:val="0"/>
+          <w:color w:val="1F2430"/>
+          <w:sz w:val="20"/>
+        </w:rPr>
+        <w:t xml:space="preserve"> )</w:t>
+      </w:r>
+    </w:p>
+    <w:p>
+      <w:pPr>
+        <w:spacing w:before="20" w:after="0" w:line="276" w:lineRule="auto"/>
+        <w:ind w:left="170"/>
+      </w:pPr>
+      <w:r>
+        <w:rPr>
+          <w:rFonts w:ascii="맑은 고딕" w:hAnsi="맑은 고딕" w:eastAsia="맑은 고딕"/>
+          <w:b w:val="0"/>
+          <w:color w:val="1F2430"/>
+          <w:sz w:val="20"/>
+        </w:rPr>
+        <w:t xml:space="preserve">(5) He's reading a book </w:t>
+      </w:r>
+      <w:r>
+        <w:rPr>
+          <w:rFonts w:ascii="맑은 고딕" w:hAnsi="맑은 고딕" w:eastAsia="맑은 고딕"/>
+          <w:b w:val="0"/>
+          <w:color w:val="1F2430"/>
+          <w:sz w:val="20"/>
+          <w:u w:val="single"/>
+        </w:rPr>
+        <w:t>which is</w:t>
+      </w:r>
+      <w:r>
+        <w:rPr>
+          <w:rFonts w:ascii="맑은 고딕" w:hAnsi="맑은 고딕" w:eastAsia="맑은 고딕"/>
+          <w:b w:val="0"/>
+          <w:color w:val="1F2430"/>
+          <w:sz w:val="20"/>
+        </w:rPr>
+        <w:t xml:space="preserve"> written in English.  ( </w:t>
+      </w:r>
+      <w:r>
+        <w:rPr>
+          <w:rFonts w:ascii="맑은 고딕" w:hAnsi="맑은 고딕" w:eastAsia="맑은 고딕"/>
+          <w:b w:val="0"/>
+          <w:color w:val="1F2430"/>
+          <w:sz w:val="20"/>
+        </w:rPr>
+        <w:t>____</w:t>
+      </w:r>
+      <w:r>
+        <w:rPr>
+          <w:rFonts w:ascii="맑은 고딕" w:hAnsi="맑은 고딕" w:eastAsia="맑은 고딕"/>
+          <w:b w:val="0"/>
+          <w:color w:val="1F2430"/>
+          <w:sz w:val="20"/>
+        </w:rPr>
+        <w:t xml:space="preserve"> )</w:t>
+      </w:r>
+    </w:p>
+    <w:p>
+      <w:pPr>
         <w:keepNext/>
         <w:spacing w:before="100" w:after="20" w:line="276" w:lineRule="auto"/>
       </w:pPr>
@@ -12359,12 +12808,15 @@
           <w:color w:val="1F2430"/>
           <w:sz w:val="20"/>
         </w:rPr>
-        <w:t>3. 밑줄 친 부분을 생략할 수 있으면 O, 생략할 수 없으면 X</w:t>
+        <w:t>4. 주어진 두 문장을 한 문장으로 연결하시오.</w:t>
       </w:r>
     </w:p>
     <w:p>
       <w:pPr>
-        <w:spacing w:before="20" w:after="0" w:line="276" w:lineRule="auto"/>
+        <w:tabs>
+          <w:tab w:val="right" w:leader="underscore" w:pos="10300"/>
+        </w:tabs>
+        <w:spacing w:before="20" w:after="0" w:line="384" w:lineRule="auto"/>
         <w:ind w:left="170"/>
       </w:pPr>
       <w:r>
@@ -12374,49 +12826,24 @@
           <w:color w:val="1F2430"/>
           <w:sz w:val="20"/>
         </w:rPr>
-        <w:t xml:space="preserve">(1) The girl </w:t>
-      </w:r>
-      <w:r>
-        <w:rPr>
-          <w:rFonts w:ascii="맑은 고딕" w:hAnsi="맑은 고딕" w:eastAsia="맑은 고딕"/>
-          <w:b w:val="0"/>
-          <w:color w:val="1F2430"/>
-          <w:sz w:val="20"/>
-          <w:u w:val="single"/>
-        </w:rPr>
-        <w:t>who</w:t>
-      </w:r>
-      <w:r>
-        <w:rPr>
-          <w:rFonts w:ascii="맑은 고딕" w:hAnsi="맑은 고딕" w:eastAsia="맑은 고딕"/>
-          <w:b w:val="0"/>
-          <w:color w:val="1F2430"/>
-          <w:sz w:val="20"/>
-        </w:rPr>
-        <w:t xml:space="preserve"> is wearing a red T-shirt is my best friend.  ( </w:t>
-      </w:r>
-      <w:r>
-        <w:rPr>
-          <w:rFonts w:ascii="맑은 고딕" w:hAnsi="맑은 고딕" w:eastAsia="맑은 고딕"/>
-          <w:b w:val="0"/>
-          <w:color w:val="1F2430"/>
-          <w:sz w:val="20"/>
-        </w:rPr>
-        <w:t>____</w:t>
-      </w:r>
-      <w:r>
-        <w:rPr>
-          <w:rFonts w:ascii="맑은 고딕" w:hAnsi="맑은 고딕" w:eastAsia="맑은 고딕"/>
-          <w:b w:val="0"/>
-          <w:color w:val="1F2430"/>
-          <w:sz w:val="20"/>
-        </w:rPr>
-        <w:t xml:space="preserve"> )</w:t>
+        <w:t xml:space="preserve">1) I really like the T-shirt. You're wearing the T-shirt. → I really </w:t>
+      </w:r>
+      <w:r>
+        <w:rPr>
+          <w:rFonts w:ascii="맑은 고딕" w:hAnsi="맑은 고딕" w:eastAsia="맑은 고딕"/>
+          <w:b w:val="0"/>
+          <w:color w:val="1F2430"/>
+          <w:sz w:val="20"/>
+        </w:rPr>
+        <w:tab/>
       </w:r>
     </w:p>
     <w:p>
       <w:pPr>
-        <w:spacing w:before="20" w:after="0" w:line="276" w:lineRule="auto"/>
+        <w:tabs>
+          <w:tab w:val="right" w:leader="underscore" w:pos="10300"/>
+        </w:tabs>
+        <w:spacing w:before="20" w:after="0" w:line="384" w:lineRule="auto"/>
         <w:ind w:left="170"/>
       </w:pPr>
       <w:r>
@@ -12426,49 +12853,24 @@
           <w:color w:val="1F2430"/>
           <w:sz w:val="20"/>
         </w:rPr>
-        <w:t xml:space="preserve">(2) The bed in </w:t>
-      </w:r>
-      <w:r>
-        <w:rPr>
-          <w:rFonts w:ascii="맑은 고딕" w:hAnsi="맑은 고딕" w:eastAsia="맑은 고딕"/>
-          <w:b w:val="0"/>
-          <w:color w:val="1F2430"/>
-          <w:sz w:val="20"/>
-          <w:u w:val="single"/>
-        </w:rPr>
-        <w:t>which</w:t>
-      </w:r>
-      <w:r>
-        <w:rPr>
-          <w:rFonts w:ascii="맑은 고딕" w:hAnsi="맑은 고딕" w:eastAsia="맑은 고딕"/>
-          <w:b w:val="0"/>
-          <w:color w:val="1F2430"/>
-          <w:sz w:val="20"/>
-        </w:rPr>
-        <w:t xml:space="preserve"> I slept wasn't comfortable.  ( </w:t>
-      </w:r>
-      <w:r>
-        <w:rPr>
-          <w:rFonts w:ascii="맑은 고딕" w:hAnsi="맑은 고딕" w:eastAsia="맑은 고딕"/>
-          <w:b w:val="0"/>
-          <w:color w:val="1F2430"/>
-          <w:sz w:val="20"/>
-        </w:rPr>
-        <w:t>____</w:t>
-      </w:r>
-      <w:r>
-        <w:rPr>
-          <w:rFonts w:ascii="맑은 고딕" w:hAnsi="맑은 고딕" w:eastAsia="맑은 고딕"/>
-          <w:b w:val="0"/>
-          <w:color w:val="1F2430"/>
-          <w:sz w:val="20"/>
-        </w:rPr>
-        <w:t xml:space="preserve"> )</w:t>
+        <w:t xml:space="preserve">2) Show me the watch. You got the watch as a birthday present. → Show </w:t>
+      </w:r>
+      <w:r>
+        <w:rPr>
+          <w:rFonts w:ascii="맑은 고딕" w:hAnsi="맑은 고딕" w:eastAsia="맑은 고딕"/>
+          <w:b w:val="0"/>
+          <w:color w:val="1F2430"/>
+          <w:sz w:val="20"/>
+        </w:rPr>
+        <w:tab/>
       </w:r>
     </w:p>
     <w:p>
       <w:pPr>
-        <w:spacing w:before="20" w:after="0" w:line="276" w:lineRule="auto"/>
+        <w:tabs>
+          <w:tab w:val="right" w:leader="underscore" w:pos="10300"/>
+        </w:tabs>
+        <w:spacing w:before="20" w:after="0" w:line="384" w:lineRule="auto"/>
         <w:ind w:left="170"/>
       </w:pPr>
       <w:r>
@@ -12478,49 +12880,25 @@
           <w:color w:val="1F2430"/>
           <w:sz w:val="20"/>
         </w:rPr>
-        <w:t xml:space="preserve">(3) I ordered some books </w:t>
-      </w:r>
-      <w:r>
-        <w:rPr>
-          <w:rFonts w:ascii="맑은 고딕" w:hAnsi="맑은 고딕" w:eastAsia="맑은 고딕"/>
-          <w:b w:val="0"/>
-          <w:color w:val="1F2430"/>
-          <w:sz w:val="20"/>
-          <w:u w:val="single"/>
-        </w:rPr>
-        <w:t>which</w:t>
-      </w:r>
-      <w:r>
-        <w:rPr>
-          <w:rFonts w:ascii="맑은 고딕" w:hAnsi="맑은 고딕" w:eastAsia="맑은 고딕"/>
-          <w:b w:val="0"/>
-          <w:color w:val="1F2430"/>
-          <w:sz w:val="20"/>
-        </w:rPr>
-        <w:t xml:space="preserve"> my mom asked me to buy.  ( </w:t>
-      </w:r>
-      <w:r>
-        <w:rPr>
-          <w:rFonts w:ascii="맑은 고딕" w:hAnsi="맑은 고딕" w:eastAsia="맑은 고딕"/>
-          <w:b w:val="0"/>
-          <w:color w:val="1F2430"/>
-          <w:sz w:val="20"/>
-        </w:rPr>
-        <w:t>____</w:t>
-      </w:r>
-      <w:r>
-        <w:rPr>
-          <w:rFonts w:ascii="맑은 고딕" w:hAnsi="맑은 고딕" w:eastAsia="맑은 고딕"/>
-          <w:b w:val="0"/>
-          <w:color w:val="1F2430"/>
-          <w:sz w:val="20"/>
-        </w:rPr>
-        <w:t xml:space="preserve"> )</w:t>
+        <w:t xml:space="preserve">3) The jacket was sold out. You ordered the jacket. → The jacket </w:t>
+      </w:r>
+      <w:r>
+        <w:rPr>
+          <w:rFonts w:ascii="맑은 고딕" w:hAnsi="맑은 고딕" w:eastAsia="맑은 고딕"/>
+          <w:b w:val="0"/>
+          <w:color w:val="1F2430"/>
+          <w:sz w:val="20"/>
+        </w:rPr>
+        <w:tab/>
       </w:r>
     </w:p>
     <w:p>
       <w:pPr>
-        <w:spacing w:before="20" w:after="0" w:line="276" w:lineRule="auto"/>
+        <w:tabs>
+          <w:tab w:val="right" w:leader="underscore" w:pos="10300"/>
+          <w:tab w:val="right" w:leader="underscore" w:pos="10300"/>
+        </w:tabs>
+        <w:spacing w:before="20" w:after="0" w:line="384" w:lineRule="auto"/>
         <w:ind w:left="170"/>
       </w:pPr>
       <w:r>
@@ -12530,197 +12908,6 @@
           <w:color w:val="1F2430"/>
           <w:sz w:val="20"/>
         </w:rPr>
-        <w:t xml:space="preserve">(4) I'd like to talk about the person </w:t>
-      </w:r>
-      <w:r>
-        <w:rPr>
-          <w:rFonts w:ascii="맑은 고딕" w:hAnsi="맑은 고딕" w:eastAsia="맑은 고딕"/>
-          <w:b w:val="0"/>
-          <w:color w:val="1F2430"/>
-          <w:sz w:val="20"/>
-          <w:u w:val="single"/>
-        </w:rPr>
-        <w:t>whom</w:t>
-      </w:r>
-      <w:r>
-        <w:rPr>
-          <w:rFonts w:ascii="맑은 고딕" w:hAnsi="맑은 고딕" w:eastAsia="맑은 고딕"/>
-          <w:b w:val="0"/>
-          <w:color w:val="1F2430"/>
-          <w:sz w:val="20"/>
-        </w:rPr>
-        <w:t xml:space="preserve"> I respect the most.  ( </w:t>
-      </w:r>
-      <w:r>
-        <w:rPr>
-          <w:rFonts w:ascii="맑은 고딕" w:hAnsi="맑은 고딕" w:eastAsia="맑은 고딕"/>
-          <w:b w:val="0"/>
-          <w:color w:val="1F2430"/>
-          <w:sz w:val="20"/>
-        </w:rPr>
-        <w:t>____</w:t>
-      </w:r>
-      <w:r>
-        <w:rPr>
-          <w:rFonts w:ascii="맑은 고딕" w:hAnsi="맑은 고딕" w:eastAsia="맑은 고딕"/>
-          <w:b w:val="0"/>
-          <w:color w:val="1F2430"/>
-          <w:sz w:val="20"/>
-        </w:rPr>
-        <w:t xml:space="preserve"> )</w:t>
-      </w:r>
-    </w:p>
-    <w:p>
-      <w:pPr>
-        <w:spacing w:before="20" w:after="0" w:line="276" w:lineRule="auto"/>
-        <w:ind w:left="170"/>
-      </w:pPr>
-      <w:r>
-        <w:rPr>
-          <w:rFonts w:ascii="맑은 고딕" w:hAnsi="맑은 고딕" w:eastAsia="맑은 고딕"/>
-          <w:b w:val="0"/>
-          <w:color w:val="1F2430"/>
-          <w:sz w:val="20"/>
-        </w:rPr>
-        <w:t xml:space="preserve">(5) He's reading a book </w:t>
-      </w:r>
-      <w:r>
-        <w:rPr>
-          <w:rFonts w:ascii="맑은 고딕" w:hAnsi="맑은 고딕" w:eastAsia="맑은 고딕"/>
-          <w:b w:val="0"/>
-          <w:color w:val="1F2430"/>
-          <w:sz w:val="20"/>
-          <w:u w:val="single"/>
-        </w:rPr>
-        <w:t>which is</w:t>
-      </w:r>
-      <w:r>
-        <w:rPr>
-          <w:rFonts w:ascii="맑은 고딕" w:hAnsi="맑은 고딕" w:eastAsia="맑은 고딕"/>
-          <w:b w:val="0"/>
-          <w:color w:val="1F2430"/>
-          <w:sz w:val="20"/>
-        </w:rPr>
-        <w:t xml:space="preserve"> written in English.  ( </w:t>
-      </w:r>
-      <w:r>
-        <w:rPr>
-          <w:rFonts w:ascii="맑은 고딕" w:hAnsi="맑은 고딕" w:eastAsia="맑은 고딕"/>
-          <w:b w:val="0"/>
-          <w:color w:val="1F2430"/>
-          <w:sz w:val="20"/>
-        </w:rPr>
-        <w:t>____</w:t>
-      </w:r>
-      <w:r>
-        <w:rPr>
-          <w:rFonts w:ascii="맑은 고딕" w:hAnsi="맑은 고딕" w:eastAsia="맑은 고딕"/>
-          <w:b w:val="0"/>
-          <w:color w:val="1F2430"/>
-          <w:sz w:val="20"/>
-        </w:rPr>
-        <w:t xml:space="preserve"> )</w:t>
-      </w:r>
-    </w:p>
-    <w:p>
-      <w:pPr>
-        <w:keepNext/>
-        <w:spacing w:before="100" w:after="20" w:line="276" w:lineRule="auto"/>
-      </w:pPr>
-      <w:r>
-        <w:rPr>
-          <w:rFonts w:ascii="맑은 고딕" w:hAnsi="맑은 고딕" w:eastAsia="맑은 고딕"/>
-          <w:b/>
-          <w:color w:val="1F2430"/>
-          <w:sz w:val="20"/>
-        </w:rPr>
-        <w:t>4. 주어진 두 문장을 한 문장으로 연결하시오.</w:t>
-      </w:r>
-    </w:p>
-    <w:p>
-      <w:pPr>
-        <w:spacing w:before="20" w:after="0" w:line="276" w:lineRule="auto"/>
-        <w:ind w:left="170"/>
-      </w:pPr>
-      <w:r>
-        <w:rPr>
-          <w:rFonts w:ascii="맑은 고딕" w:hAnsi="맑은 고딕" w:eastAsia="맑은 고딕"/>
-          <w:b w:val="0"/>
-          <w:color w:val="1F2430"/>
-          <w:sz w:val="20"/>
-        </w:rPr>
-        <w:t xml:space="preserve">1) I really like the T-shirt. You're wearing the T-shirt. → I really </w:t>
-      </w:r>
-      <w:r>
-        <w:rPr>
-          <w:rFonts w:ascii="맑은 고딕" w:hAnsi="맑은 고딕" w:eastAsia="맑은 고딕"/>
-          <w:b w:val="0"/>
-          <w:color w:val="1F2430"/>
-          <w:sz w:val="20"/>
-        </w:rPr>
-        <w:t>________________________________________</w:t>
-      </w:r>
-    </w:p>
-    <w:p>
-      <w:pPr>
-        <w:spacing w:before="20" w:after="0" w:line="276" w:lineRule="auto"/>
-        <w:ind w:left="170"/>
-      </w:pPr>
-      <w:r>
-        <w:rPr>
-          <w:rFonts w:ascii="맑은 고딕" w:hAnsi="맑은 고딕" w:eastAsia="맑은 고딕"/>
-          <w:b w:val="0"/>
-          <w:color w:val="1F2430"/>
-          <w:sz w:val="20"/>
-        </w:rPr>
-        <w:t xml:space="preserve">2) Show me the watch. You got the watch as a birthday present. → Show </w:t>
-      </w:r>
-      <w:r>
-        <w:rPr>
-          <w:rFonts w:ascii="맑은 고딕" w:hAnsi="맑은 고딕" w:eastAsia="맑은 고딕"/>
-          <w:b w:val="0"/>
-          <w:color w:val="1F2430"/>
-          <w:sz w:val="20"/>
-        </w:rPr>
-        <w:t>________________________________________</w:t>
-      </w:r>
-    </w:p>
-    <w:p>
-      <w:pPr>
-        <w:spacing w:before="20" w:after="0" w:line="276" w:lineRule="auto"/>
-        <w:ind w:left="170"/>
-      </w:pPr>
-      <w:r>
-        <w:rPr>
-          <w:rFonts w:ascii="맑은 고딕" w:hAnsi="맑은 고딕" w:eastAsia="맑은 고딕"/>
-          <w:b w:val="0"/>
-          <w:color w:val="1F2430"/>
-          <w:sz w:val="20"/>
-        </w:rPr>
-        <w:t xml:space="preserve">3) The jacket was sold out. You ordered the jacket. → The jacket </w:t>
-      </w:r>
-      <w:r>
-        <w:rPr>
-          <w:rFonts w:ascii="맑은 고딕" w:hAnsi="맑은 고딕" w:eastAsia="맑은 고딕"/>
-          <w:b w:val="0"/>
-          <w:color w:val="1F2430"/>
-          <w:sz w:val="20"/>
-        </w:rPr>
-        <w:t>________________________________________</w:t>
-      </w:r>
-    </w:p>
-    <w:p>
-      <w:pPr>
-        <w:spacing w:before="20" w:after="0" w:line="276" w:lineRule="auto"/>
-        <w:ind w:left="170"/>
-      </w:pPr>
-      <w:r>
-        <w:rPr>
-          <w:rFonts w:ascii="맑은 고딕" w:hAnsi="맑은 고딕" w:eastAsia="맑은 고딕"/>
-          <w:b w:val="0"/>
-          <w:color w:val="1F2430"/>
-          <w:sz w:val="20"/>
-        </w:rPr>
         <w:t xml:space="preserve">4) The man is a suspect. The police officer is talking to the man. → The man </w:t>
       </w:r>
       <w:r>
@@ -12730,7 +12917,7 @@
           <w:color w:val="1F2430"/>
           <w:sz w:val="20"/>
         </w:rPr>
-        <w:t>________________________________________</w:t>
+        <w:tab/>
       </w:r>
       <w:r>
         <w:rPr>
@@ -12748,7 +12935,7 @@
           <w:color w:val="1F2430"/>
           <w:sz w:val="20"/>
         </w:rPr>
-        <w:t>________________________________________</w:t>
+        <w:tab/>
       </w:r>
       <w:r>
         <w:rPr>
@@ -13347,7 +13534,10 @@
     </w:p>
     <w:p>
       <w:pPr>
-        <w:spacing w:before="20" w:after="0" w:line="276" w:lineRule="auto"/>
+        <w:tabs>
+          <w:tab w:val="right" w:leader="underscore" w:pos="10300"/>
+        </w:tabs>
+        <w:spacing w:before="20" w:after="0" w:line="384" w:lineRule="auto"/>
         <w:ind w:left="170"/>
       </w:pPr>
       <w:r>
@@ -13366,12 +13556,15 @@
           <w:color w:val="1F2430"/>
           <w:sz w:val="20"/>
         </w:rPr>
-        <w:t>________________________________________</w:t>
+        <w:tab/>
       </w:r>
     </w:p>
     <w:p>
       <w:pPr>
-        <w:spacing w:before="20" w:after="0" w:line="276" w:lineRule="auto"/>
+        <w:tabs>
+          <w:tab w:val="right" w:leader="underscore" w:pos="10300"/>
+        </w:tabs>
+        <w:spacing w:before="20" w:after="0" w:line="384" w:lineRule="auto"/>
         <w:ind w:left="170"/>
       </w:pPr>
       <w:r>
@@ -13390,12 +13583,15 @@
           <w:color w:val="1F2430"/>
           <w:sz w:val="20"/>
         </w:rPr>
-        <w:t>________________________________________</w:t>
+        <w:tab/>
       </w:r>
     </w:p>
     <w:p>
       <w:pPr>
-        <w:spacing w:before="20" w:after="0" w:line="276" w:lineRule="auto"/>
+        <w:tabs>
+          <w:tab w:val="right" w:leader="underscore" w:pos="10300"/>
+        </w:tabs>
+        <w:spacing w:before="20" w:after="0" w:line="384" w:lineRule="auto"/>
         <w:ind w:left="170"/>
       </w:pPr>
       <w:r>
@@ -13414,7 +13610,7 @@
           <w:color w:val="1F2430"/>
           <w:sz w:val="20"/>
         </w:rPr>
-        <w:t>________________________________________</w:t>
+        <w:tab/>
       </w:r>
     </w:p>
     <w:p>
@@ -13434,7 +13630,10 @@
     </w:p>
     <w:p>
       <w:pPr>
-        <w:spacing w:before="20" w:after="0" w:line="276" w:lineRule="auto"/>
+        <w:tabs>
+          <w:tab w:val="right" w:leader="underscore" w:pos="10300"/>
+        </w:tabs>
+        <w:spacing w:before="20" w:after="0" w:line="384" w:lineRule="auto"/>
         <w:ind w:left="170"/>
       </w:pPr>
       <w:r>
@@ -13453,12 +13652,15 @@
           <w:color w:val="1F2430"/>
           <w:sz w:val="20"/>
         </w:rPr>
-        <w:t>________________________________________</w:t>
+        <w:tab/>
       </w:r>
     </w:p>
     <w:p>
       <w:pPr>
-        <w:spacing w:before="20" w:after="0" w:line="276" w:lineRule="auto"/>
+        <w:tabs>
+          <w:tab w:val="right" w:leader="underscore" w:pos="10300"/>
+        </w:tabs>
+        <w:spacing w:before="20" w:after="0" w:line="384" w:lineRule="auto"/>
         <w:ind w:left="170"/>
       </w:pPr>
       <w:r>
@@ -13477,12 +13679,15 @@
           <w:color w:val="1F2430"/>
           <w:sz w:val="20"/>
         </w:rPr>
-        <w:t>________________________________________</w:t>
+        <w:tab/>
       </w:r>
     </w:p>
     <w:p>
       <w:pPr>
-        <w:spacing w:before="20" w:after="0" w:line="276" w:lineRule="auto"/>
+        <w:tabs>
+          <w:tab w:val="right" w:leader="underscore" w:pos="10300"/>
+        </w:tabs>
+        <w:spacing w:before="20" w:after="0" w:line="384" w:lineRule="auto"/>
         <w:ind w:left="170"/>
       </w:pPr>
       <w:r>
@@ -13501,7 +13706,9 @@
           <w:color w:val="1F2430"/>
           <w:sz w:val="20"/>
         </w:rPr>
-        <w:t>________________________________________</w:t>
+        <w:tab/>
+        <w:br/>
+        <w:tab/>
       </w:r>
     </w:p>
     <w:p>
@@ -14210,6 +14417,78 @@
     </w:p>
     <w:p>
       <w:pPr>
+        <w:tabs>
+          <w:tab w:val="right" w:leader="underscore" w:pos="10300"/>
+        </w:tabs>
+        <w:spacing w:before="20" w:after="0" w:line="384" w:lineRule="auto"/>
+        <w:ind w:left="170"/>
+      </w:pPr>
+      <w:r>
+        <w:rPr>
+          <w:rFonts w:ascii="맑은 고딕" w:hAnsi="맑은 고딕" w:eastAsia="맑은 고딕"/>
+          <w:b w:val="0"/>
+          <w:color w:val="1F2430"/>
+          <w:sz w:val="20"/>
+        </w:rPr>
+        <w:t xml:space="preserve">2. (Somebody was pulling her hair.) She could feel </w:t>
+      </w:r>
+      <w:r>
+        <w:rPr>
+          <w:rFonts w:ascii="맑은 고딕" w:hAnsi="맑은 고딕" w:eastAsia="맑은 고딕"/>
+          <w:b w:val="0"/>
+          <w:color w:val="1F2430"/>
+          <w:sz w:val="20"/>
+        </w:rPr>
+        <w:tab/>
+      </w:r>
+      <w:r>
+        <w:rPr>
+          <w:rFonts w:ascii="맑은 고딕" w:hAnsi="맑은 고딕" w:eastAsia="맑은 고딕"/>
+          <w:b w:val="0"/>
+          <w:color w:val="1F2430"/>
+          <w:sz w:val="20"/>
+        </w:rPr>
+        <w:t>.</w:t>
+      </w:r>
+    </w:p>
+    <w:p>
+      <w:pPr>
+        <w:tabs>
+          <w:tab w:val="right" w:leader="underscore" w:pos="10300"/>
+        </w:tabs>
+        <w:spacing w:before="20" w:after="0" w:line="384" w:lineRule="auto"/>
+        <w:ind w:left="170"/>
+      </w:pPr>
+      <w:r>
+        <w:rPr>
+          <w:rFonts w:ascii="맑은 고딕" w:hAnsi="맑은 고딕" w:eastAsia="맑은 고딕"/>
+          <w:b w:val="0"/>
+          <w:color w:val="1F2430"/>
+          <w:sz w:val="20"/>
+        </w:rPr>
+        <w:t xml:space="preserve">3. (The stars were shining brightly in the night sky.) We enjoy looking at </w:t>
+      </w:r>
+      <w:r>
+        <w:rPr>
+          <w:rFonts w:ascii="맑은 고딕" w:hAnsi="맑은 고딕" w:eastAsia="맑은 고딕"/>
+          <w:b w:val="0"/>
+          <w:color w:val="1F2430"/>
+          <w:sz w:val="20"/>
+        </w:rPr>
+        <w:tab/>
+      </w:r>
+      <w:r>
+        <w:rPr>
+          <w:rFonts w:ascii="맑은 고딕" w:hAnsi="맑은 고딕" w:eastAsia="맑은 고딕"/>
+          <w:b w:val="0"/>
+          <w:color w:val="1F2430"/>
+          <w:sz w:val="20"/>
+        </w:rPr>
+        <w:t>.</w:t>
+      </w:r>
+    </w:p>
+    <w:p>
+      <w:pPr>
         <w:spacing w:before="20" w:after="0" w:line="276" w:lineRule="auto"/>
         <w:ind w:left="170"/>
       </w:pPr>
@@ -14220,16 +14499,16 @@
           <w:color w:val="1F2430"/>
           <w:sz w:val="20"/>
         </w:rPr>
-        <w:t xml:space="preserve">2. (Somebody was pulling her hair.) She could feel </w:t>
-      </w:r>
-      <w:r>
-        <w:rPr>
-          <w:rFonts w:ascii="맑은 고딕" w:hAnsi="맑은 고딕" w:eastAsia="맑은 고딕"/>
-          <w:b w:val="0"/>
-          <w:color w:val="1F2430"/>
-          <w:sz w:val="20"/>
-        </w:rPr>
-        <w:t>________________________________________</w:t>
+        <w:t xml:space="preserve">4. (Her heart was beating fast.) She felt </w:t>
+      </w:r>
+      <w:r>
+        <w:rPr>
+          <w:rFonts w:ascii="맑은 고딕" w:hAnsi="맑은 고딕" w:eastAsia="맑은 고딕"/>
+          <w:b w:val="0"/>
+          <w:color w:val="1F2430"/>
+          <w:sz w:val="20"/>
+        </w:rPr>
+        <w:t>___________________________________</w:t>
       </w:r>
       <w:r>
         <w:rPr>
@@ -14243,6 +14522,153 @@
     </w:p>
     <w:p>
       <w:pPr>
+        <w:tabs>
+          <w:tab w:val="right" w:leader="underscore" w:pos="10300"/>
+        </w:tabs>
+        <w:spacing w:before="20" w:after="0" w:line="384" w:lineRule="auto"/>
+        <w:ind w:left="170"/>
+      </w:pPr>
+      <w:r>
+        <w:rPr>
+          <w:rFonts w:ascii="맑은 고딕" w:hAnsi="맑은 고딕" w:eastAsia="맑은 고딕"/>
+          <w:b w:val="0"/>
+          <w:color w:val="1F2430"/>
+          <w:sz w:val="20"/>
+        </w:rPr>
+        <w:t xml:space="preserve">5. (The children were feeding the sheep.) They are looking at </w:t>
+      </w:r>
+      <w:r>
+        <w:rPr>
+          <w:rFonts w:ascii="맑은 고딕" w:hAnsi="맑은 고딕" w:eastAsia="맑은 고딕"/>
+          <w:b w:val="0"/>
+          <w:color w:val="1F2430"/>
+          <w:sz w:val="20"/>
+        </w:rPr>
+        <w:tab/>
+      </w:r>
+      <w:r>
+        <w:rPr>
+          <w:rFonts w:ascii="맑은 고딕" w:hAnsi="맑은 고딕" w:eastAsia="맑은 고딕"/>
+          <w:b w:val="0"/>
+          <w:color w:val="1F2430"/>
+          <w:sz w:val="20"/>
+        </w:rPr>
+        <w:t>.</w:t>
+      </w:r>
+    </w:p>
+    <w:p>
+      <w:pPr>
+        <w:keepNext/>
+        <w:spacing w:before="100" w:after="20" w:line="276" w:lineRule="auto"/>
+      </w:pPr>
+      <w:r>
+        <w:rPr>
+          <w:rFonts w:ascii="맑은 고딕" w:hAnsi="맑은 고딕" w:eastAsia="맑은 고딕"/>
+          <w:b/>
+          <w:color w:val="1F2430"/>
+          <w:sz w:val="20"/>
+        </w:rPr>
+        <w:t>C 주어진 우리말과 의미가 같도록 괄호 안 단어들을 사용하여 문장을 써 봅시다. (필요 시 형태 변경)</w:t>
+      </w:r>
+    </w:p>
+    <w:p>
+      <w:pPr>
+        <w:tabs>
+          <w:tab w:val="right" w:leader="underscore" w:pos="10300"/>
+        </w:tabs>
+        <w:spacing w:before="20" w:after="0" w:line="384" w:lineRule="auto"/>
+        <w:ind w:left="170"/>
+      </w:pPr>
+      <w:r>
+        <w:rPr>
+          <w:rFonts w:ascii="맑은 고딕" w:hAnsi="맑은 고딕" w:eastAsia="맑은 고딕"/>
+          <w:b w:val="0"/>
+          <w:color w:val="1F2430"/>
+          <w:sz w:val="20"/>
+        </w:rPr>
+        <w:t xml:space="preserve">1. 나는 Noah가 그의 남동생과 함께 아이스크림을 먹고 있는 것을 보았다. (see, eat, ice cream, with) → </w:t>
+      </w:r>
+      <w:r>
+        <w:rPr>
+          <w:rFonts w:ascii="맑은 고딕" w:hAnsi="맑은 고딕" w:eastAsia="맑은 고딕"/>
+          <w:b w:val="0"/>
+          <w:color w:val="1F2430"/>
+          <w:sz w:val="20"/>
+        </w:rPr>
+        <w:tab/>
+      </w:r>
+    </w:p>
+    <w:p>
+      <w:pPr>
+        <w:tabs>
+          <w:tab w:val="right" w:leader="underscore" w:pos="10300"/>
+        </w:tabs>
+        <w:spacing w:before="20" w:after="0" w:line="384" w:lineRule="auto"/>
+        <w:ind w:left="170"/>
+      </w:pPr>
+      <w:r>
+        <w:rPr>
+          <w:rFonts w:ascii="맑은 고딕" w:hAnsi="맑은 고딕" w:eastAsia="맑은 고딕"/>
+          <w:b w:val="0"/>
+          <w:color w:val="1F2430"/>
+          <w:sz w:val="20"/>
+        </w:rPr>
+        <w:t xml:space="preserve">2. Sarah는 그들이 방과 후에 축구하는 것을 보았다. (see, play, soccer, after) → </w:t>
+      </w:r>
+      <w:r>
+        <w:rPr>
+          <w:rFonts w:ascii="맑은 고딕" w:hAnsi="맑은 고딕" w:eastAsia="맑은 고딕"/>
+          <w:b w:val="0"/>
+          <w:color w:val="1F2430"/>
+          <w:sz w:val="20"/>
+        </w:rPr>
+        <w:tab/>
+      </w:r>
+    </w:p>
+    <w:p>
+      <w:pPr>
+        <w:tabs>
+          <w:tab w:val="right" w:leader="underscore" w:pos="10300"/>
+        </w:tabs>
+        <w:spacing w:before="20" w:after="0" w:line="384" w:lineRule="auto"/>
+        <w:ind w:left="170"/>
+      </w:pPr>
+      <w:r>
+        <w:rPr>
+          <w:rFonts w:ascii="맑은 고딕" w:hAnsi="맑은 고딕" w:eastAsia="맑은 고딕"/>
+          <w:b w:val="0"/>
+          <w:color w:val="1F2430"/>
+          <w:sz w:val="20"/>
+        </w:rPr>
+        <w:t xml:space="preserve">3. 나는 엄마가 방에서 통화하시는 것을 들었다. (hear, talk, room) → </w:t>
+      </w:r>
+      <w:r>
+        <w:rPr>
+          <w:rFonts w:ascii="맑은 고딕" w:hAnsi="맑은 고딕" w:eastAsia="맑은 고딕"/>
+          <w:b w:val="0"/>
+          <w:color w:val="1F2430"/>
+          <w:sz w:val="20"/>
+        </w:rPr>
+        <w:tab/>
+      </w:r>
+    </w:p>
+    <w:p>
+      <w:pPr>
+        <w:keepNext/>
+        <w:spacing w:before="100" w:after="20" w:line="276" w:lineRule="auto"/>
+      </w:pPr>
+      <w:r>
+        <w:rPr>
+          <w:rFonts w:ascii="맑은 고딕" w:hAnsi="맑은 고딕" w:eastAsia="맑은 고딕"/>
+          <w:b/>
+          <w:color w:val="1F2430"/>
+          <w:sz w:val="20"/>
+        </w:rPr>
+        <w:t>D 다음 문장에서 어법상 틀린 부분을 찾아 바르게 고쳐 써 봅시다.</w:t>
+      </w:r>
+    </w:p>
+    <w:p>
+      <w:pPr>
         <w:spacing w:before="20" w:after="0" w:line="276" w:lineRule="auto"/>
         <w:ind w:left="170"/>
       </w:pPr>
@@ -14253,25 +14679,34 @@
           <w:color w:val="1F2430"/>
           <w:sz w:val="20"/>
         </w:rPr>
-        <w:t xml:space="preserve">3. (The stars were shining brightly in the night sky.) We enjoy looking at </w:t>
-      </w:r>
-      <w:r>
-        <w:rPr>
-          <w:rFonts w:ascii="맑은 고딕" w:hAnsi="맑은 고딕" w:eastAsia="맑은 고딕"/>
-          <w:b w:val="0"/>
-          <w:color w:val="1F2430"/>
-          <w:sz w:val="20"/>
-        </w:rPr>
-        <w:t>________________________________________</w:t>
-      </w:r>
-      <w:r>
-        <w:rPr>
-          <w:rFonts w:ascii="맑은 고딕" w:hAnsi="맑은 고딕" w:eastAsia="맑은 고딕"/>
-          <w:b w:val="0"/>
-          <w:color w:val="1F2430"/>
-          <w:sz w:val="20"/>
-        </w:rPr>
-        <w:t>.</w:t>
+        <w:t xml:space="preserve">1. She saw him ran across the street. → </w:t>
+      </w:r>
+      <w:r>
+        <w:rPr>
+          <w:rFonts w:ascii="맑은 고딕" w:hAnsi="맑은 고딕" w:eastAsia="맑은 고딕"/>
+          <w:b w:val="0"/>
+          <w:color w:val="1F2430"/>
+          <w:sz w:val="20"/>
+        </w:rPr>
+        <w:t>____</w:t>
+      </w:r>
+      <w:r>
+        <w:rPr>
+          <w:rFonts w:ascii="맑은 고딕" w:hAnsi="맑은 고딕" w:eastAsia="맑은 고딕"/>
+          <w:b w:val="0"/>
+          <w:color w:val="1F2430"/>
+          <w:sz w:val="20"/>
+        </w:rPr>
+        <w:t xml:space="preserve"> → </w:t>
+      </w:r>
+      <w:r>
+        <w:rPr>
+          <w:rFonts w:ascii="맑은 고딕" w:hAnsi="맑은 고딕" w:eastAsia="맑은 고딕"/>
+          <w:b w:val="0"/>
+          <w:color w:val="1F2430"/>
+          <w:sz w:val="20"/>
+        </w:rPr>
+        <w:t>______________</w:t>
       </w:r>
     </w:p>
     <w:p>
@@ -14286,25 +14721,34 @@
           <w:color w:val="1F2430"/>
           <w:sz w:val="20"/>
         </w:rPr>
-        <w:t xml:space="preserve">4. (Her heart was beating fast.) She felt </w:t>
-      </w:r>
-      <w:r>
-        <w:rPr>
-          <w:rFonts w:ascii="맑은 고딕" w:hAnsi="맑은 고딕" w:eastAsia="맑은 고딕"/>
-          <w:b w:val="0"/>
-          <w:color w:val="1F2430"/>
-          <w:sz w:val="20"/>
-        </w:rPr>
-        <w:t>___________________________________</w:t>
-      </w:r>
-      <w:r>
-        <w:rPr>
-          <w:rFonts w:ascii="맑은 고딕" w:hAnsi="맑은 고딕" w:eastAsia="맑은 고딕"/>
-          <w:b w:val="0"/>
-          <w:color w:val="1F2430"/>
-          <w:sz w:val="20"/>
-        </w:rPr>
-        <w:t>.</w:t>
+        <w:t xml:space="preserve">2. We saw Jane walks her dog at the park. → </w:t>
+      </w:r>
+      <w:r>
+        <w:rPr>
+          <w:rFonts w:ascii="맑은 고딕" w:hAnsi="맑은 고딕" w:eastAsia="맑은 고딕"/>
+          <w:b w:val="0"/>
+          <w:color w:val="1F2430"/>
+          <w:sz w:val="20"/>
+        </w:rPr>
+        <w:t>________</w:t>
+      </w:r>
+      <w:r>
+        <w:rPr>
+          <w:rFonts w:ascii="맑은 고딕" w:hAnsi="맑은 고딕" w:eastAsia="맑은 고딕"/>
+          <w:b w:val="0"/>
+          <w:color w:val="1F2430"/>
+          <w:sz w:val="20"/>
+        </w:rPr>
+        <w:t xml:space="preserve"> → </w:t>
+      </w:r>
+      <w:r>
+        <w:rPr>
+          <w:rFonts w:ascii="맑은 고딕" w:hAnsi="맑은 고딕" w:eastAsia="맑은 고딕"/>
+          <w:b w:val="0"/>
+          <w:color w:val="1F2430"/>
+          <w:sz w:val="20"/>
+        </w:rPr>
+        <w:t>______________</w:t>
       </w:r>
     </w:p>
     <w:p>
@@ -14319,29 +14763,164 @@
           <w:color w:val="1F2430"/>
           <w:sz w:val="20"/>
         </w:rPr>
-        <w:t xml:space="preserve">5. (The children were feeding the sheep.) They are looking at </w:t>
-      </w:r>
-      <w:r>
-        <w:rPr>
-          <w:rFonts w:ascii="맑은 고딕" w:hAnsi="맑은 고딕" w:eastAsia="맑은 고딕"/>
-          <w:b w:val="0"/>
-          <w:color w:val="1F2430"/>
-          <w:sz w:val="20"/>
-        </w:rPr>
-        <w:t>________________________________________</w:t>
-      </w:r>
-      <w:r>
-        <w:rPr>
-          <w:rFonts w:ascii="맑은 고딕" w:hAnsi="맑은 고딕" w:eastAsia="맑은 고딕"/>
-          <w:b w:val="0"/>
-          <w:color w:val="1F2430"/>
-          <w:sz w:val="20"/>
-        </w:rPr>
-        <w:t>.</w:t>
+        <w:t xml:space="preserve">3. I heard my friends laughed out loud. → </w:t>
+      </w:r>
+      <w:r>
+        <w:rPr>
+          <w:rFonts w:ascii="맑은 고딕" w:hAnsi="맑은 고딕" w:eastAsia="맑은 고딕"/>
+          <w:b w:val="0"/>
+          <w:color w:val="1F2430"/>
+          <w:sz w:val="20"/>
+        </w:rPr>
+        <w:t>___________</w:t>
+      </w:r>
+      <w:r>
+        <w:rPr>
+          <w:rFonts w:ascii="맑은 고딕" w:hAnsi="맑은 고딕" w:eastAsia="맑은 고딕"/>
+          <w:b w:val="0"/>
+          <w:color w:val="1F2430"/>
+          <w:sz w:val="20"/>
+        </w:rPr>
+        <w:t xml:space="preserve"> → </w:t>
+      </w:r>
+      <w:r>
+        <w:rPr>
+          <w:rFonts w:ascii="맑은 고딕" w:hAnsi="맑은 고딕" w:eastAsia="맑은 고딕"/>
+          <w:b w:val="0"/>
+          <w:color w:val="1F2430"/>
+          <w:sz w:val="20"/>
+        </w:rPr>
+        <w:t>________________</w:t>
       </w:r>
     </w:p>
     <w:p>
       <w:pPr>
+        <w:spacing w:before="20" w:after="0" w:line="276" w:lineRule="auto"/>
+        <w:ind w:left="170"/>
+      </w:pPr>
+      <w:r>
+        <w:rPr>
+          <w:rFonts w:ascii="맑은 고딕" w:hAnsi="맑은 고딕" w:eastAsia="맑은 고딕"/>
+          <w:b w:val="0"/>
+          <w:color w:val="1F2430"/>
+          <w:sz w:val="20"/>
+        </w:rPr>
+        <w:t xml:space="preserve">4. I could hear the boys whispered to each other. → </w:t>
+      </w:r>
+      <w:r>
+        <w:rPr>
+          <w:rFonts w:ascii="맑은 고딕" w:hAnsi="맑은 고딕" w:eastAsia="맑은 고딕"/>
+          <w:b w:val="0"/>
+          <w:color w:val="1F2430"/>
+          <w:sz w:val="20"/>
+        </w:rPr>
+        <w:t>______________</w:t>
+      </w:r>
+      <w:r>
+        <w:rPr>
+          <w:rFonts w:ascii="맑은 고딕" w:hAnsi="맑은 고딕" w:eastAsia="맑은 고딕"/>
+          <w:b w:val="0"/>
+          <w:color w:val="1F2430"/>
+          <w:sz w:val="20"/>
+        </w:rPr>
+        <w:t xml:space="preserve"> → </w:t>
+      </w:r>
+      <w:r>
+        <w:rPr>
+          <w:rFonts w:ascii="맑은 고딕" w:hAnsi="맑은 고딕" w:eastAsia="맑은 고딕"/>
+          <w:b w:val="0"/>
+          <w:color w:val="1F2430"/>
+          <w:sz w:val="20"/>
+        </w:rPr>
+        <w:t>___________________</w:t>
+      </w:r>
+    </w:p>
+    <w:p>
+      <w:pPr>
+        <w:spacing w:before="20" w:after="0" w:line="276" w:lineRule="auto"/>
+        <w:ind w:left="170"/>
+      </w:pPr>
+      <w:r>
+        <w:rPr>
+          <w:rFonts w:ascii="맑은 고딕" w:hAnsi="맑은 고딕" w:eastAsia="맑은 고딕"/>
+          <w:b w:val="0"/>
+          <w:color w:val="1F2430"/>
+          <w:sz w:val="20"/>
+        </w:rPr>
+        <w:t xml:space="preserve">5. She saw her car wash at the gas station. → </w:t>
+      </w:r>
+      <w:r>
+        <w:rPr>
+          <w:rFonts w:ascii="맑은 고딕" w:hAnsi="맑은 고딕" w:eastAsia="맑은 고딕"/>
+          <w:b w:val="0"/>
+          <w:color w:val="1F2430"/>
+          <w:sz w:val="20"/>
+        </w:rPr>
+        <w:t>______</w:t>
+      </w:r>
+      <w:r>
+        <w:rPr>
+          <w:rFonts w:ascii="맑은 고딕" w:hAnsi="맑은 고딕" w:eastAsia="맑은 고딕"/>
+          <w:b w:val="0"/>
+          <w:color w:val="1F2430"/>
+          <w:sz w:val="20"/>
+        </w:rPr>
+        <w:t xml:space="preserve"> → </w:t>
+      </w:r>
+      <w:r>
+        <w:rPr>
+          <w:rFonts w:ascii="맑은 고딕" w:hAnsi="맑은 고딕" w:eastAsia="맑은 고딕"/>
+          <w:b w:val="0"/>
+          <w:color w:val="1F2430"/>
+          <w:sz w:val="20"/>
+        </w:rPr>
+        <w:t>_________</w:t>
+      </w:r>
+    </w:p>
+    <w:p>
+      <w:pPr>
+        <w:spacing w:before="20" w:after="0" w:line="276" w:lineRule="auto"/>
+        <w:ind w:left="170"/>
+      </w:pPr>
+      <w:r>
+        <w:rPr>
+          <w:rFonts w:ascii="맑은 고딕" w:hAnsi="맑은 고딕" w:eastAsia="맑은 고딕"/>
+          <w:b w:val="0"/>
+          <w:color w:val="1F2430"/>
+          <w:sz w:val="20"/>
+        </w:rPr>
+        <w:t xml:space="preserve">6. He felt his pocket to pick on the crowded subway. → </w:t>
+      </w:r>
+      <w:r>
+        <w:rPr>
+          <w:rFonts w:ascii="맑은 고딕" w:hAnsi="맑은 고딕" w:eastAsia="맑은 고딕"/>
+          <w:b w:val="0"/>
+          <w:color w:val="1F2430"/>
+          <w:sz w:val="20"/>
+        </w:rPr>
+        <w:t>___________</w:t>
+      </w:r>
+      <w:r>
+        <w:rPr>
+          <w:rFonts w:ascii="맑은 고딕" w:hAnsi="맑은 고딕" w:eastAsia="맑은 고딕"/>
+          <w:b w:val="0"/>
+          <w:color w:val="1F2430"/>
+          <w:sz w:val="20"/>
+        </w:rPr>
+        <w:t xml:space="preserve"> → </w:t>
+      </w:r>
+      <w:r>
+        <w:rPr>
+          <w:rFonts w:ascii="맑은 고딕" w:hAnsi="맑은 고딕" w:eastAsia="맑은 고딕"/>
+          <w:b w:val="0"/>
+          <w:color w:val="1F2430"/>
+          <w:sz w:val="20"/>
+        </w:rPr>
+        <w:t>_________</w:t>
+      </w:r>
+    </w:p>
+    <w:p>
+      <w:pPr>
         <w:keepNext/>
         <w:spacing w:before="100" w:after="20" w:line="276" w:lineRule="auto"/>
       </w:pPr>
@@ -14352,7 +14931,7 @@
           <w:color w:val="1F2430"/>
           <w:sz w:val="20"/>
         </w:rPr>
-        <w:t>C 주어진 우리말과 의미가 같도록 괄호 안 단어들을 사용하여 문장을 써 봅시다. (필요 시 형태 변경)</w:t>
+        <w:t>E 다음 글을 읽고, 어법상 어색한 부분을 세 군데 찾아 바르게 고쳐 써 봅시다.</w:t>
       </w:r>
     </w:p>
     <w:p>
@@ -14367,45 +14946,129 @@
           <w:color w:val="1F2430"/>
           <w:sz w:val="20"/>
         </w:rPr>
-        <w:t xml:space="preserve">1. 나는 Noah가 그의 남동생과 함께 아이스크림을 먹고 있는 것을 보았다. (see, eat, ice cream, with) → </w:t>
-      </w:r>
-      <w:r>
-        <w:rPr>
-          <w:rFonts w:ascii="맑은 고딕" w:hAnsi="맑은 고딕" w:eastAsia="맑은 고딕"/>
-          <w:b w:val="0"/>
-          <w:color w:val="1F2430"/>
-          <w:sz w:val="20"/>
-        </w:rPr>
-        <w:t>________________________________________</w:t>
+        <w:t xml:space="preserve">The Green-yard sports day was celebrated last Saturday. I watched Jaemin and Jisu plays three-legged race. Jaemin saw me jumped a rope and he cheered for me. I watched my math teacher play ping pong against the students. I wanted her to win the game, but she lost! At the end of the day, I heard my school band to sing songs. It was a great day.  → ① </w:t>
+      </w:r>
+      <w:r>
+        <w:rPr>
+          <w:rFonts w:ascii="맑은 고딕" w:hAnsi="맑은 고딕" w:eastAsia="맑은 고딕"/>
+          <w:b w:val="0"/>
+          <w:color w:val="1F2430"/>
+          <w:sz w:val="20"/>
+        </w:rPr>
+        <w:t>________</w:t>
+      </w:r>
+      <w:r>
+        <w:rPr>
+          <w:rFonts w:ascii="맑은 고딕" w:hAnsi="맑은 고딕" w:eastAsia="맑은 고딕"/>
+          <w:b w:val="0"/>
+          <w:color w:val="1F2430"/>
+          <w:sz w:val="20"/>
+        </w:rPr>
+        <w:t xml:space="preserve"> → </w:t>
+      </w:r>
+      <w:r>
+        <w:rPr>
+          <w:rFonts w:ascii="맑은 고딕" w:hAnsi="맑은 고딕" w:eastAsia="맑은 고딕"/>
+          <w:b w:val="0"/>
+          <w:color w:val="1F2430"/>
+          <w:sz w:val="20"/>
+        </w:rPr>
+        <w:t>______________</w:t>
+      </w:r>
+      <w:r>
+        <w:rPr>
+          <w:rFonts w:ascii="맑은 고딕" w:hAnsi="맑은 고딕" w:eastAsia="맑은 고딕"/>
+          <w:b w:val="0"/>
+          <w:color w:val="1F2430"/>
+          <w:sz w:val="20"/>
+        </w:rPr>
+        <w:t xml:space="preserve">  ② </w:t>
+      </w:r>
+      <w:r>
+        <w:rPr>
+          <w:rFonts w:ascii="맑은 고딕" w:hAnsi="맑은 고딕" w:eastAsia="맑은 고딕"/>
+          <w:b w:val="0"/>
+          <w:color w:val="1F2430"/>
+          <w:sz w:val="20"/>
+        </w:rPr>
+        <w:t>_________</w:t>
+      </w:r>
+      <w:r>
+        <w:rPr>
+          <w:rFonts w:ascii="맑은 고딕" w:hAnsi="맑은 고딕" w:eastAsia="맑은 고딕"/>
+          <w:b w:val="0"/>
+          <w:color w:val="1F2430"/>
+          <w:sz w:val="20"/>
+        </w:rPr>
+        <w:t xml:space="preserve"> → </w:t>
+      </w:r>
+      <w:r>
+        <w:rPr>
+          <w:rFonts w:ascii="맑은 고딕" w:hAnsi="맑은 고딕" w:eastAsia="맑은 고딕"/>
+          <w:b w:val="0"/>
+          <w:color w:val="1F2430"/>
+          <w:sz w:val="20"/>
+        </w:rPr>
+        <w:t>______________</w:t>
+      </w:r>
+      <w:r>
+        <w:rPr>
+          <w:rFonts w:ascii="맑은 고딕" w:hAnsi="맑은 고딕" w:eastAsia="맑은 고딕"/>
+          <w:b w:val="0"/>
+          <w:color w:val="1F2430"/>
+          <w:sz w:val="20"/>
+        </w:rPr>
+        <w:t xml:space="preserve">  ③ </w:t>
+      </w:r>
+      <w:r>
+        <w:rPr>
+          <w:rFonts w:ascii="맑은 고딕" w:hAnsi="맑은 고딕" w:eastAsia="맑은 고딕"/>
+          <w:b w:val="0"/>
+          <w:color w:val="1F2430"/>
+          <w:sz w:val="20"/>
+        </w:rPr>
+        <w:t>___________</w:t>
+      </w:r>
+      <w:r>
+        <w:rPr>
+          <w:rFonts w:ascii="맑은 고딕" w:hAnsi="맑은 고딕" w:eastAsia="맑은 고딕"/>
+          <w:b w:val="0"/>
+          <w:color w:val="1F2430"/>
+          <w:sz w:val="20"/>
+        </w:rPr>
+        <w:t xml:space="preserve"> → </w:t>
+      </w:r>
+      <w:r>
+        <w:rPr>
+          <w:rFonts w:ascii="맑은 고딕" w:hAnsi="맑은 고딕" w:eastAsia="맑은 고딕"/>
+          <w:b w:val="0"/>
+          <w:color w:val="1F2430"/>
+          <w:sz w:val="20"/>
+        </w:rPr>
+        <w:t>______________</w:t>
       </w:r>
     </w:p>
     <w:p>
       <w:pPr>
-        <w:spacing w:before="20" w:after="0" w:line="276" w:lineRule="auto"/>
-        <w:ind w:left="170"/>
-      </w:pPr>
-      <w:r>
-        <w:rPr>
-          <w:rFonts w:ascii="맑은 고딕" w:hAnsi="맑은 고딕" w:eastAsia="맑은 고딕"/>
-          <w:b w:val="0"/>
-          <w:color w:val="1F2430"/>
-          <w:sz w:val="20"/>
-        </w:rPr>
-        <w:t xml:space="preserve">2. Sarah는 그들이 방과 후에 축구하는 것을 보았다. (see, play, soccer, after) → </w:t>
-      </w:r>
-      <w:r>
-        <w:rPr>
-          <w:rFonts w:ascii="맑은 고딕" w:hAnsi="맑은 고딕" w:eastAsia="맑은 고딕"/>
-          <w:b w:val="0"/>
-          <w:color w:val="1F2430"/>
-          <w:sz w:val="20"/>
-        </w:rPr>
-        <w:t>________________________________________</w:t>
+        <w:keepNext/>
+        <w:spacing w:before="100" w:after="20" w:line="276" w:lineRule="auto"/>
+      </w:pPr>
+      <w:r>
+        <w:rPr>
+          <w:rFonts w:ascii="맑은 고딕" w:hAnsi="맑은 고딕" w:eastAsia="맑은 고딕"/>
+          <w:b/>
+          <w:color w:val="1F2430"/>
+          <w:sz w:val="20"/>
+        </w:rPr>
+        <w:t>F 그림을 보고, 주어진 단어를 활용하여 우리말에 맞게 영작하세요.</w:t>
       </w:r>
     </w:p>
     <w:p>
       <w:pPr>
-        <w:spacing w:before="20" w:after="0" w:line="276" w:lineRule="auto"/>
+        <w:tabs>
+          <w:tab w:val="right" w:leader="underscore" w:pos="10300"/>
+        </w:tabs>
+        <w:spacing w:before="20" w:after="0" w:line="384" w:lineRule="auto"/>
         <w:ind w:left="170"/>
       </w:pPr>
       <w:r>
@@ -14415,36 +15078,51 @@
           <w:color w:val="1F2430"/>
           <w:sz w:val="20"/>
         </w:rPr>
-        <w:t xml:space="preserve">3. 나는 엄마가 방에서 통화하시는 것을 들었다. (hear, talk, room) → </w:t>
-      </w:r>
-      <w:r>
-        <w:rPr>
-          <w:rFonts w:ascii="맑은 고딕" w:hAnsi="맑은 고딕" w:eastAsia="맑은 고딕"/>
-          <w:b w:val="0"/>
-          <w:color w:val="1F2430"/>
-          <w:sz w:val="20"/>
-        </w:rPr>
-        <w:t>________________________________________</w:t>
+        <w:t xml:space="preserve">(1) 나는 많은 사람들이 수영하는 것을 보았다. (see / swim) → </w:t>
+      </w:r>
+      <w:r>
+        <w:rPr>
+          <w:rFonts w:ascii="맑은 고딕" w:hAnsi="맑은 고딕" w:eastAsia="맑은 고딕"/>
+          <w:b w:val="0"/>
+          <w:color w:val="1F2430"/>
+          <w:sz w:val="20"/>
+        </w:rPr>
+        <w:tab/>
       </w:r>
     </w:p>
     <w:p>
       <w:pPr>
-        <w:keepNext/>
-        <w:spacing w:before="100" w:after="20" w:line="276" w:lineRule="auto"/>
-      </w:pPr>
-      <w:r>
-        <w:rPr>
-          <w:rFonts w:ascii="맑은 고딕" w:hAnsi="맑은 고딕" w:eastAsia="맑은 고딕"/>
-          <w:b/>
-          <w:color w:val="1F2430"/>
-          <w:sz w:val="20"/>
-        </w:rPr>
-        <w:t>D 다음 문장에서 어법상 틀린 부분을 찾아 바르게 고쳐 써 봅시다.</w:t>
+        <w:tabs>
+          <w:tab w:val="right" w:leader="underscore" w:pos="10300"/>
+        </w:tabs>
+        <w:spacing w:before="20" w:after="0" w:line="384" w:lineRule="auto"/>
+        <w:ind w:left="170"/>
+      </w:pPr>
+      <w:r>
+        <w:rPr>
+          <w:rFonts w:ascii="맑은 고딕" w:hAnsi="맑은 고딕" w:eastAsia="맑은 고딕"/>
+          <w:b w:val="0"/>
+          <w:color w:val="1F2430"/>
+          <w:sz w:val="20"/>
+        </w:rPr>
+        <w:t xml:space="preserve">(2) 나는 한 아이가 그의 엄마를 부르는 소리를 들었다. (hear / a child / call) → </w:t>
+      </w:r>
+      <w:r>
+        <w:rPr>
+          <w:rFonts w:ascii="맑은 고딕" w:hAnsi="맑은 고딕" w:eastAsia="맑은 고딕"/>
+          <w:b w:val="0"/>
+          <w:color w:val="1F2430"/>
+          <w:sz w:val="20"/>
+        </w:rPr>
+        <w:tab/>
       </w:r>
     </w:p>
     <w:p>
       <w:pPr>
-        <w:spacing w:before="20" w:after="0" w:line="276" w:lineRule="auto"/>
+        <w:tabs>
+          <w:tab w:val="right" w:leader="underscore" w:pos="10300"/>
+        </w:tabs>
+        <w:spacing w:before="20" w:after="0" w:line="384" w:lineRule="auto"/>
         <w:ind w:left="170"/>
       </w:pPr>
       <w:r>
@@ -14454,39 +15132,24 @@
           <w:color w:val="1F2430"/>
           <w:sz w:val="20"/>
         </w:rPr>
-        <w:t xml:space="preserve">1. She saw him ran across the street. → </w:t>
-      </w:r>
-      <w:r>
-        <w:rPr>
-          <w:rFonts w:ascii="맑은 고딕" w:hAnsi="맑은 고딕" w:eastAsia="맑은 고딕"/>
-          <w:b w:val="0"/>
-          <w:color w:val="1F2430"/>
-          <w:sz w:val="20"/>
-        </w:rPr>
-        <w:t>____</w:t>
-      </w:r>
-      <w:r>
-        <w:rPr>
-          <w:rFonts w:ascii="맑은 고딕" w:hAnsi="맑은 고딕" w:eastAsia="맑은 고딕"/>
-          <w:b w:val="0"/>
-          <w:color w:val="1F2430"/>
-          <w:sz w:val="20"/>
-        </w:rPr>
-        <w:t xml:space="preserve"> → </w:t>
-      </w:r>
-      <w:r>
-        <w:rPr>
-          <w:rFonts w:ascii="맑은 고딕" w:hAnsi="맑은 고딕" w:eastAsia="맑은 고딕"/>
-          <w:b w:val="0"/>
-          <w:color w:val="1F2430"/>
-          <w:sz w:val="20"/>
-        </w:rPr>
-        <w:t>______________</w:t>
+        <w:t xml:space="preserve">(3) 나는 민수가 서핑하는 것을 구경했다. (watch / surf) → </w:t>
+      </w:r>
+      <w:r>
+        <w:rPr>
+          <w:rFonts w:ascii="맑은 고딕" w:hAnsi="맑은 고딕" w:eastAsia="맑은 고딕"/>
+          <w:b w:val="0"/>
+          <w:color w:val="1F2430"/>
+          <w:sz w:val="20"/>
+        </w:rPr>
+        <w:tab/>
       </w:r>
     </w:p>
     <w:p>
       <w:pPr>
-        <w:spacing w:before="20" w:after="0" w:line="276" w:lineRule="auto"/>
+        <w:tabs>
+          <w:tab w:val="right" w:leader="underscore" w:pos="10300"/>
+        </w:tabs>
+        <w:spacing w:before="20" w:after="0" w:line="384" w:lineRule="auto"/>
         <w:ind w:left="170"/>
       </w:pPr>
       <w:r>
@@ -14496,432 +15159,6 @@
           <w:color w:val="1F2430"/>
           <w:sz w:val="20"/>
         </w:rPr>
-        <w:t xml:space="preserve">2. We saw Jane walks her dog at the park. → </w:t>
-      </w:r>
-      <w:r>
-        <w:rPr>
-          <w:rFonts w:ascii="맑은 고딕" w:hAnsi="맑은 고딕" w:eastAsia="맑은 고딕"/>
-          <w:b w:val="0"/>
-          <w:color w:val="1F2430"/>
-          <w:sz w:val="20"/>
-        </w:rPr>
-        <w:t>________</w:t>
-      </w:r>
-      <w:r>
-        <w:rPr>
-          <w:rFonts w:ascii="맑은 고딕" w:hAnsi="맑은 고딕" w:eastAsia="맑은 고딕"/>
-          <w:b w:val="0"/>
-          <w:color w:val="1F2430"/>
-          <w:sz w:val="20"/>
-        </w:rPr>
-        <w:t xml:space="preserve"> → </w:t>
-      </w:r>
-      <w:r>
-        <w:rPr>
-          <w:rFonts w:ascii="맑은 고딕" w:hAnsi="맑은 고딕" w:eastAsia="맑은 고딕"/>
-          <w:b w:val="0"/>
-          <w:color w:val="1F2430"/>
-          <w:sz w:val="20"/>
-        </w:rPr>
-        <w:t>______________</w:t>
-      </w:r>
-    </w:p>
-    <w:p>
-      <w:pPr>
-        <w:spacing w:before="20" w:after="0" w:line="276" w:lineRule="auto"/>
-        <w:ind w:left="170"/>
-      </w:pPr>
-      <w:r>
-        <w:rPr>
-          <w:rFonts w:ascii="맑은 고딕" w:hAnsi="맑은 고딕" w:eastAsia="맑은 고딕"/>
-          <w:b w:val="0"/>
-          <w:color w:val="1F2430"/>
-          <w:sz w:val="20"/>
-        </w:rPr>
-        <w:t xml:space="preserve">3. I heard my friends laughed out loud. → </w:t>
-      </w:r>
-      <w:r>
-        <w:rPr>
-          <w:rFonts w:ascii="맑은 고딕" w:hAnsi="맑은 고딕" w:eastAsia="맑은 고딕"/>
-          <w:b w:val="0"/>
-          <w:color w:val="1F2430"/>
-          <w:sz w:val="20"/>
-        </w:rPr>
-        <w:t>___________</w:t>
-      </w:r>
-      <w:r>
-        <w:rPr>
-          <w:rFonts w:ascii="맑은 고딕" w:hAnsi="맑은 고딕" w:eastAsia="맑은 고딕"/>
-          <w:b w:val="0"/>
-          <w:color w:val="1F2430"/>
-          <w:sz w:val="20"/>
-        </w:rPr>
-        <w:t xml:space="preserve"> → </w:t>
-      </w:r>
-      <w:r>
-        <w:rPr>
-          <w:rFonts w:ascii="맑은 고딕" w:hAnsi="맑은 고딕" w:eastAsia="맑은 고딕"/>
-          <w:b w:val="0"/>
-          <w:color w:val="1F2430"/>
-          <w:sz w:val="20"/>
-        </w:rPr>
-        <w:t>________________</w:t>
-      </w:r>
-    </w:p>
-    <w:p>
-      <w:pPr>
-        <w:spacing w:before="20" w:after="0" w:line="276" w:lineRule="auto"/>
-        <w:ind w:left="170"/>
-      </w:pPr>
-      <w:r>
-        <w:rPr>
-          <w:rFonts w:ascii="맑은 고딕" w:hAnsi="맑은 고딕" w:eastAsia="맑은 고딕"/>
-          <w:b w:val="0"/>
-          <w:color w:val="1F2430"/>
-          <w:sz w:val="20"/>
-        </w:rPr>
-        <w:t xml:space="preserve">4. I could hear the boys whispered to each other. → </w:t>
-      </w:r>
-      <w:r>
-        <w:rPr>
-          <w:rFonts w:ascii="맑은 고딕" w:hAnsi="맑은 고딕" w:eastAsia="맑은 고딕"/>
-          <w:b w:val="0"/>
-          <w:color w:val="1F2430"/>
-          <w:sz w:val="20"/>
-        </w:rPr>
-        <w:t>______________</w:t>
-      </w:r>
-      <w:r>
-        <w:rPr>
-          <w:rFonts w:ascii="맑은 고딕" w:hAnsi="맑은 고딕" w:eastAsia="맑은 고딕"/>
-          <w:b w:val="0"/>
-          <w:color w:val="1F2430"/>
-          <w:sz w:val="20"/>
-        </w:rPr>
-        <w:t xml:space="preserve"> → </w:t>
-      </w:r>
-      <w:r>
-        <w:rPr>
-          <w:rFonts w:ascii="맑은 고딕" w:hAnsi="맑은 고딕" w:eastAsia="맑은 고딕"/>
-          <w:b w:val="0"/>
-          <w:color w:val="1F2430"/>
-          <w:sz w:val="20"/>
-        </w:rPr>
-        <w:t>___________________</w:t>
-      </w:r>
-    </w:p>
-    <w:p>
-      <w:pPr>
-        <w:spacing w:before="20" w:after="0" w:line="276" w:lineRule="auto"/>
-        <w:ind w:left="170"/>
-      </w:pPr>
-      <w:r>
-        <w:rPr>
-          <w:rFonts w:ascii="맑은 고딕" w:hAnsi="맑은 고딕" w:eastAsia="맑은 고딕"/>
-          <w:b w:val="0"/>
-          <w:color w:val="1F2430"/>
-          <w:sz w:val="20"/>
-        </w:rPr>
-        <w:t xml:space="preserve">5. She saw her car wash at the gas station. → </w:t>
-      </w:r>
-      <w:r>
-        <w:rPr>
-          <w:rFonts w:ascii="맑은 고딕" w:hAnsi="맑은 고딕" w:eastAsia="맑은 고딕"/>
-          <w:b w:val="0"/>
-          <w:color w:val="1F2430"/>
-          <w:sz w:val="20"/>
-        </w:rPr>
-        <w:t>______</w:t>
-      </w:r>
-      <w:r>
-        <w:rPr>
-          <w:rFonts w:ascii="맑은 고딕" w:hAnsi="맑은 고딕" w:eastAsia="맑은 고딕"/>
-          <w:b w:val="0"/>
-          <w:color w:val="1F2430"/>
-          <w:sz w:val="20"/>
-        </w:rPr>
-        <w:t xml:space="preserve"> → </w:t>
-      </w:r>
-      <w:r>
-        <w:rPr>
-          <w:rFonts w:ascii="맑은 고딕" w:hAnsi="맑은 고딕" w:eastAsia="맑은 고딕"/>
-          <w:b w:val="0"/>
-          <w:color w:val="1F2430"/>
-          <w:sz w:val="20"/>
-        </w:rPr>
-        <w:t>_________</w:t>
-      </w:r>
-    </w:p>
-    <w:p>
-      <w:pPr>
-        <w:spacing w:before="20" w:after="0" w:line="276" w:lineRule="auto"/>
-        <w:ind w:left="170"/>
-      </w:pPr>
-      <w:r>
-        <w:rPr>
-          <w:rFonts w:ascii="맑은 고딕" w:hAnsi="맑은 고딕" w:eastAsia="맑은 고딕"/>
-          <w:b w:val="0"/>
-          <w:color w:val="1F2430"/>
-          <w:sz w:val="20"/>
-        </w:rPr>
-        <w:t xml:space="preserve">6. He felt his pocket to pick on the crowded subway. → </w:t>
-      </w:r>
-      <w:r>
-        <w:rPr>
-          <w:rFonts w:ascii="맑은 고딕" w:hAnsi="맑은 고딕" w:eastAsia="맑은 고딕"/>
-          <w:b w:val="0"/>
-          <w:color w:val="1F2430"/>
-          <w:sz w:val="20"/>
-        </w:rPr>
-        <w:t>___________</w:t>
-      </w:r>
-      <w:r>
-        <w:rPr>
-          <w:rFonts w:ascii="맑은 고딕" w:hAnsi="맑은 고딕" w:eastAsia="맑은 고딕"/>
-          <w:b w:val="0"/>
-          <w:color w:val="1F2430"/>
-          <w:sz w:val="20"/>
-        </w:rPr>
-        <w:t xml:space="preserve"> → </w:t>
-      </w:r>
-      <w:r>
-        <w:rPr>
-          <w:rFonts w:ascii="맑은 고딕" w:hAnsi="맑은 고딕" w:eastAsia="맑은 고딕"/>
-          <w:b w:val="0"/>
-          <w:color w:val="1F2430"/>
-          <w:sz w:val="20"/>
-        </w:rPr>
-        <w:t>_________</w:t>
-      </w:r>
-    </w:p>
-    <w:p>
-      <w:pPr>
-        <w:keepNext/>
-        <w:spacing w:before="100" w:after="20" w:line="276" w:lineRule="auto"/>
-      </w:pPr>
-      <w:r>
-        <w:rPr>
-          <w:rFonts w:ascii="맑은 고딕" w:hAnsi="맑은 고딕" w:eastAsia="맑은 고딕"/>
-          <w:b/>
-          <w:color w:val="1F2430"/>
-          <w:sz w:val="20"/>
-        </w:rPr>
-        <w:t>E 다음 글을 읽고, 어법상 어색한 부분을 세 군데 찾아 바르게 고쳐 써 봅시다.</w:t>
-      </w:r>
-    </w:p>
-    <w:p>
-      <w:pPr>
-        <w:spacing w:before="20" w:after="0" w:line="276" w:lineRule="auto"/>
-        <w:ind w:left="170"/>
-      </w:pPr>
-      <w:r>
-        <w:rPr>
-          <w:rFonts w:ascii="맑은 고딕" w:hAnsi="맑은 고딕" w:eastAsia="맑은 고딕"/>
-          <w:b w:val="0"/>
-          <w:color w:val="1F2430"/>
-          <w:sz w:val="20"/>
-        </w:rPr>
-        <w:t xml:space="preserve">The Green-yard sports day was celebrated last Saturday. I watched Jaemin and Jisu plays three-legged race. Jaemin saw me jumped a rope and he cheered for me. I watched my math teacher play ping pong against the students. I wanted her to win the game, but she lost! At the end of the day, I heard my school band to sing songs. It was a great day.  → ① </w:t>
-      </w:r>
-      <w:r>
-        <w:rPr>
-          <w:rFonts w:ascii="맑은 고딕" w:hAnsi="맑은 고딕" w:eastAsia="맑은 고딕"/>
-          <w:b w:val="0"/>
-          <w:color w:val="1F2430"/>
-          <w:sz w:val="20"/>
-        </w:rPr>
-        <w:t>________</w:t>
-      </w:r>
-      <w:r>
-        <w:rPr>
-          <w:rFonts w:ascii="맑은 고딕" w:hAnsi="맑은 고딕" w:eastAsia="맑은 고딕"/>
-          <w:b w:val="0"/>
-          <w:color w:val="1F2430"/>
-          <w:sz w:val="20"/>
-        </w:rPr>
-        <w:t xml:space="preserve"> → </w:t>
-      </w:r>
-      <w:r>
-        <w:rPr>
-          <w:rFonts w:ascii="맑은 고딕" w:hAnsi="맑은 고딕" w:eastAsia="맑은 고딕"/>
-          <w:b w:val="0"/>
-          <w:color w:val="1F2430"/>
-          <w:sz w:val="20"/>
-        </w:rPr>
-        <w:t>______________</w:t>
-      </w:r>
-      <w:r>
-        <w:rPr>
-          <w:rFonts w:ascii="맑은 고딕" w:hAnsi="맑은 고딕" w:eastAsia="맑은 고딕"/>
-          <w:b w:val="0"/>
-          <w:color w:val="1F2430"/>
-          <w:sz w:val="20"/>
-        </w:rPr>
-        <w:t xml:space="preserve">  ② </w:t>
-      </w:r>
-      <w:r>
-        <w:rPr>
-          <w:rFonts w:ascii="맑은 고딕" w:hAnsi="맑은 고딕" w:eastAsia="맑은 고딕"/>
-          <w:b w:val="0"/>
-          <w:color w:val="1F2430"/>
-          <w:sz w:val="20"/>
-        </w:rPr>
-        <w:t>_________</w:t>
-      </w:r>
-      <w:r>
-        <w:rPr>
-          <w:rFonts w:ascii="맑은 고딕" w:hAnsi="맑은 고딕" w:eastAsia="맑은 고딕"/>
-          <w:b w:val="0"/>
-          <w:color w:val="1F2430"/>
-          <w:sz w:val="20"/>
-        </w:rPr>
-        <w:t xml:space="preserve"> → </w:t>
-      </w:r>
-      <w:r>
-        <w:rPr>
-          <w:rFonts w:ascii="맑은 고딕" w:hAnsi="맑은 고딕" w:eastAsia="맑은 고딕"/>
-          <w:b w:val="0"/>
-          <w:color w:val="1F2430"/>
-          <w:sz w:val="20"/>
-        </w:rPr>
-        <w:t>______________</w:t>
-      </w:r>
-      <w:r>
-        <w:rPr>
-          <w:rFonts w:ascii="맑은 고딕" w:hAnsi="맑은 고딕" w:eastAsia="맑은 고딕"/>
-          <w:b w:val="0"/>
-          <w:color w:val="1F2430"/>
-          <w:sz w:val="20"/>
-        </w:rPr>
-        <w:t xml:space="preserve">  ③ </w:t>
-      </w:r>
-      <w:r>
-        <w:rPr>
-          <w:rFonts w:ascii="맑은 고딕" w:hAnsi="맑은 고딕" w:eastAsia="맑은 고딕"/>
-          <w:b w:val="0"/>
-          <w:color w:val="1F2430"/>
-          <w:sz w:val="20"/>
-        </w:rPr>
-        <w:t>___________</w:t>
-      </w:r>
-      <w:r>
-        <w:rPr>
-          <w:rFonts w:ascii="맑은 고딕" w:hAnsi="맑은 고딕" w:eastAsia="맑은 고딕"/>
-          <w:b w:val="0"/>
-          <w:color w:val="1F2430"/>
-          <w:sz w:val="20"/>
-        </w:rPr>
-        <w:t xml:space="preserve"> → </w:t>
-      </w:r>
-      <w:r>
-        <w:rPr>
-          <w:rFonts w:ascii="맑은 고딕" w:hAnsi="맑은 고딕" w:eastAsia="맑은 고딕"/>
-          <w:b w:val="0"/>
-          <w:color w:val="1F2430"/>
-          <w:sz w:val="20"/>
-        </w:rPr>
-        <w:t>______________</w:t>
-      </w:r>
-    </w:p>
-    <w:p>
-      <w:pPr>
-        <w:keepNext/>
-        <w:spacing w:before="100" w:after="20" w:line="276" w:lineRule="auto"/>
-      </w:pPr>
-      <w:r>
-        <w:rPr>
-          <w:rFonts w:ascii="맑은 고딕" w:hAnsi="맑은 고딕" w:eastAsia="맑은 고딕"/>
-          <w:b/>
-          <w:color w:val="1F2430"/>
-          <w:sz w:val="20"/>
-        </w:rPr>
-        <w:t>F 그림을 보고, 주어진 단어를 활용하여 우리말에 맞게 영작하세요.</w:t>
-      </w:r>
-    </w:p>
-    <w:p>
-      <w:pPr>
-        <w:spacing w:before="20" w:after="0" w:line="276" w:lineRule="auto"/>
-        <w:ind w:left="170"/>
-      </w:pPr>
-      <w:r>
-        <w:rPr>
-          <w:rFonts w:ascii="맑은 고딕" w:hAnsi="맑은 고딕" w:eastAsia="맑은 고딕"/>
-          <w:b w:val="0"/>
-          <w:color w:val="1F2430"/>
-          <w:sz w:val="20"/>
-        </w:rPr>
-        <w:t xml:space="preserve">(1) 나는 많은 사람들이 수영하는 것을 보았다. (see / swim) → </w:t>
-      </w:r>
-      <w:r>
-        <w:rPr>
-          <w:rFonts w:ascii="맑은 고딕" w:hAnsi="맑은 고딕" w:eastAsia="맑은 고딕"/>
-          <w:b w:val="0"/>
-          <w:color w:val="1F2430"/>
-          <w:sz w:val="20"/>
-        </w:rPr>
-        <w:t>________________________________________</w:t>
-      </w:r>
-    </w:p>
-    <w:p>
-      <w:pPr>
-        <w:spacing w:before="20" w:after="0" w:line="276" w:lineRule="auto"/>
-        <w:ind w:left="170"/>
-      </w:pPr>
-      <w:r>
-        <w:rPr>
-          <w:rFonts w:ascii="맑은 고딕" w:hAnsi="맑은 고딕" w:eastAsia="맑은 고딕"/>
-          <w:b w:val="0"/>
-          <w:color w:val="1F2430"/>
-          <w:sz w:val="20"/>
-        </w:rPr>
-        <w:t xml:space="preserve">(2) 나는 한 아이가 그의 엄마를 부르는 소리를 들었다. (hear / a child / call) → </w:t>
-      </w:r>
-      <w:r>
-        <w:rPr>
-          <w:rFonts w:ascii="맑은 고딕" w:hAnsi="맑은 고딕" w:eastAsia="맑은 고딕"/>
-          <w:b w:val="0"/>
-          <w:color w:val="1F2430"/>
-          <w:sz w:val="20"/>
-        </w:rPr>
-        <w:t>________________________________________</w:t>
-      </w:r>
-    </w:p>
-    <w:p>
-      <w:pPr>
-        <w:spacing w:before="20" w:after="0" w:line="276" w:lineRule="auto"/>
-        <w:ind w:left="170"/>
-      </w:pPr>
-      <w:r>
-        <w:rPr>
-          <w:rFonts w:ascii="맑은 고딕" w:hAnsi="맑은 고딕" w:eastAsia="맑은 고딕"/>
-          <w:b w:val="0"/>
-          <w:color w:val="1F2430"/>
-          <w:sz w:val="20"/>
-        </w:rPr>
-        <w:t xml:space="preserve">(3) 나는 민수가 서핑하는 것을 구경했다. (watch / surf) → </w:t>
-      </w:r>
-      <w:r>
-        <w:rPr>
-          <w:rFonts w:ascii="맑은 고딕" w:hAnsi="맑은 고딕" w:eastAsia="맑은 고딕"/>
-          <w:b w:val="0"/>
-          <w:color w:val="1F2430"/>
-          <w:sz w:val="20"/>
-        </w:rPr>
-        <w:t>________________________________________</w:t>
-      </w:r>
-    </w:p>
-    <w:p>
-      <w:pPr>
-        <w:spacing w:before="20" w:after="0" w:line="276" w:lineRule="auto"/>
-        <w:ind w:left="170"/>
-      </w:pPr>
-      <w:r>
-        <w:rPr>
-          <w:rFonts w:ascii="맑은 고딕" w:hAnsi="맑은 고딕" w:eastAsia="맑은 고딕"/>
-          <w:b w:val="0"/>
-          <w:color w:val="1F2430"/>
-          <w:sz w:val="20"/>
-        </w:rPr>
         <w:t xml:space="preserve">(4) 나는 우리 엄마가 모래 속에 누워있는 것을 봤다. (see / lie / in the sand) → </w:t>
       </w:r>
       <w:r>
@@ -14931,7 +15168,7 @@
           <w:color w:val="1F2430"/>
           <w:sz w:val="20"/>
         </w:rPr>
-        <w:t>________________________________________</w:t>
+        <w:tab/>
       </w:r>
     </w:p>
     <w:p>
@@ -15694,6 +15931,129 @@
     </w:p>
     <w:p>
       <w:pPr>
+        <w:tabs>
+          <w:tab w:val="right" w:leader="underscore" w:pos="10300"/>
+        </w:tabs>
+        <w:spacing w:before="20" w:after="0" w:line="384" w:lineRule="auto"/>
+        <w:ind w:left="170"/>
+      </w:pPr>
+      <w:r>
+        <w:rPr>
+          <w:rFonts w:ascii="맑은 고딕" w:hAnsi="맑은 고딕" w:eastAsia="맑은 고딕"/>
+          <w:b w:val="0"/>
+          <w:color w:val="1F2430"/>
+          <w:sz w:val="20"/>
+        </w:rPr>
+        <w:t xml:space="preserve">2. Mom was so tired — </w:t>
+      </w:r>
+      <w:r>
+        <w:rPr>
+          <w:rFonts w:ascii="맑은 고딕" w:hAnsi="맑은 고딕" w:eastAsia="맑은 고딕"/>
+          <w:b w:val="0"/>
+          <w:color w:val="1F2430"/>
+          <w:sz w:val="20"/>
+        </w:rPr>
+        <w:tab/>
+      </w:r>
+    </w:p>
+    <w:p>
+      <w:pPr>
+        <w:tabs>
+          <w:tab w:val="right" w:leader="underscore" w:pos="10300"/>
+        </w:tabs>
+        <w:spacing w:before="20" w:after="0" w:line="384" w:lineRule="auto"/>
+        <w:ind w:left="170"/>
+      </w:pPr>
+      <w:r>
+        <w:rPr>
+          <w:rFonts w:ascii="맑은 고딕" w:hAnsi="맑은 고딕" w:eastAsia="맑은 고딕"/>
+          <w:b w:val="0"/>
+          <w:color w:val="1F2430"/>
+          <w:sz w:val="20"/>
+        </w:rPr>
+        <w:t xml:space="preserve">3. The soup was so salty — </w:t>
+      </w:r>
+      <w:r>
+        <w:rPr>
+          <w:rFonts w:ascii="맑은 고딕" w:hAnsi="맑은 고딕" w:eastAsia="맑은 고딕"/>
+          <w:b w:val="0"/>
+          <w:color w:val="1F2430"/>
+          <w:sz w:val="20"/>
+        </w:rPr>
+        <w:tab/>
+      </w:r>
+    </w:p>
+    <w:p>
+      <w:pPr>
+        <w:tabs>
+          <w:tab w:val="right" w:leader="underscore" w:pos="10300"/>
+        </w:tabs>
+        <w:spacing w:before="20" w:after="0" w:line="384" w:lineRule="auto"/>
+        <w:ind w:left="170"/>
+      </w:pPr>
+      <w:r>
+        <w:rPr>
+          <w:rFonts w:ascii="맑은 고딕" w:hAnsi="맑은 고딕" w:eastAsia="맑은 고딕"/>
+          <w:b w:val="0"/>
+          <w:color w:val="1F2430"/>
+          <w:sz w:val="20"/>
+        </w:rPr>
+        <w:t xml:space="preserve">4. The road is so wet — </w:t>
+      </w:r>
+      <w:r>
+        <w:rPr>
+          <w:rFonts w:ascii="맑은 고딕" w:hAnsi="맑은 고딕" w:eastAsia="맑은 고딕"/>
+          <w:b w:val="0"/>
+          <w:color w:val="1F2430"/>
+          <w:sz w:val="20"/>
+        </w:rPr>
+        <w:tab/>
+      </w:r>
+    </w:p>
+    <w:p>
+      <w:pPr>
+        <w:tabs>
+          <w:tab w:val="right" w:leader="underscore" w:pos="10300"/>
+        </w:tabs>
+        <w:spacing w:before="20" w:after="0" w:line="384" w:lineRule="auto"/>
+        <w:ind w:left="170"/>
+      </w:pPr>
+      <w:r>
+        <w:rPr>
+          <w:rFonts w:ascii="맑은 고딕" w:hAnsi="맑은 고딕" w:eastAsia="맑은 고딕"/>
+          <w:b w:val="0"/>
+          <w:color w:val="1F2430"/>
+          <w:sz w:val="20"/>
+        </w:rPr>
+        <w:t xml:space="preserve">5. The girl was so afraid — </w:t>
+      </w:r>
+      <w:r>
+        <w:rPr>
+          <w:rFonts w:ascii="맑은 고딕" w:hAnsi="맑은 고딕" w:eastAsia="맑은 고딕"/>
+          <w:b w:val="0"/>
+          <w:color w:val="1F2430"/>
+          <w:sz w:val="20"/>
+        </w:rPr>
+        <w:tab/>
+      </w:r>
+    </w:p>
+    <w:p>
+      <w:pPr>
+        <w:keepNext/>
+        <w:spacing w:before="100" w:after="20" w:line="276" w:lineRule="auto"/>
+      </w:pPr>
+      <w:r>
+        <w:rPr>
+          <w:rFonts w:ascii="맑은 고딕" w:hAnsi="맑은 고딕" w:eastAsia="맑은 고딕"/>
+          <w:b/>
+          <w:color w:val="1F2430"/>
+          <w:sz w:val="20"/>
+        </w:rPr>
+        <w:t>B 〈보기〉의 단어와 「so ~ that절」을 활용하여 문장을 완성해 봅시다.  〈expensive, clear, fast, funny, hungry〉</w:t>
+      </w:r>
+    </w:p>
+    <w:p>
+      <w:pPr>
         <w:spacing w:before="20" w:after="0" w:line="276" w:lineRule="auto"/>
         <w:ind w:left="170"/>
       </w:pPr>
@@ -15704,16 +16064,61 @@
           <w:color w:val="1F2430"/>
           <w:sz w:val="20"/>
         </w:rPr>
-        <w:t xml:space="preserve">2. Mom was so tired — </w:t>
-      </w:r>
-      <w:r>
-        <w:rPr>
-          <w:rFonts w:ascii="맑은 고딕" w:hAnsi="맑은 고딕" w:eastAsia="맑은 고딕"/>
-          <w:b w:val="0"/>
-          <w:color w:val="1F2430"/>
-          <w:sz w:val="20"/>
-        </w:rPr>
-        <w:t>________________________________________</w:t>
+        <w:t xml:space="preserve">1. The movie was </w:t>
+      </w:r>
+      <w:r>
+        <w:rPr>
+          <w:rFonts w:ascii="맑은 고딕" w:hAnsi="맑은 고딕" w:eastAsia="맑은 고딕"/>
+          <w:b w:val="0"/>
+          <w:color w:val="1F2430"/>
+          <w:sz w:val="20"/>
+        </w:rPr>
+        <w:t>____</w:t>
+      </w:r>
+      <w:r>
+        <w:rPr>
+          <w:rFonts w:ascii="맑은 고딕" w:hAnsi="맑은 고딕" w:eastAsia="맑은 고딕"/>
+          <w:b w:val="0"/>
+          <w:color w:val="1F2430"/>
+          <w:sz w:val="20"/>
+        </w:rPr>
+        <w:t xml:space="preserve"> </w:t>
+      </w:r>
+      <w:r>
+        <w:rPr>
+          <w:rFonts w:ascii="맑은 고딕" w:hAnsi="맑은 고딕" w:eastAsia="맑은 고딕"/>
+          <w:b w:val="0"/>
+          <w:color w:val="1F2430"/>
+          <w:sz w:val="20"/>
+        </w:rPr>
+        <w:t>________</w:t>
+      </w:r>
+      <w:r>
+        <w:rPr>
+          <w:rFonts w:ascii="맑은 고딕" w:hAnsi="맑은 고딕" w:eastAsia="맑은 고딕"/>
+          <w:b w:val="0"/>
+          <w:color w:val="1F2430"/>
+          <w:sz w:val="20"/>
+        </w:rPr>
+        <w:t xml:space="preserve"> </w:t>
+      </w:r>
+      <w:r>
+        <w:rPr>
+          <w:rFonts w:ascii="맑은 고딕" w:hAnsi="맑은 고딕" w:eastAsia="맑은 고딕"/>
+          <w:b w:val="0"/>
+          <w:color w:val="1F2430"/>
+          <w:sz w:val="20"/>
+        </w:rPr>
+        <w:t>______</w:t>
+      </w:r>
+      <w:r>
+        <w:rPr>
+          <w:rFonts w:ascii="맑은 고딕" w:hAnsi="맑은 고딕" w:eastAsia="맑은 고딕"/>
+          <w:b w:val="0"/>
+          <w:color w:val="1F2430"/>
+          <w:sz w:val="20"/>
+        </w:rPr>
+        <w:t xml:space="preserve"> I couldn't stop laughing.</w:t>
       </w:r>
     </w:p>
     <w:p>
@@ -15728,16 +16133,61 @@
           <w:color w:val="1F2430"/>
           <w:sz w:val="20"/>
         </w:rPr>
-        <w:t xml:space="preserve">3. The soup was so salty — </w:t>
-      </w:r>
-      <w:r>
-        <w:rPr>
-          <w:rFonts w:ascii="맑은 고딕" w:hAnsi="맑은 고딕" w:eastAsia="맑은 고딕"/>
-          <w:b w:val="0"/>
-          <w:color w:val="1F2430"/>
-          <w:sz w:val="20"/>
-        </w:rPr>
-        <w:t>________________________________________</w:t>
+        <w:t xml:space="preserve">2. The bag was </w:t>
+      </w:r>
+      <w:r>
+        <w:rPr>
+          <w:rFonts w:ascii="맑은 고딕" w:hAnsi="맑은 고딕" w:eastAsia="맑은 고딕"/>
+          <w:b w:val="0"/>
+          <w:color w:val="1F2430"/>
+          <w:sz w:val="20"/>
+        </w:rPr>
+        <w:t>____</w:t>
+      </w:r>
+      <w:r>
+        <w:rPr>
+          <w:rFonts w:ascii="맑은 고딕" w:hAnsi="맑은 고딕" w:eastAsia="맑은 고딕"/>
+          <w:b w:val="0"/>
+          <w:color w:val="1F2430"/>
+          <w:sz w:val="20"/>
+        </w:rPr>
+        <w:t xml:space="preserve"> </w:t>
+      </w:r>
+      <w:r>
+        <w:rPr>
+          <w:rFonts w:ascii="맑은 고딕" w:hAnsi="맑은 고딕" w:eastAsia="맑은 고딕"/>
+          <w:b w:val="0"/>
+          <w:color w:val="1F2430"/>
+          <w:sz w:val="20"/>
+        </w:rPr>
+        <w:t>______________</w:t>
+      </w:r>
+      <w:r>
+        <w:rPr>
+          <w:rFonts w:ascii="맑은 고딕" w:hAnsi="맑은 고딕" w:eastAsia="맑은 고딕"/>
+          <w:b w:val="0"/>
+          <w:color w:val="1F2430"/>
+          <w:sz w:val="20"/>
+        </w:rPr>
+        <w:t xml:space="preserve"> </w:t>
+      </w:r>
+      <w:r>
+        <w:rPr>
+          <w:rFonts w:ascii="맑은 고딕" w:hAnsi="맑은 고딕" w:eastAsia="맑은 고딕"/>
+          <w:b w:val="0"/>
+          <w:color w:val="1F2430"/>
+          <w:sz w:val="20"/>
+        </w:rPr>
+        <w:t>______</w:t>
+      </w:r>
+      <w:r>
+        <w:rPr>
+          <w:rFonts w:ascii="맑은 고딕" w:hAnsi="맑은 고딕" w:eastAsia="맑은 고딕"/>
+          <w:b w:val="0"/>
+          <w:color w:val="1F2430"/>
+          <w:sz w:val="20"/>
+        </w:rPr>
+        <w:t xml:space="preserve"> I couldn't buy it.</w:t>
       </w:r>
     </w:p>
     <w:p>
@@ -15752,16 +16202,61 @@
           <w:color w:val="1F2430"/>
           <w:sz w:val="20"/>
         </w:rPr>
-        <w:t xml:space="preserve">4. The road is so wet — </w:t>
-      </w:r>
-      <w:r>
-        <w:rPr>
-          <w:rFonts w:ascii="맑은 고딕" w:hAnsi="맑은 고딕" w:eastAsia="맑은 고딕"/>
-          <w:b w:val="0"/>
-          <w:color w:val="1F2430"/>
-          <w:sz w:val="20"/>
-        </w:rPr>
-        <w:t>________________________________________</w:t>
+        <w:t xml:space="preserve">3. He was </w:t>
+      </w:r>
+      <w:r>
+        <w:rPr>
+          <w:rFonts w:ascii="맑은 고딕" w:hAnsi="맑은 고딕" w:eastAsia="맑은 고딕"/>
+          <w:b w:val="0"/>
+          <w:color w:val="1F2430"/>
+          <w:sz w:val="20"/>
+        </w:rPr>
+        <w:t>____</w:t>
+      </w:r>
+      <w:r>
+        <w:rPr>
+          <w:rFonts w:ascii="맑은 고딕" w:hAnsi="맑은 고딕" w:eastAsia="맑은 고딕"/>
+          <w:b w:val="0"/>
+          <w:color w:val="1F2430"/>
+          <w:sz w:val="20"/>
+        </w:rPr>
+        <w:t xml:space="preserve"> </w:t>
+      </w:r>
+      <w:r>
+        <w:rPr>
+          <w:rFonts w:ascii="맑은 고딕" w:hAnsi="맑은 고딕" w:eastAsia="맑은 고딕"/>
+          <w:b w:val="0"/>
+          <w:color w:val="1F2430"/>
+          <w:sz w:val="20"/>
+        </w:rPr>
+        <w:t>_________</w:t>
+      </w:r>
+      <w:r>
+        <w:rPr>
+          <w:rFonts w:ascii="맑은 고딕" w:hAnsi="맑은 고딕" w:eastAsia="맑은 고딕"/>
+          <w:b w:val="0"/>
+          <w:color w:val="1F2430"/>
+          <w:sz w:val="20"/>
+        </w:rPr>
+        <w:t xml:space="preserve"> </w:t>
+      </w:r>
+      <w:r>
+        <w:rPr>
+          <w:rFonts w:ascii="맑은 고딕" w:hAnsi="맑은 고딕" w:eastAsia="맑은 고딕"/>
+          <w:b w:val="0"/>
+          <w:color w:val="1F2430"/>
+          <w:sz w:val="20"/>
+        </w:rPr>
+        <w:t>______</w:t>
+      </w:r>
+      <w:r>
+        <w:rPr>
+          <w:rFonts w:ascii="맑은 고딕" w:hAnsi="맑은 고딕" w:eastAsia="맑은 고딕"/>
+          <w:b w:val="0"/>
+          <w:color w:val="1F2430"/>
+          <w:sz w:val="20"/>
+        </w:rPr>
+        <w:t xml:space="preserve"> he ate all the food.</w:t>
       </w:r>
     </w:p>
     <w:p>
@@ -15776,20 +16271,134 @@
           <w:color w:val="1F2430"/>
           <w:sz w:val="20"/>
         </w:rPr>
-        <w:t xml:space="preserve">5. The girl was so afraid — </w:t>
-      </w:r>
-      <w:r>
-        <w:rPr>
-          <w:rFonts w:ascii="맑은 고딕" w:hAnsi="맑은 고딕" w:eastAsia="맑은 고딕"/>
-          <w:b w:val="0"/>
-          <w:color w:val="1F2430"/>
-          <w:sz w:val="20"/>
-        </w:rPr>
-        <w:t>________________________________________</w:t>
+        <w:t xml:space="preserve">4. Yuna ran </w:t>
+      </w:r>
+      <w:r>
+        <w:rPr>
+          <w:rFonts w:ascii="맑은 고딕" w:hAnsi="맑은 고딕" w:eastAsia="맑은 고딕"/>
+          <w:b w:val="0"/>
+          <w:color w:val="1F2430"/>
+          <w:sz w:val="20"/>
+        </w:rPr>
+        <w:t>____</w:t>
+      </w:r>
+      <w:r>
+        <w:rPr>
+          <w:rFonts w:ascii="맑은 고딕" w:hAnsi="맑은 고딕" w:eastAsia="맑은 고딕"/>
+          <w:b w:val="0"/>
+          <w:color w:val="1F2430"/>
+          <w:sz w:val="20"/>
+        </w:rPr>
+        <w:t xml:space="preserve"> </w:t>
+      </w:r>
+      <w:r>
+        <w:rPr>
+          <w:rFonts w:ascii="맑은 고딕" w:hAnsi="맑은 고딕" w:eastAsia="맑은 고딕"/>
+          <w:b w:val="0"/>
+          <w:color w:val="1F2430"/>
+          <w:sz w:val="20"/>
+        </w:rPr>
+        <w:t>______</w:t>
+      </w:r>
+      <w:r>
+        <w:rPr>
+          <w:rFonts w:ascii="맑은 고딕" w:hAnsi="맑은 고딕" w:eastAsia="맑은 고딕"/>
+          <w:b w:val="0"/>
+          <w:color w:val="1F2430"/>
+          <w:sz w:val="20"/>
+        </w:rPr>
+        <w:t xml:space="preserve"> </w:t>
+      </w:r>
+      <w:r>
+        <w:rPr>
+          <w:rFonts w:ascii="맑은 고딕" w:hAnsi="맑은 고딕" w:eastAsia="맑은 고딕"/>
+          <w:b w:val="0"/>
+          <w:color w:val="1F2430"/>
+          <w:sz w:val="20"/>
+        </w:rPr>
+        <w:t>______</w:t>
+      </w:r>
+      <w:r>
+        <w:rPr>
+          <w:rFonts w:ascii="맑은 고딕" w:hAnsi="맑은 고딕" w:eastAsia="맑은 고딕"/>
+          <w:b w:val="0"/>
+          <w:color w:val="1F2430"/>
+          <w:sz w:val="20"/>
+        </w:rPr>
+        <w:t xml:space="preserve"> no one could catch her.</w:t>
       </w:r>
     </w:p>
     <w:p>
       <w:pPr>
+        <w:spacing w:before="20" w:after="0" w:line="276" w:lineRule="auto"/>
+        <w:ind w:left="170"/>
+      </w:pPr>
+      <w:r>
+        <w:rPr>
+          <w:rFonts w:ascii="맑은 고딕" w:hAnsi="맑은 고딕" w:eastAsia="맑은 고딕"/>
+          <w:b w:val="0"/>
+          <w:color w:val="1F2430"/>
+          <w:sz w:val="20"/>
+        </w:rPr>
+        <w:t xml:space="preserve">5. The water was </w:t>
+      </w:r>
+      <w:r>
+        <w:rPr>
+          <w:rFonts w:ascii="맑은 고딕" w:hAnsi="맑은 고딕" w:eastAsia="맑은 고딕"/>
+          <w:b w:val="0"/>
+          <w:color w:val="1F2430"/>
+          <w:sz w:val="20"/>
+        </w:rPr>
+        <w:t>____</w:t>
+      </w:r>
+      <w:r>
+        <w:rPr>
+          <w:rFonts w:ascii="맑은 고딕" w:hAnsi="맑은 고딕" w:eastAsia="맑은 고딕"/>
+          <w:b w:val="0"/>
+          <w:color w:val="1F2430"/>
+          <w:sz w:val="20"/>
+        </w:rPr>
+        <w:t xml:space="preserve"> </w:t>
+      </w:r>
+      <w:r>
+        <w:rPr>
+          <w:rFonts w:ascii="맑은 고딕" w:hAnsi="맑은 고딕" w:eastAsia="맑은 고딕"/>
+          <w:b w:val="0"/>
+          <w:color w:val="1F2430"/>
+          <w:sz w:val="20"/>
+        </w:rPr>
+        <w:t>________</w:t>
+      </w:r>
+      <w:r>
+        <w:rPr>
+          <w:rFonts w:ascii="맑은 고딕" w:hAnsi="맑은 고딕" w:eastAsia="맑은 고딕"/>
+          <w:b w:val="0"/>
+          <w:color w:val="1F2430"/>
+          <w:sz w:val="20"/>
+        </w:rPr>
+        <w:t xml:space="preserve"> </w:t>
+      </w:r>
+      <w:r>
+        <w:rPr>
+          <w:rFonts w:ascii="맑은 고딕" w:hAnsi="맑은 고딕" w:eastAsia="맑은 고딕"/>
+          <w:b w:val="0"/>
+          <w:color w:val="1F2430"/>
+          <w:sz w:val="20"/>
+        </w:rPr>
+        <w:t>______</w:t>
+      </w:r>
+      <w:r>
+        <w:rPr>
+          <w:rFonts w:ascii="맑은 고딕" w:hAnsi="맑은 고딕" w:eastAsia="맑은 고딕"/>
+          <w:b w:val="0"/>
+          <w:color w:val="1F2430"/>
+          <w:sz w:val="20"/>
+        </w:rPr>
+        <w:t xml:space="preserve"> we could see the bottom of the lake.</w:t>
+      </w:r>
+    </w:p>
+    <w:p>
+      <w:pPr>
         <w:keepNext/>
         <w:spacing w:before="100" w:after="20" w:line="276" w:lineRule="auto"/>
       </w:pPr>
@@ -15800,11 +16409,221 @@
           <w:color w:val="1F2430"/>
           <w:sz w:val="20"/>
         </w:rPr>
-        <w:t>B 〈보기〉의 단어와 「so ~ that절」을 활용하여 문장을 완성해 봅시다.  〈expensive, clear, fast, funny, hungry〉</w:t>
+        <w:t>C 주어진 문장과 같은 의미가 되도록 so ~ that 구문을 사용하여 바꿔 써 봅시다.</w:t>
       </w:r>
     </w:p>
     <w:p>
       <w:pPr>
+        <w:tabs>
+          <w:tab w:val="right" w:leader="underscore" w:pos="10300"/>
+        </w:tabs>
+        <w:spacing w:before="20" w:after="0" w:line="384" w:lineRule="auto"/>
+        <w:ind w:left="170"/>
+      </w:pPr>
+      <w:r>
+        <w:rPr>
+          <w:rFonts w:ascii="맑은 고딕" w:hAnsi="맑은 고딕" w:eastAsia="맑은 고딕"/>
+          <w:b w:val="0"/>
+          <w:color w:val="1F2430"/>
+          <w:sz w:val="20"/>
+        </w:rPr>
+        <w:t xml:space="preserve">1. This movie is very good, so I want to watch it again. → </w:t>
+      </w:r>
+      <w:r>
+        <w:rPr>
+          <w:rFonts w:ascii="맑은 고딕" w:hAnsi="맑은 고딕" w:eastAsia="맑은 고딕"/>
+          <w:b w:val="0"/>
+          <w:color w:val="1F2430"/>
+          <w:sz w:val="20"/>
+        </w:rPr>
+        <w:tab/>
+        <w:br/>
+        <w:tab/>
+      </w:r>
+    </w:p>
+    <w:p>
+      <w:pPr>
+        <w:tabs>
+          <w:tab w:val="right" w:leader="underscore" w:pos="10300"/>
+        </w:tabs>
+        <w:spacing w:before="20" w:after="0" w:line="384" w:lineRule="auto"/>
+        <w:ind w:left="170"/>
+      </w:pPr>
+      <w:r>
+        <w:rPr>
+          <w:rFonts w:ascii="맑은 고딕" w:hAnsi="맑은 고딕" w:eastAsia="맑은 고딕"/>
+          <w:b w:val="0"/>
+          <w:color w:val="1F2430"/>
+          <w:sz w:val="20"/>
+        </w:rPr>
+        <w:t xml:space="preserve">2. Olivia got up very late, so she couldn't catch the train. → </w:t>
+      </w:r>
+      <w:r>
+        <w:rPr>
+          <w:rFonts w:ascii="맑은 고딕" w:hAnsi="맑은 고딕" w:eastAsia="맑은 고딕"/>
+          <w:b w:val="0"/>
+          <w:color w:val="1F2430"/>
+          <w:sz w:val="20"/>
+        </w:rPr>
+        <w:tab/>
+        <w:br/>
+        <w:tab/>
+      </w:r>
+    </w:p>
+    <w:p>
+      <w:pPr>
+        <w:tabs>
+          <w:tab w:val="right" w:leader="underscore" w:pos="10300"/>
+        </w:tabs>
+        <w:spacing w:before="20" w:after="0" w:line="384" w:lineRule="auto"/>
+        <w:ind w:left="170"/>
+      </w:pPr>
+      <w:r>
+        <w:rPr>
+          <w:rFonts w:ascii="맑은 고딕" w:hAnsi="맑은 고딕" w:eastAsia="맑은 고딕"/>
+          <w:b w:val="0"/>
+          <w:color w:val="1F2430"/>
+          <w:sz w:val="20"/>
+        </w:rPr>
+        <w:t xml:space="preserve">3. Jenny couldn't say a word because she was very surprised. → </w:t>
+      </w:r>
+      <w:r>
+        <w:rPr>
+          <w:rFonts w:ascii="맑은 고딕" w:hAnsi="맑은 고딕" w:eastAsia="맑은 고딕"/>
+          <w:b w:val="0"/>
+          <w:color w:val="1F2430"/>
+          <w:sz w:val="20"/>
+        </w:rPr>
+        <w:tab/>
+        <w:br/>
+        <w:tab/>
+      </w:r>
+    </w:p>
+    <w:p>
+      <w:pPr>
+        <w:tabs>
+          <w:tab w:val="right" w:leader="underscore" w:pos="10300"/>
+        </w:tabs>
+        <w:spacing w:before="20" w:after="0" w:line="384" w:lineRule="auto"/>
+        <w:ind w:left="170"/>
+      </w:pPr>
+      <w:r>
+        <w:rPr>
+          <w:rFonts w:ascii="맑은 고딕" w:hAnsi="맑은 고딕" w:eastAsia="맑은 고딕"/>
+          <w:b w:val="0"/>
+          <w:color w:val="1F2430"/>
+          <w:sz w:val="20"/>
+        </w:rPr>
+        <w:t xml:space="preserve">4. Dan was very tired, so he fell asleep in class. → </w:t>
+      </w:r>
+      <w:r>
+        <w:rPr>
+          <w:rFonts w:ascii="맑은 고딕" w:hAnsi="맑은 고딕" w:eastAsia="맑은 고딕"/>
+          <w:b w:val="0"/>
+          <w:color w:val="1F2430"/>
+          <w:sz w:val="20"/>
+        </w:rPr>
+        <w:tab/>
+      </w:r>
+    </w:p>
+    <w:p>
+      <w:pPr>
+        <w:tabs>
+          <w:tab w:val="right" w:leader="underscore" w:pos="10300"/>
+        </w:tabs>
+        <w:spacing w:before="20" w:after="0" w:line="384" w:lineRule="auto"/>
+        <w:ind w:left="170"/>
+      </w:pPr>
+      <w:r>
+        <w:rPr>
+          <w:rFonts w:ascii="맑은 고딕" w:hAnsi="맑은 고딕" w:eastAsia="맑은 고딕"/>
+          <w:b w:val="0"/>
+          <w:color w:val="1F2430"/>
+          <w:sz w:val="20"/>
+        </w:rPr>
+        <w:t xml:space="preserve">5. We had to stay at home because it rained very hard. → </w:t>
+      </w:r>
+      <w:r>
+        <w:rPr>
+          <w:rFonts w:ascii="맑은 고딕" w:hAnsi="맑은 고딕" w:eastAsia="맑은 고딕"/>
+          <w:b w:val="0"/>
+          <w:color w:val="1F2430"/>
+          <w:sz w:val="20"/>
+        </w:rPr>
+        <w:tab/>
+      </w:r>
+    </w:p>
+    <w:p>
+      <w:pPr>
+        <w:keepNext/>
+        <w:spacing w:before="100" w:after="20" w:line="276" w:lineRule="auto"/>
+      </w:pPr>
+      <w:r>
+        <w:rPr>
+          <w:rFonts w:ascii="맑은 고딕" w:hAnsi="맑은 고딕" w:eastAsia="맑은 고딕"/>
+          <w:b/>
+          <w:color w:val="1F2430"/>
+          <w:sz w:val="20"/>
+        </w:rPr>
+        <w:t>D 주어진 문장을 상황에 따라 enough to나 too...to를 사용하여 바꿔 써 봅시다.  (※ 중요: it / that 절에서 첨부 / to 부정사 생략)</w:t>
+      </w:r>
+    </w:p>
+    <w:p>
+      <w:pPr>
+        <w:tabs>
+          <w:tab w:val="right" w:leader="underscore" w:pos="10300"/>
+        </w:tabs>
+        <w:spacing w:before="20" w:after="0" w:line="384" w:lineRule="auto"/>
+        <w:ind w:left="170"/>
+      </w:pPr>
+      <w:r>
+        <w:rPr>
+          <w:rFonts w:ascii="맑은 고딕" w:hAnsi="맑은 고딕" w:eastAsia="맑은 고딕"/>
+          <w:b w:val="0"/>
+          <w:color w:val="1F2430"/>
+          <w:sz w:val="20"/>
+        </w:rPr>
+        <w:t xml:space="preserve">1. The boy is so tall that he can reach the shelf. → The boy is </w:t>
+      </w:r>
+      <w:r>
+        <w:rPr>
+          <w:rFonts w:ascii="맑은 고딕" w:hAnsi="맑은 고딕" w:eastAsia="맑은 고딕"/>
+          <w:b w:val="0"/>
+          <w:color w:val="1F2430"/>
+          <w:sz w:val="20"/>
+        </w:rPr>
+        <w:tab/>
+      </w:r>
+    </w:p>
+    <w:p>
+      <w:pPr>
+        <w:tabs>
+          <w:tab w:val="right" w:leader="underscore" w:pos="10300"/>
+        </w:tabs>
+        <w:spacing w:before="20" w:after="0" w:line="384" w:lineRule="auto"/>
+        <w:ind w:left="170"/>
+      </w:pPr>
+      <w:r>
+        <w:rPr>
+          <w:rFonts w:ascii="맑은 고딕" w:hAnsi="맑은 고딕" w:eastAsia="맑은 고딕"/>
+          <w:b w:val="0"/>
+          <w:color w:val="1F2430"/>
+          <w:sz w:val="20"/>
+        </w:rPr>
+        <w:t xml:space="preserve">2. The box is so light that I can carry it. → The box is </w:t>
+      </w:r>
+      <w:r>
+        <w:rPr>
+          <w:rFonts w:ascii="맑은 고딕" w:hAnsi="맑은 고딕" w:eastAsia="맑은 고딕"/>
+          <w:b w:val="0"/>
+          <w:color w:val="1F2430"/>
+          <w:sz w:val="20"/>
+        </w:rPr>
+        <w:tab/>
+      </w:r>
+    </w:p>
+    <w:p>
+      <w:pPr>
         <w:spacing w:before="20" w:after="0" w:line="276" w:lineRule="auto"/>
         <w:ind w:left="170"/>
       </w:pPr>
@@ -15815,66 +16634,24 @@
           <w:color w:val="1F2430"/>
           <w:sz w:val="20"/>
         </w:rPr>
-        <w:t xml:space="preserve">1. The movie was </w:t>
-      </w:r>
-      <w:r>
-        <w:rPr>
-          <w:rFonts w:ascii="맑은 고딕" w:hAnsi="맑은 고딕" w:eastAsia="맑은 고딕"/>
-          <w:b w:val="0"/>
-          <w:color w:val="1F2430"/>
-          <w:sz w:val="20"/>
-        </w:rPr>
-        <w:t>____</w:t>
-      </w:r>
-      <w:r>
-        <w:rPr>
-          <w:rFonts w:ascii="맑은 고딕" w:hAnsi="맑은 고딕" w:eastAsia="맑은 고딕"/>
-          <w:b w:val="0"/>
-          <w:color w:val="1F2430"/>
-          <w:sz w:val="20"/>
-        </w:rPr>
-        <w:t xml:space="preserve"> </w:t>
-      </w:r>
-      <w:r>
-        <w:rPr>
-          <w:rFonts w:ascii="맑은 고딕" w:hAnsi="맑은 고딕" w:eastAsia="맑은 고딕"/>
-          <w:b w:val="0"/>
-          <w:color w:val="1F2430"/>
-          <w:sz w:val="20"/>
-        </w:rPr>
-        <w:t>________</w:t>
-      </w:r>
-      <w:r>
-        <w:rPr>
-          <w:rFonts w:ascii="맑은 고딕" w:hAnsi="맑은 고딕" w:eastAsia="맑은 고딕"/>
-          <w:b w:val="0"/>
-          <w:color w:val="1F2430"/>
-          <w:sz w:val="20"/>
-        </w:rPr>
-        <w:t xml:space="preserve"> </w:t>
-      </w:r>
-      <w:r>
-        <w:rPr>
-          <w:rFonts w:ascii="맑은 고딕" w:hAnsi="맑은 고딕" w:eastAsia="맑은 고딕"/>
-          <w:b w:val="0"/>
-          <w:color w:val="1F2430"/>
-          <w:sz w:val="20"/>
-        </w:rPr>
-        <w:t>______</w:t>
-      </w:r>
-      <w:r>
-        <w:rPr>
-          <w:rFonts w:ascii="맑은 고딕" w:hAnsi="맑은 고딕" w:eastAsia="맑은 고딕"/>
-          <w:b w:val="0"/>
-          <w:color w:val="1F2430"/>
-          <w:sz w:val="20"/>
-        </w:rPr>
-        <w:t xml:space="preserve"> I couldn't stop laughing.</w:t>
+        <w:t xml:space="preserve">3. The soup is so hot that I can't eat it. → The soup is </w:t>
+      </w:r>
+      <w:r>
+        <w:rPr>
+          <w:rFonts w:ascii="맑은 고딕" w:hAnsi="맑은 고딕" w:eastAsia="맑은 고딕"/>
+          <w:b w:val="0"/>
+          <w:color w:val="1F2430"/>
+          <w:sz w:val="20"/>
+        </w:rPr>
+        <w:t>___________________________________</w:t>
       </w:r>
     </w:p>
     <w:p>
       <w:pPr>
-        <w:spacing w:before="20" w:after="0" w:line="276" w:lineRule="auto"/>
+        <w:tabs>
+          <w:tab w:val="right" w:leader="underscore" w:pos="10300"/>
+        </w:tabs>
+        <w:spacing w:before="20" w:after="0" w:line="384" w:lineRule="auto"/>
         <w:ind w:left="170"/>
       </w:pPr>
       <w:r>
@@ -15884,66 +16661,24 @@
           <w:color w:val="1F2430"/>
           <w:sz w:val="20"/>
         </w:rPr>
-        <w:t xml:space="preserve">2. The bag was </w:t>
-      </w:r>
-      <w:r>
-        <w:rPr>
-          <w:rFonts w:ascii="맑은 고딕" w:hAnsi="맑은 고딕" w:eastAsia="맑은 고딕"/>
-          <w:b w:val="0"/>
-          <w:color w:val="1F2430"/>
-          <w:sz w:val="20"/>
-        </w:rPr>
-        <w:t>____</w:t>
-      </w:r>
-      <w:r>
-        <w:rPr>
-          <w:rFonts w:ascii="맑은 고딕" w:hAnsi="맑은 고딕" w:eastAsia="맑은 고딕"/>
-          <w:b w:val="0"/>
-          <w:color w:val="1F2430"/>
-          <w:sz w:val="20"/>
-        </w:rPr>
-        <w:t xml:space="preserve"> </w:t>
-      </w:r>
-      <w:r>
-        <w:rPr>
-          <w:rFonts w:ascii="맑은 고딕" w:hAnsi="맑은 고딕" w:eastAsia="맑은 고딕"/>
-          <w:b w:val="0"/>
-          <w:color w:val="1F2430"/>
-          <w:sz w:val="20"/>
-        </w:rPr>
-        <w:t>______________</w:t>
-      </w:r>
-      <w:r>
-        <w:rPr>
-          <w:rFonts w:ascii="맑은 고딕" w:hAnsi="맑은 고딕" w:eastAsia="맑은 고딕"/>
-          <w:b w:val="0"/>
-          <w:color w:val="1F2430"/>
-          <w:sz w:val="20"/>
-        </w:rPr>
-        <w:t xml:space="preserve"> </w:t>
-      </w:r>
-      <w:r>
-        <w:rPr>
-          <w:rFonts w:ascii="맑은 고딕" w:hAnsi="맑은 고딕" w:eastAsia="맑은 고딕"/>
-          <w:b w:val="0"/>
-          <w:color w:val="1F2430"/>
-          <w:sz w:val="20"/>
-        </w:rPr>
-        <w:t>______</w:t>
-      </w:r>
-      <w:r>
-        <w:rPr>
-          <w:rFonts w:ascii="맑은 고딕" w:hAnsi="맑은 고딕" w:eastAsia="맑은 고딕"/>
-          <w:b w:val="0"/>
-          <w:color w:val="1F2430"/>
-          <w:sz w:val="20"/>
-        </w:rPr>
-        <w:t xml:space="preserve"> I couldn't buy it.</w:t>
+        <w:t xml:space="preserve">4. The bag is so heavy that I can't lift it. → The bag is </w:t>
+      </w:r>
+      <w:r>
+        <w:rPr>
+          <w:rFonts w:ascii="맑은 고딕" w:hAnsi="맑은 고딕" w:eastAsia="맑은 고딕"/>
+          <w:b w:val="0"/>
+          <w:color w:val="1F2430"/>
+          <w:sz w:val="20"/>
+        </w:rPr>
+        <w:tab/>
       </w:r>
     </w:p>
     <w:p>
       <w:pPr>
-        <w:spacing w:before="20" w:after="0" w:line="276" w:lineRule="auto"/>
+        <w:tabs>
+          <w:tab w:val="right" w:leader="underscore" w:pos="10300"/>
+        </w:tabs>
+        <w:spacing w:before="20" w:after="0" w:line="384" w:lineRule="auto"/>
         <w:ind w:left="170"/>
       </w:pPr>
       <w:r>
@@ -15953,66 +16688,24 @@
           <w:color w:val="1F2430"/>
           <w:sz w:val="20"/>
         </w:rPr>
-        <w:t xml:space="preserve">3. He was </w:t>
-      </w:r>
-      <w:r>
-        <w:rPr>
-          <w:rFonts w:ascii="맑은 고딕" w:hAnsi="맑은 고딕" w:eastAsia="맑은 고딕"/>
-          <w:b w:val="0"/>
-          <w:color w:val="1F2430"/>
-          <w:sz w:val="20"/>
-        </w:rPr>
-        <w:t>____</w:t>
-      </w:r>
-      <w:r>
-        <w:rPr>
-          <w:rFonts w:ascii="맑은 고딕" w:hAnsi="맑은 고딕" w:eastAsia="맑은 고딕"/>
-          <w:b w:val="0"/>
-          <w:color w:val="1F2430"/>
-          <w:sz w:val="20"/>
-        </w:rPr>
-        <w:t xml:space="preserve"> </w:t>
-      </w:r>
-      <w:r>
-        <w:rPr>
-          <w:rFonts w:ascii="맑은 고딕" w:hAnsi="맑은 고딕" w:eastAsia="맑은 고딕"/>
-          <w:b w:val="0"/>
-          <w:color w:val="1F2430"/>
-          <w:sz w:val="20"/>
-        </w:rPr>
-        <w:t>_________</w:t>
-      </w:r>
-      <w:r>
-        <w:rPr>
-          <w:rFonts w:ascii="맑은 고딕" w:hAnsi="맑은 고딕" w:eastAsia="맑은 고딕"/>
-          <w:b w:val="0"/>
-          <w:color w:val="1F2430"/>
-          <w:sz w:val="20"/>
-        </w:rPr>
-        <w:t xml:space="preserve"> </w:t>
-      </w:r>
-      <w:r>
-        <w:rPr>
-          <w:rFonts w:ascii="맑은 고딕" w:hAnsi="맑은 고딕" w:eastAsia="맑은 고딕"/>
-          <w:b w:val="0"/>
-          <w:color w:val="1F2430"/>
-          <w:sz w:val="20"/>
-        </w:rPr>
-        <w:t>______</w:t>
-      </w:r>
-      <w:r>
-        <w:rPr>
-          <w:rFonts w:ascii="맑은 고딕" w:hAnsi="맑은 고딕" w:eastAsia="맑은 고딕"/>
-          <w:b w:val="0"/>
-          <w:color w:val="1F2430"/>
-          <w:sz w:val="20"/>
-        </w:rPr>
-        <w:t xml:space="preserve"> he ate all the food.</w:t>
+        <w:t xml:space="preserve">5. Susan is so old that she can drive a car. → Susan is </w:t>
+      </w:r>
+      <w:r>
+        <w:rPr>
+          <w:rFonts w:ascii="맑은 고딕" w:hAnsi="맑은 고딕" w:eastAsia="맑은 고딕"/>
+          <w:b w:val="0"/>
+          <w:color w:val="1F2430"/>
+          <w:sz w:val="20"/>
+        </w:rPr>
+        <w:tab/>
       </w:r>
     </w:p>
     <w:p>
       <w:pPr>
-        <w:spacing w:before="20" w:after="0" w:line="276" w:lineRule="auto"/>
+        <w:tabs>
+          <w:tab w:val="right" w:leader="underscore" w:pos="10300"/>
+        </w:tabs>
+        <w:spacing w:before="20" w:after="0" w:line="384" w:lineRule="auto"/>
         <w:ind w:left="170"/>
       </w:pPr>
       <w:r>
@@ -16022,66 +16715,24 @@
           <w:color w:val="1F2430"/>
           <w:sz w:val="20"/>
         </w:rPr>
-        <w:t xml:space="preserve">4. Yuna ran </w:t>
-      </w:r>
-      <w:r>
-        <w:rPr>
-          <w:rFonts w:ascii="맑은 고딕" w:hAnsi="맑은 고딕" w:eastAsia="맑은 고딕"/>
-          <w:b w:val="0"/>
-          <w:color w:val="1F2430"/>
-          <w:sz w:val="20"/>
-        </w:rPr>
-        <w:t>____</w:t>
-      </w:r>
-      <w:r>
-        <w:rPr>
-          <w:rFonts w:ascii="맑은 고딕" w:hAnsi="맑은 고딕" w:eastAsia="맑은 고딕"/>
-          <w:b w:val="0"/>
-          <w:color w:val="1F2430"/>
-          <w:sz w:val="20"/>
-        </w:rPr>
-        <w:t xml:space="preserve"> </w:t>
-      </w:r>
-      <w:r>
-        <w:rPr>
-          <w:rFonts w:ascii="맑은 고딕" w:hAnsi="맑은 고딕" w:eastAsia="맑은 고딕"/>
-          <w:b w:val="0"/>
-          <w:color w:val="1F2430"/>
-          <w:sz w:val="20"/>
-        </w:rPr>
-        <w:t>______</w:t>
-      </w:r>
-      <w:r>
-        <w:rPr>
-          <w:rFonts w:ascii="맑은 고딕" w:hAnsi="맑은 고딕" w:eastAsia="맑은 고딕"/>
-          <w:b w:val="0"/>
-          <w:color w:val="1F2430"/>
-          <w:sz w:val="20"/>
-        </w:rPr>
-        <w:t xml:space="preserve"> </w:t>
-      </w:r>
-      <w:r>
-        <w:rPr>
-          <w:rFonts w:ascii="맑은 고딕" w:hAnsi="맑은 고딕" w:eastAsia="맑은 고딕"/>
-          <w:b w:val="0"/>
-          <w:color w:val="1F2430"/>
-          <w:sz w:val="20"/>
-        </w:rPr>
-        <w:t>______</w:t>
-      </w:r>
-      <w:r>
-        <w:rPr>
-          <w:rFonts w:ascii="맑은 고딕" w:hAnsi="맑은 고딕" w:eastAsia="맑은 고딕"/>
-          <w:b w:val="0"/>
-          <w:color w:val="1F2430"/>
-          <w:sz w:val="20"/>
-        </w:rPr>
-        <w:t xml:space="preserve"> no one could catch her.</w:t>
+        <w:t xml:space="preserve">6. The question is so difficult that I can't answer it. → The question is </w:t>
+      </w:r>
+      <w:r>
+        <w:rPr>
+          <w:rFonts w:ascii="맑은 고딕" w:hAnsi="맑은 고딕" w:eastAsia="맑은 고딕"/>
+          <w:b w:val="0"/>
+          <w:color w:val="1F2430"/>
+          <w:sz w:val="20"/>
+        </w:rPr>
+        <w:tab/>
       </w:r>
     </w:p>
     <w:p>
       <w:pPr>
-        <w:spacing w:before="20" w:after="0" w:line="276" w:lineRule="auto"/>
+        <w:tabs>
+          <w:tab w:val="right" w:leader="underscore" w:pos="10300"/>
+        </w:tabs>
+        <w:spacing w:before="20" w:after="0" w:line="384" w:lineRule="auto"/>
         <w:ind w:left="170"/>
       </w:pPr>
       <w:r>
@@ -16091,81 +16742,51 @@
           <w:color w:val="1F2430"/>
           <w:sz w:val="20"/>
         </w:rPr>
-        <w:t xml:space="preserve">5. The water was </w:t>
-      </w:r>
-      <w:r>
-        <w:rPr>
-          <w:rFonts w:ascii="맑은 고딕" w:hAnsi="맑은 고딕" w:eastAsia="맑은 고딕"/>
-          <w:b w:val="0"/>
-          <w:color w:val="1F2430"/>
-          <w:sz w:val="20"/>
-        </w:rPr>
-        <w:t>____</w:t>
-      </w:r>
-      <w:r>
-        <w:rPr>
-          <w:rFonts w:ascii="맑은 고딕" w:hAnsi="맑은 고딕" w:eastAsia="맑은 고딕"/>
-          <w:b w:val="0"/>
-          <w:color w:val="1F2430"/>
-          <w:sz w:val="20"/>
-        </w:rPr>
-        <w:t xml:space="preserve"> </w:t>
-      </w:r>
-      <w:r>
-        <w:rPr>
-          <w:rFonts w:ascii="맑은 고딕" w:hAnsi="맑은 고딕" w:eastAsia="맑은 고딕"/>
-          <w:b w:val="0"/>
-          <w:color w:val="1F2430"/>
-          <w:sz w:val="20"/>
-        </w:rPr>
-        <w:t>________</w:t>
-      </w:r>
-      <w:r>
-        <w:rPr>
-          <w:rFonts w:ascii="맑은 고딕" w:hAnsi="맑은 고딕" w:eastAsia="맑은 고딕"/>
-          <w:b w:val="0"/>
-          <w:color w:val="1F2430"/>
-          <w:sz w:val="20"/>
-        </w:rPr>
-        <w:t xml:space="preserve"> </w:t>
-      </w:r>
-      <w:r>
-        <w:rPr>
-          <w:rFonts w:ascii="맑은 고딕" w:hAnsi="맑은 고딕" w:eastAsia="맑은 고딕"/>
-          <w:b w:val="0"/>
-          <w:color w:val="1F2430"/>
-          <w:sz w:val="20"/>
-        </w:rPr>
-        <w:t>______</w:t>
-      </w:r>
-      <w:r>
-        <w:rPr>
-          <w:rFonts w:ascii="맑은 고딕" w:hAnsi="맑은 고딕" w:eastAsia="맑은 고딕"/>
-          <w:b w:val="0"/>
-          <w:color w:val="1F2430"/>
-          <w:sz w:val="20"/>
-        </w:rPr>
-        <w:t xml:space="preserve"> we could see the bottom of the lake.</w:t>
+        <w:t xml:space="preserve">7. Tom ran so fast that he could catch the bus. → Tom ran </w:t>
+      </w:r>
+      <w:r>
+        <w:rPr>
+          <w:rFonts w:ascii="맑은 고딕" w:hAnsi="맑은 고딕" w:eastAsia="맑은 고딕"/>
+          <w:b w:val="0"/>
+          <w:color w:val="1F2430"/>
+          <w:sz w:val="20"/>
+        </w:rPr>
+        <w:tab/>
       </w:r>
     </w:p>
     <w:p>
       <w:pPr>
-        <w:keepNext/>
-        <w:spacing w:before="100" w:after="20" w:line="276" w:lineRule="auto"/>
-      </w:pPr>
-      <w:r>
-        <w:rPr>
-          <w:rFonts w:ascii="맑은 고딕" w:hAnsi="맑은 고딕" w:eastAsia="맑은 고딕"/>
-          <w:b/>
-          <w:color w:val="1F2430"/>
-          <w:sz w:val="20"/>
-        </w:rPr>
-        <w:t>C 주어진 문장과 같은 의미가 되도록 so ~ that 구문을 사용하여 바꿔 써 봅시다.</w:t>
+        <w:tabs>
+          <w:tab w:val="right" w:leader="underscore" w:pos="10300"/>
+        </w:tabs>
+        <w:spacing w:before="20" w:after="0" w:line="384" w:lineRule="auto"/>
+        <w:ind w:left="170"/>
+      </w:pPr>
+      <w:r>
+        <w:rPr>
+          <w:rFonts w:ascii="맑은 고딕" w:hAnsi="맑은 고딕" w:eastAsia="맑은 고딕"/>
+          <w:b w:val="0"/>
+          <w:color w:val="1F2430"/>
+          <w:sz w:val="20"/>
+        </w:rPr>
+        <w:t xml:space="preserve">8. The water is so cold that I can't swim in it. → The water is </w:t>
+      </w:r>
+      <w:r>
+        <w:rPr>
+          <w:rFonts w:ascii="맑은 고딕" w:hAnsi="맑은 고딕" w:eastAsia="맑은 고딕"/>
+          <w:b w:val="0"/>
+          <w:color w:val="1F2430"/>
+          <w:sz w:val="20"/>
+        </w:rPr>
+        <w:tab/>
       </w:r>
     </w:p>
     <w:p>
       <w:pPr>
-        <w:spacing w:before="20" w:after="0" w:line="276" w:lineRule="auto"/>
+        <w:tabs>
+          <w:tab w:val="right" w:leader="underscore" w:pos="10300"/>
+        </w:tabs>
+        <w:spacing w:before="20" w:after="0" w:line="384" w:lineRule="auto"/>
         <w:ind w:left="170"/>
       </w:pPr>
       <w:r>
@@ -16175,21 +16796,24 @@
           <w:color w:val="1F2430"/>
           <w:sz w:val="20"/>
         </w:rPr>
-        <w:t xml:space="preserve">1. This movie is very good, so I want to watch it again. → </w:t>
-      </w:r>
-      <w:r>
-        <w:rPr>
-          <w:rFonts w:ascii="맑은 고딕" w:hAnsi="맑은 고딕" w:eastAsia="맑은 고딕"/>
-          <w:b w:val="0"/>
-          <w:color w:val="1F2430"/>
-          <w:sz w:val="20"/>
-        </w:rPr>
-        <w:t>________________________________________</w:t>
+        <w:t xml:space="preserve">9. The room is so large that we can play soccer in it. → The room is </w:t>
+      </w:r>
+      <w:r>
+        <w:rPr>
+          <w:rFonts w:ascii="맑은 고딕" w:hAnsi="맑은 고딕" w:eastAsia="맑은 고딕"/>
+          <w:b w:val="0"/>
+          <w:color w:val="1F2430"/>
+          <w:sz w:val="20"/>
+        </w:rPr>
+        <w:tab/>
       </w:r>
     </w:p>
     <w:p>
       <w:pPr>
-        <w:spacing w:before="20" w:after="0" w:line="276" w:lineRule="auto"/>
+        <w:tabs>
+          <w:tab w:val="right" w:leader="underscore" w:pos="10300"/>
+        </w:tabs>
+        <w:spacing w:before="20" w:after="0" w:line="384" w:lineRule="auto"/>
         <w:ind w:left="170"/>
       </w:pPr>
       <w:r>
@@ -16199,333 +16823,6 @@
           <w:color w:val="1F2430"/>
           <w:sz w:val="20"/>
         </w:rPr>
-        <w:t xml:space="preserve">2. Olivia got up very late, so she couldn't catch the train. → </w:t>
-      </w:r>
-      <w:r>
-        <w:rPr>
-          <w:rFonts w:ascii="맑은 고딕" w:hAnsi="맑은 고딕" w:eastAsia="맑은 고딕"/>
-          <w:b w:val="0"/>
-          <w:color w:val="1F2430"/>
-          <w:sz w:val="20"/>
-        </w:rPr>
-        <w:t>________________________________________</w:t>
-      </w:r>
-    </w:p>
-    <w:p>
-      <w:pPr>
-        <w:spacing w:before="20" w:after="0" w:line="276" w:lineRule="auto"/>
-        <w:ind w:left="170"/>
-      </w:pPr>
-      <w:r>
-        <w:rPr>
-          <w:rFonts w:ascii="맑은 고딕" w:hAnsi="맑은 고딕" w:eastAsia="맑은 고딕"/>
-          <w:b w:val="0"/>
-          <w:color w:val="1F2430"/>
-          <w:sz w:val="20"/>
-        </w:rPr>
-        <w:t xml:space="preserve">3. Jenny couldn't say a word because she was very surprised. → </w:t>
-      </w:r>
-      <w:r>
-        <w:rPr>
-          <w:rFonts w:ascii="맑은 고딕" w:hAnsi="맑은 고딕" w:eastAsia="맑은 고딕"/>
-          <w:b w:val="0"/>
-          <w:color w:val="1F2430"/>
-          <w:sz w:val="20"/>
-        </w:rPr>
-        <w:t>________________________________________</w:t>
-      </w:r>
-    </w:p>
-    <w:p>
-      <w:pPr>
-        <w:spacing w:before="20" w:after="0" w:line="276" w:lineRule="auto"/>
-        <w:ind w:left="170"/>
-      </w:pPr>
-      <w:r>
-        <w:rPr>
-          <w:rFonts w:ascii="맑은 고딕" w:hAnsi="맑은 고딕" w:eastAsia="맑은 고딕"/>
-          <w:b w:val="0"/>
-          <w:color w:val="1F2430"/>
-          <w:sz w:val="20"/>
-        </w:rPr>
-        <w:t xml:space="preserve">4. Dan was very tired, so he fell asleep in class. → </w:t>
-      </w:r>
-      <w:r>
-        <w:rPr>
-          <w:rFonts w:ascii="맑은 고딕" w:hAnsi="맑은 고딕" w:eastAsia="맑은 고딕"/>
-          <w:b w:val="0"/>
-          <w:color w:val="1F2430"/>
-          <w:sz w:val="20"/>
-        </w:rPr>
-        <w:t>________________________________________</w:t>
-      </w:r>
-    </w:p>
-    <w:p>
-      <w:pPr>
-        <w:spacing w:before="20" w:after="0" w:line="276" w:lineRule="auto"/>
-        <w:ind w:left="170"/>
-      </w:pPr>
-      <w:r>
-        <w:rPr>
-          <w:rFonts w:ascii="맑은 고딕" w:hAnsi="맑은 고딕" w:eastAsia="맑은 고딕"/>
-          <w:b w:val="0"/>
-          <w:color w:val="1F2430"/>
-          <w:sz w:val="20"/>
-        </w:rPr>
-        <w:t xml:space="preserve">5. We had to stay at home because it rained very hard. → </w:t>
-      </w:r>
-      <w:r>
-        <w:rPr>
-          <w:rFonts w:ascii="맑은 고딕" w:hAnsi="맑은 고딕" w:eastAsia="맑은 고딕"/>
-          <w:b w:val="0"/>
-          <w:color w:val="1F2430"/>
-          <w:sz w:val="20"/>
-        </w:rPr>
-        <w:t>________________________________________</w:t>
-      </w:r>
-    </w:p>
-    <w:p>
-      <w:pPr>
-        <w:keepNext/>
-        <w:spacing w:before="100" w:after="20" w:line="276" w:lineRule="auto"/>
-      </w:pPr>
-      <w:r>
-        <w:rPr>
-          <w:rFonts w:ascii="맑은 고딕" w:hAnsi="맑은 고딕" w:eastAsia="맑은 고딕"/>
-          <w:b/>
-          <w:color w:val="1F2430"/>
-          <w:sz w:val="20"/>
-        </w:rPr>
-        <w:t>D 주어진 문장을 상황에 따라 enough to나 too...to를 사용하여 바꿔 써 봅시다.  (※ 중요: it / that 절에서 첨부 / to 부정사 생략)</w:t>
-      </w:r>
-    </w:p>
-    <w:p>
-      <w:pPr>
-        <w:spacing w:before="20" w:after="0" w:line="276" w:lineRule="auto"/>
-        <w:ind w:left="170"/>
-      </w:pPr>
-      <w:r>
-        <w:rPr>
-          <w:rFonts w:ascii="맑은 고딕" w:hAnsi="맑은 고딕" w:eastAsia="맑은 고딕"/>
-          <w:b w:val="0"/>
-          <w:color w:val="1F2430"/>
-          <w:sz w:val="20"/>
-        </w:rPr>
-        <w:t xml:space="preserve">1. The boy is so tall that he can reach the shelf. → The boy is </w:t>
-      </w:r>
-      <w:r>
-        <w:rPr>
-          <w:rFonts w:ascii="맑은 고딕" w:hAnsi="맑은 고딕" w:eastAsia="맑은 고딕"/>
-          <w:b w:val="0"/>
-          <w:color w:val="1F2430"/>
-          <w:sz w:val="20"/>
-        </w:rPr>
-        <w:t>________________________________________</w:t>
-      </w:r>
-    </w:p>
-    <w:p>
-      <w:pPr>
-        <w:spacing w:before="20" w:after="0" w:line="276" w:lineRule="auto"/>
-        <w:ind w:left="170"/>
-      </w:pPr>
-      <w:r>
-        <w:rPr>
-          <w:rFonts w:ascii="맑은 고딕" w:hAnsi="맑은 고딕" w:eastAsia="맑은 고딕"/>
-          <w:b w:val="0"/>
-          <w:color w:val="1F2430"/>
-          <w:sz w:val="20"/>
-        </w:rPr>
-        <w:t xml:space="preserve">2. The box is so light that I can carry it. → The box is </w:t>
-      </w:r>
-      <w:r>
-        <w:rPr>
-          <w:rFonts w:ascii="맑은 고딕" w:hAnsi="맑은 고딕" w:eastAsia="맑은 고딕"/>
-          <w:b w:val="0"/>
-          <w:color w:val="1F2430"/>
-          <w:sz w:val="20"/>
-        </w:rPr>
-        <w:t>________________________________________</w:t>
-      </w:r>
-    </w:p>
-    <w:p>
-      <w:pPr>
-        <w:spacing w:before="20" w:after="0" w:line="276" w:lineRule="auto"/>
-        <w:ind w:left="170"/>
-      </w:pPr>
-      <w:r>
-        <w:rPr>
-          <w:rFonts w:ascii="맑은 고딕" w:hAnsi="맑은 고딕" w:eastAsia="맑은 고딕"/>
-          <w:b w:val="0"/>
-          <w:color w:val="1F2430"/>
-          <w:sz w:val="20"/>
-        </w:rPr>
-        <w:t xml:space="preserve">3. The soup is so hot that I can't eat it. → The soup is </w:t>
-      </w:r>
-      <w:r>
-        <w:rPr>
-          <w:rFonts w:ascii="맑은 고딕" w:hAnsi="맑은 고딕" w:eastAsia="맑은 고딕"/>
-          <w:b w:val="0"/>
-          <w:color w:val="1F2430"/>
-          <w:sz w:val="20"/>
-        </w:rPr>
-        <w:t>___________________________________</w:t>
-      </w:r>
-    </w:p>
-    <w:p>
-      <w:pPr>
-        <w:spacing w:before="20" w:after="0" w:line="276" w:lineRule="auto"/>
-        <w:ind w:left="170"/>
-      </w:pPr>
-      <w:r>
-        <w:rPr>
-          <w:rFonts w:ascii="맑은 고딕" w:hAnsi="맑은 고딕" w:eastAsia="맑은 고딕"/>
-          <w:b w:val="0"/>
-          <w:color w:val="1F2430"/>
-          <w:sz w:val="20"/>
-        </w:rPr>
-        <w:t xml:space="preserve">4. The bag is so heavy that I can't lift it. → The bag is </w:t>
-      </w:r>
-      <w:r>
-        <w:rPr>
-          <w:rFonts w:ascii="맑은 고딕" w:hAnsi="맑은 고딕" w:eastAsia="맑은 고딕"/>
-          <w:b w:val="0"/>
-          <w:color w:val="1F2430"/>
-          <w:sz w:val="20"/>
-        </w:rPr>
-        <w:t>________________________________________</w:t>
-      </w:r>
-    </w:p>
-    <w:p>
-      <w:pPr>
-        <w:spacing w:before="20" w:after="0" w:line="276" w:lineRule="auto"/>
-        <w:ind w:left="170"/>
-      </w:pPr>
-      <w:r>
-        <w:rPr>
-          <w:rFonts w:ascii="맑은 고딕" w:hAnsi="맑은 고딕" w:eastAsia="맑은 고딕"/>
-          <w:b w:val="0"/>
-          <w:color w:val="1F2430"/>
-          <w:sz w:val="20"/>
-        </w:rPr>
-        <w:t xml:space="preserve">5. Susan is so old that she can drive a car. → Susan is </w:t>
-      </w:r>
-      <w:r>
-        <w:rPr>
-          <w:rFonts w:ascii="맑은 고딕" w:hAnsi="맑은 고딕" w:eastAsia="맑은 고딕"/>
-          <w:b w:val="0"/>
-          <w:color w:val="1F2430"/>
-          <w:sz w:val="20"/>
-        </w:rPr>
-        <w:t>________________________________________</w:t>
-      </w:r>
-    </w:p>
-    <w:p>
-      <w:pPr>
-        <w:spacing w:before="20" w:after="0" w:line="276" w:lineRule="auto"/>
-        <w:ind w:left="170"/>
-      </w:pPr>
-      <w:r>
-        <w:rPr>
-          <w:rFonts w:ascii="맑은 고딕" w:hAnsi="맑은 고딕" w:eastAsia="맑은 고딕"/>
-          <w:b w:val="0"/>
-          <w:color w:val="1F2430"/>
-          <w:sz w:val="20"/>
-        </w:rPr>
-        <w:t xml:space="preserve">6. The question is so difficult that I can't answer it. → The question is </w:t>
-      </w:r>
-      <w:r>
-        <w:rPr>
-          <w:rFonts w:ascii="맑은 고딕" w:hAnsi="맑은 고딕" w:eastAsia="맑은 고딕"/>
-          <w:b w:val="0"/>
-          <w:color w:val="1F2430"/>
-          <w:sz w:val="20"/>
-        </w:rPr>
-        <w:t>________________________________________</w:t>
-      </w:r>
-    </w:p>
-    <w:p>
-      <w:pPr>
-        <w:spacing w:before="20" w:after="0" w:line="276" w:lineRule="auto"/>
-        <w:ind w:left="170"/>
-      </w:pPr>
-      <w:r>
-        <w:rPr>
-          <w:rFonts w:ascii="맑은 고딕" w:hAnsi="맑은 고딕" w:eastAsia="맑은 고딕"/>
-          <w:b w:val="0"/>
-          <w:color w:val="1F2430"/>
-          <w:sz w:val="20"/>
-        </w:rPr>
-        <w:t xml:space="preserve">7. Tom ran so fast that he could catch the bus. → Tom ran </w:t>
-      </w:r>
-      <w:r>
-        <w:rPr>
-          <w:rFonts w:ascii="맑은 고딕" w:hAnsi="맑은 고딕" w:eastAsia="맑은 고딕"/>
-          <w:b w:val="0"/>
-          <w:color w:val="1F2430"/>
-          <w:sz w:val="20"/>
-        </w:rPr>
-        <w:t>________________________________________</w:t>
-      </w:r>
-    </w:p>
-    <w:p>
-      <w:pPr>
-        <w:spacing w:before="20" w:after="0" w:line="276" w:lineRule="auto"/>
-        <w:ind w:left="170"/>
-      </w:pPr>
-      <w:r>
-        <w:rPr>
-          <w:rFonts w:ascii="맑은 고딕" w:hAnsi="맑은 고딕" w:eastAsia="맑은 고딕"/>
-          <w:b w:val="0"/>
-          <w:color w:val="1F2430"/>
-          <w:sz w:val="20"/>
-        </w:rPr>
-        <w:t xml:space="preserve">8. The water is so cold that I can't swim in it. → The water is </w:t>
-      </w:r>
-      <w:r>
-        <w:rPr>
-          <w:rFonts w:ascii="맑은 고딕" w:hAnsi="맑은 고딕" w:eastAsia="맑은 고딕"/>
-          <w:b w:val="0"/>
-          <w:color w:val="1F2430"/>
-          <w:sz w:val="20"/>
-        </w:rPr>
-        <w:t>________________________________________</w:t>
-      </w:r>
-    </w:p>
-    <w:p>
-      <w:pPr>
-        <w:spacing w:before="20" w:after="0" w:line="276" w:lineRule="auto"/>
-        <w:ind w:left="170"/>
-      </w:pPr>
-      <w:r>
-        <w:rPr>
-          <w:rFonts w:ascii="맑은 고딕" w:hAnsi="맑은 고딕" w:eastAsia="맑은 고딕"/>
-          <w:b w:val="0"/>
-          <w:color w:val="1F2430"/>
-          <w:sz w:val="20"/>
-        </w:rPr>
-        <w:t xml:space="preserve">9. The room is so large that we can play soccer in it. → The room is </w:t>
-      </w:r>
-      <w:r>
-        <w:rPr>
-          <w:rFonts w:ascii="맑은 고딕" w:hAnsi="맑은 고딕" w:eastAsia="맑은 고딕"/>
-          <w:b w:val="0"/>
-          <w:color w:val="1F2430"/>
-          <w:sz w:val="20"/>
-        </w:rPr>
-        <w:t>________________________________________</w:t>
-      </w:r>
-    </w:p>
-    <w:p>
-      <w:pPr>
-        <w:spacing w:before="20" w:after="0" w:line="276" w:lineRule="auto"/>
-        <w:ind w:left="170"/>
-      </w:pPr>
-      <w:r>
-        <w:rPr>
-          <w:rFonts w:ascii="맑은 고딕" w:hAnsi="맑은 고딕" w:eastAsia="맑은 고딕"/>
-          <w:b w:val="0"/>
-          <w:color w:val="1F2430"/>
-          <w:sz w:val="20"/>
-        </w:rPr>
         <w:t xml:space="preserve">10. The movie was so boring that I couldn't finish it. → The movie was </w:t>
       </w:r>
       <w:r>
@@ -16535,7 +16832,7 @@
           <w:color w:val="1F2430"/>
           <w:sz w:val="20"/>
         </w:rPr>
-        <w:t>________________________________________</w:t>
+        <w:tab/>
       </w:r>
     </w:p>
     <w:sectPr>

--- a/mokdong2/2fin/word/MDJ2_L5-L7_ByPart_Compact_Blank_A4.docx
+++ b/mokdong2/2fin/word/MDJ2_L5-L7_ByPart_Compact_Blank_A4.docx
@@ -857,881 +857,6 @@
           <w:sz w:val="21"/>
         </w:rPr>
         <w:t>Wilson's gum paintings are tiny, but they give great pleasure to many people.</w:t>
-      </w:r>
-    </w:p>
-    <w:p>
-      <w:pPr>
-        <w:keepNext/>
-        <w:pBdr>
-          <w:bottom w:val="single" w:sz="12" w:color="1F2430"/>
-        </w:pBdr>
-        <w:spacing w:before="160" w:after="60" w:line="276" w:lineRule="auto"/>
-      </w:pPr>
-      <w:r>
-        <w:rPr>
-          <w:b/>
-          <w:color w:val="FFFFFF"/>
-          <w:sz w:val="19"/>
-          <w:shd w:val="clear" w:fill="1F2430"/>
-        </w:rPr>
-        <w:t xml:space="preserve"> 5-⑥ </w:t>
-      </w:r>
-      <w:r>
-        <w:t xml:space="preserve">  </w:t>
-      </w:r>
-      <w:r>
-        <w:rPr>
-          <w:rFonts w:ascii="맑은 고딕" w:hAnsi="맑은 고딕" w:eastAsia="맑은 고딕"/>
-          <w:b/>
-          <w:color w:val="1F2430"/>
-          <w:sz w:val="24"/>
-        </w:rPr>
-        <w:t>Street Art in London</w:t>
-      </w:r>
-      <w:r>
-        <w:t xml:space="preserve">   </w:t>
-      </w:r>
-      <w:r>
-        <w:rPr>
-          <w:rFonts w:ascii="맑은 고딕" w:hAnsi="맑은 고딕" w:eastAsia="맑은 고딕"/>
-          <w:b w:val="0"/>
-          <w:color w:val="6B7280"/>
-          <w:sz w:val="17"/>
-        </w:rPr>
-        <w:t>5과. The City as a Canvas · 우리말 → 영어 (본문 영작)</w:t>
-      </w:r>
-    </w:p>
-    <w:p>
-      <w:pPr>
-        <w:keepNext/>
-        <w:spacing w:before="100" w:after="20" w:line="276" w:lineRule="auto"/>
-      </w:pPr>
-      <w:r>
-        <w:rPr>
-          <w:rFonts w:ascii="맑은 고딕" w:hAnsi="맑은 고딕" w:eastAsia="맑은 고딕"/>
-          <w:b/>
-          <w:color w:val="1F2430"/>
-          <w:sz w:val="20"/>
-        </w:rPr>
-        <w:t>우리말을 보고 본문 문장을 쓰시오.</w:t>
-      </w:r>
-    </w:p>
-    <w:p>
-      <w:pPr>
-        <w:spacing w:before="20" w:after="0" w:line="276" w:lineRule="auto"/>
-        <w:ind w:left="170"/>
-      </w:pPr>
-      <w:r>
-        <w:rPr>
-          <w:rFonts w:ascii="맑은 고딕" w:hAnsi="맑은 고딕" w:eastAsia="맑은 고딕"/>
-          <w:b w:val="0"/>
-          <w:color w:val="1F2430"/>
-          <w:sz w:val="20"/>
-        </w:rPr>
-        <w:t xml:space="preserve">1. 런던의 거리 예술 → </w:t>
-      </w:r>
-      <w:r>
-        <w:rPr>
-          <w:rFonts w:ascii="맑은 고딕" w:hAnsi="맑은 고딕" w:eastAsia="맑은 고딕"/>
-          <w:b w:val="0"/>
-          <w:color w:val="1F2430"/>
-          <w:sz w:val="20"/>
-        </w:rPr>
-        <w:t>________________________________</w:t>
-      </w:r>
-    </w:p>
-    <w:p>
-      <w:pPr>
-        <w:tabs>
-          <w:tab w:val="right" w:leader="underscore" w:pos="10300"/>
-        </w:tabs>
-        <w:spacing w:before="20" w:after="0" w:line="384" w:lineRule="auto"/>
-        <w:ind w:left="170"/>
-      </w:pPr>
-      <w:r>
-        <w:rPr>
-          <w:rFonts w:ascii="맑은 고딕" w:hAnsi="맑은 고딕" w:eastAsia="맑은 고딕"/>
-          <w:b w:val="0"/>
-          <w:color w:val="1F2430"/>
-          <w:sz w:val="20"/>
-        </w:rPr>
-        <w:t xml:space="preserve">2. 현대 거리 예술은 다양한 형태로 존재하며, 도시를 다채롭고 활기차게 만듭니다. → </w:t>
-      </w:r>
-      <w:r>
-        <w:rPr>
-          <w:rFonts w:ascii="맑은 고딕" w:hAnsi="맑은 고딕" w:eastAsia="맑은 고딕"/>
-          <w:b w:val="0"/>
-          <w:color w:val="1F2430"/>
-          <w:sz w:val="20"/>
-        </w:rPr>
-        <w:tab/>
-        <w:br/>
-        <w:tab/>
-      </w:r>
-    </w:p>
-    <w:p>
-      <w:pPr>
-        <w:tabs>
-          <w:tab w:val="right" w:leader="underscore" w:pos="10300"/>
-        </w:tabs>
-        <w:spacing w:before="20" w:after="0" w:line="384" w:lineRule="auto"/>
-        <w:ind w:left="170"/>
-      </w:pPr>
-      <w:r>
-        <w:rPr>
-          <w:rFonts w:ascii="맑은 고딕" w:hAnsi="맑은 고딕" w:eastAsia="맑은 고딕"/>
-          <w:b w:val="0"/>
-          <w:color w:val="1F2430"/>
-          <w:sz w:val="20"/>
-        </w:rPr>
-        <w:t xml:space="preserve">3. 오늘, 우리는 런던의 잘 알려진 거리 예술 작품들을 살펴보겠습니다. → </w:t>
-      </w:r>
-      <w:r>
-        <w:rPr>
-          <w:rFonts w:ascii="맑은 고딕" w:hAnsi="맑은 고딕" w:eastAsia="맑은 고딕"/>
-          <w:b w:val="0"/>
-          <w:color w:val="1F2430"/>
-          <w:sz w:val="20"/>
-        </w:rPr>
-        <w:tab/>
-        <w:br/>
-        <w:tab/>
-      </w:r>
-    </w:p>
-    <w:p>
-      <w:pPr>
-        <w:tabs>
-          <w:tab w:val="right" w:leader="underscore" w:pos="10300"/>
-        </w:tabs>
-        <w:spacing w:before="20" w:after="0" w:line="384" w:lineRule="auto"/>
-        <w:ind w:left="170"/>
-      </w:pPr>
-      <w:r>
-        <w:rPr>
-          <w:rFonts w:ascii="맑은 고딕" w:hAnsi="맑은 고딕" w:eastAsia="맑은 고딕"/>
-          <w:b w:val="0"/>
-          <w:color w:val="1F2430"/>
-          <w:sz w:val="20"/>
-        </w:rPr>
-        <w:t xml:space="preserve">4. 우리가 방문할 곳은 Shoreditch입니다. → </w:t>
-      </w:r>
-      <w:r>
-        <w:rPr>
-          <w:rFonts w:ascii="맑은 고딕" w:hAnsi="맑은 고딕" w:eastAsia="맑은 고딕"/>
-          <w:b w:val="0"/>
-          <w:color w:val="1F2430"/>
-          <w:sz w:val="20"/>
-        </w:rPr>
-        <w:tab/>
-        <w:br/>
-        <w:tab/>
-      </w:r>
-    </w:p>
-    <w:p>
-      <w:pPr>
-        <w:tabs>
-          <w:tab w:val="right" w:leader="underscore" w:pos="10300"/>
-        </w:tabs>
-        <w:spacing w:before="20" w:after="0" w:line="384" w:lineRule="auto"/>
-        <w:ind w:left="170"/>
-      </w:pPr>
-      <w:r>
-        <w:rPr>
-          <w:rFonts w:ascii="맑은 고딕" w:hAnsi="맑은 고딕" w:eastAsia="맑은 고딕"/>
-          <w:b w:val="0"/>
-          <w:color w:val="1F2430"/>
-          <w:sz w:val="20"/>
-        </w:rPr>
-        <w:t xml:space="preserve">5. 가난한 노동자들이 이곳에서 살았었지만, 지금은 런던에서 가장 힙한 지역 중 하나입니다. → </w:t>
-      </w:r>
-      <w:r>
-        <w:rPr>
-          <w:rFonts w:ascii="맑은 고딕" w:hAnsi="맑은 고딕" w:eastAsia="맑은 고딕"/>
-          <w:b w:val="0"/>
-          <w:color w:val="1F2430"/>
-          <w:sz w:val="20"/>
-        </w:rPr>
-        <w:tab/>
-        <w:br/>
-        <w:tab/>
-      </w:r>
-    </w:p>
-    <w:p>
-      <w:pPr>
-        <w:tabs>
-          <w:tab w:val="right" w:leader="underscore" w:pos="10300"/>
-        </w:tabs>
-        <w:spacing w:before="20" w:after="0" w:line="384" w:lineRule="auto"/>
-        <w:ind w:left="170"/>
-      </w:pPr>
-      <w:r>
-        <w:rPr>
-          <w:rFonts w:ascii="맑은 고딕" w:hAnsi="맑은 고딕" w:eastAsia="맑은 고딕"/>
-          <w:b w:val="0"/>
-          <w:color w:val="1F2430"/>
-          <w:sz w:val="20"/>
-        </w:rPr>
-        <w:t xml:space="preserve">6. 우리는 이곳에서 정말 많은 멋진 거리 예술 작품들을 볼 수 있습니다. → </w:t>
-      </w:r>
-      <w:r>
-        <w:rPr>
-          <w:rFonts w:ascii="맑은 고딕" w:hAnsi="맑은 고딕" w:eastAsia="맑은 고딕"/>
-          <w:b w:val="0"/>
-          <w:color w:val="1F2430"/>
-          <w:sz w:val="20"/>
-        </w:rPr>
-        <w:tab/>
-        <w:br/>
-        <w:tab/>
-      </w:r>
-    </w:p>
-    <w:p>
-      <w:pPr>
-        <w:tabs>
-          <w:tab w:val="right" w:leader="underscore" w:pos="10300"/>
-        </w:tabs>
-        <w:spacing w:before="20" w:after="0" w:line="384" w:lineRule="auto"/>
-        <w:ind w:left="170"/>
-      </w:pPr>
-      <w:r>
-        <w:rPr>
-          <w:rFonts w:ascii="맑은 고딕" w:hAnsi="맑은 고딕" w:eastAsia="맑은 고딕"/>
-          <w:b w:val="0"/>
-          <w:color w:val="1F2430"/>
-          <w:sz w:val="20"/>
-        </w:rPr>
-        <w:t xml:space="preserve">7. 저쪽에 있는 저 그림이 보이시나요? → </w:t>
-      </w:r>
-      <w:r>
-        <w:rPr>
-          <w:rFonts w:ascii="맑은 고딕" w:hAnsi="맑은 고딕" w:eastAsia="맑은 고딕"/>
-          <w:b w:val="0"/>
-          <w:color w:val="1F2430"/>
-          <w:sz w:val="20"/>
-        </w:rPr>
-        <w:tab/>
-      </w:r>
-    </w:p>
-    <w:p>
-      <w:pPr>
-        <w:tabs>
-          <w:tab w:val="right" w:leader="underscore" w:pos="10300"/>
-        </w:tabs>
-        <w:spacing w:before="20" w:after="0" w:line="384" w:lineRule="auto"/>
-        <w:ind w:left="170"/>
-      </w:pPr>
-      <w:r>
-        <w:rPr>
-          <w:rFonts w:ascii="맑은 고딕" w:hAnsi="맑은 고딕" w:eastAsia="맑은 고딕"/>
-          <w:b w:val="0"/>
-          <w:color w:val="1F2430"/>
-          <w:sz w:val="20"/>
-        </w:rPr>
-        <w:t xml:space="preserve">8. 그것은 STIK이라는 예술가의 작품입니다. → </w:t>
-      </w:r>
-      <w:r>
-        <w:rPr>
-          <w:rFonts w:ascii="맑은 고딕" w:hAnsi="맑은 고딕" w:eastAsia="맑은 고딕"/>
-          <w:b w:val="0"/>
-          <w:color w:val="1F2430"/>
-          <w:sz w:val="20"/>
-        </w:rPr>
-        <w:tab/>
-      </w:r>
-    </w:p>
-    <w:p>
-      <w:pPr>
-        <w:tabs>
-          <w:tab w:val="right" w:leader="underscore" w:pos="10300"/>
-        </w:tabs>
-        <w:spacing w:before="20" w:after="0" w:line="384" w:lineRule="auto"/>
-        <w:ind w:left="170"/>
-      </w:pPr>
-      <w:r>
-        <w:rPr>
-          <w:rFonts w:ascii="맑은 고딕" w:hAnsi="맑은 고딕" w:eastAsia="맑은 고딕"/>
-          <w:b w:val="0"/>
-          <w:color w:val="1F2430"/>
-          <w:sz w:val="20"/>
-        </w:rPr>
-        <w:t xml:space="preserve">9. 그는 사람의 몸을 그린 그림에서 선과 점만 사용하는 것으로 유명합니다. → </w:t>
-      </w:r>
-      <w:r>
-        <w:rPr>
-          <w:rFonts w:ascii="맑은 고딕" w:hAnsi="맑은 고딕" w:eastAsia="맑은 고딕"/>
-          <w:b w:val="0"/>
-          <w:color w:val="1F2430"/>
-          <w:sz w:val="20"/>
-        </w:rPr>
-        <w:tab/>
-        <w:br/>
-        <w:tab/>
-      </w:r>
-    </w:p>
-    <w:p>
-      <w:pPr>
-        <w:tabs>
-          <w:tab w:val="right" w:leader="underscore" w:pos="10300"/>
-        </w:tabs>
-        <w:spacing w:before="20" w:after="0" w:line="384" w:lineRule="auto"/>
-        <w:ind w:left="170"/>
-      </w:pPr>
-      <w:r>
-        <w:rPr>
-          <w:rFonts w:ascii="맑은 고딕" w:hAnsi="맑은 고딕" w:eastAsia="맑은 고딕"/>
-          <w:b w:val="0"/>
-          <w:color w:val="1F2430"/>
-          <w:sz w:val="20"/>
-        </w:rPr>
-        <w:t xml:space="preserve">10. STIK에 따르면, 저 세 인물은 Shoreditch의 과거, 현재, 그리고 미래를 나타낸다고 합니다. → </w:t>
-      </w:r>
-      <w:r>
-        <w:rPr>
-          <w:rFonts w:ascii="맑은 고딕" w:hAnsi="맑은 고딕" w:eastAsia="맑은 고딕"/>
-          <w:b w:val="0"/>
-          <w:color w:val="1F2430"/>
-          <w:sz w:val="20"/>
-        </w:rPr>
-        <w:tab/>
-        <w:br/>
-        <w:tab/>
-      </w:r>
-    </w:p>
-    <w:p>
-      <w:pPr>
-        <w:tabs>
-          <w:tab w:val="right" w:leader="underscore" w:pos="10300"/>
-        </w:tabs>
-        <w:spacing w:before="20" w:after="0" w:line="384" w:lineRule="auto"/>
-        <w:ind w:left="170"/>
-      </w:pPr>
-      <w:r>
-        <w:rPr>
-          <w:rFonts w:ascii="맑은 고딕" w:hAnsi="맑은 고딕" w:eastAsia="맑은 고딕"/>
-          <w:b w:val="0"/>
-          <w:color w:val="1F2430"/>
-          <w:sz w:val="20"/>
-        </w:rPr>
-        <w:t xml:space="preserve">11. 어느 인물이 어떤 것을 나타낼까요? → </w:t>
-      </w:r>
-      <w:r>
-        <w:rPr>
-          <w:rFonts w:ascii="맑은 고딕" w:hAnsi="맑은 고딕" w:eastAsia="맑은 고딕"/>
-          <w:b w:val="0"/>
-          <w:color w:val="1F2430"/>
-          <w:sz w:val="20"/>
-        </w:rPr>
-        <w:tab/>
-      </w:r>
-    </w:p>
-    <w:p>
-      <w:pPr>
-        <w:tabs>
-          <w:tab w:val="right" w:leader="underscore" w:pos="10300"/>
-        </w:tabs>
-        <w:spacing w:before="20" w:after="0" w:line="384" w:lineRule="auto"/>
-        <w:ind w:left="170"/>
-      </w:pPr>
-      <w:r>
-        <w:rPr>
-          <w:rFonts w:ascii="맑은 고딕" w:hAnsi="맑은 고딕" w:eastAsia="맑은 고딕"/>
-          <w:b w:val="0"/>
-          <w:color w:val="1F2430"/>
-          <w:sz w:val="20"/>
-        </w:rPr>
-        <w:t xml:space="preserve">12. 자, 세 인물의 눈을 자세히 살펴보세요. → </w:t>
-      </w:r>
-      <w:r>
-        <w:rPr>
-          <w:rFonts w:ascii="맑은 고딕" w:hAnsi="맑은 고딕" w:eastAsia="맑은 고딕"/>
-          <w:b w:val="0"/>
-          <w:color w:val="1F2430"/>
-          <w:sz w:val="20"/>
-        </w:rPr>
-        <w:tab/>
-        <w:br/>
-        <w:tab/>
-      </w:r>
-    </w:p>
-    <w:p>
-      <w:pPr>
-        <w:tabs>
-          <w:tab w:val="right" w:leader="underscore" w:pos="10300"/>
-        </w:tabs>
-        <w:spacing w:before="20" w:after="0" w:line="384" w:lineRule="auto"/>
-        <w:ind w:left="170"/>
-      </w:pPr>
-      <w:r>
-        <w:rPr>
-          <w:rFonts w:ascii="맑은 고딕" w:hAnsi="맑은 고딕" w:eastAsia="맑은 고딕"/>
-          <w:b w:val="0"/>
-          <w:color w:val="1F2430"/>
-          <w:sz w:val="20"/>
-        </w:rPr>
-        <w:t xml:space="preserve">13. 그것들은 그저 점일 뿐이지만, 그 점들이 여러분에게 힌트를 줄 것입니다. → </w:t>
-      </w:r>
-      <w:r>
-        <w:rPr>
-          <w:rFonts w:ascii="맑은 고딕" w:hAnsi="맑은 고딕" w:eastAsia="맑은 고딕"/>
-          <w:b w:val="0"/>
-          <w:color w:val="1F2430"/>
-          <w:sz w:val="20"/>
-        </w:rPr>
-        <w:tab/>
-      </w:r>
-    </w:p>
-    <w:p>
-      <w:pPr>
-        <w:tabs>
-          <w:tab w:val="right" w:leader="underscore" w:pos="10300"/>
-        </w:tabs>
-        <w:spacing w:before="20" w:after="0" w:line="384" w:lineRule="auto"/>
-        <w:ind w:left="170"/>
-      </w:pPr>
-      <w:r>
-        <w:rPr>
-          <w:rFonts w:ascii="맑은 고딕" w:hAnsi="맑은 고딕" w:eastAsia="맑은 고딕"/>
-          <w:b w:val="0"/>
-          <w:color w:val="1F2430"/>
-          <w:sz w:val="20"/>
-        </w:rPr>
-        <w:t xml:space="preserve">14. 우리는 이제 세계적으로 유명한 거리 예술가 Banksy의 작품을 보러 Finsbury Park에 와 있습니다. → </w:t>
-      </w:r>
-      <w:r>
-        <w:rPr>
-          <w:rFonts w:ascii="맑은 고딕" w:hAnsi="맑은 고딕" w:eastAsia="맑은 고딕"/>
-          <w:b w:val="0"/>
-          <w:color w:val="1F2430"/>
-          <w:sz w:val="20"/>
-        </w:rPr>
-        <w:tab/>
-        <w:br/>
-        <w:tab/>
-      </w:r>
-    </w:p>
-    <w:p>
-      <w:pPr>
-        <w:tabs>
-          <w:tab w:val="right" w:leader="underscore" w:pos="10300"/>
-        </w:tabs>
-        <w:spacing w:before="20" w:after="0" w:line="384" w:lineRule="auto"/>
-        <w:ind w:left="170"/>
-      </w:pPr>
-      <w:r>
-        <w:rPr>
-          <w:rFonts w:ascii="맑은 고딕" w:hAnsi="맑은 고딕" w:eastAsia="맑은 고딕"/>
-          <w:b w:val="0"/>
-          <w:color w:val="1F2430"/>
-          <w:sz w:val="20"/>
-        </w:rPr>
-        <w:t xml:space="preserve">15. Banksy의 예술 작품은 종종 사회적 메시지를 담고 있으며, 저기 보이는 녹색 나무가 좋은 예입니다. → </w:t>
-      </w:r>
-      <w:r>
-        <w:rPr>
-          <w:rFonts w:ascii="맑은 고딕" w:hAnsi="맑은 고딕" w:eastAsia="맑은 고딕"/>
-          <w:b w:val="0"/>
-          <w:color w:val="1F2430"/>
-          <w:sz w:val="20"/>
-        </w:rPr>
-        <w:tab/>
-        <w:br/>
-        <w:tab/>
-        <w:br/>
-        <w:tab/>
-      </w:r>
-    </w:p>
-    <w:p>
-      <w:pPr>
-        <w:tabs>
-          <w:tab w:val="right" w:leader="underscore" w:pos="10300"/>
-        </w:tabs>
-        <w:spacing w:before="20" w:after="0" w:line="384" w:lineRule="auto"/>
-        <w:ind w:left="170"/>
-      </w:pPr>
-      <w:r>
-        <w:rPr>
-          <w:rFonts w:ascii="맑은 고딕" w:hAnsi="맑은 고딕" w:eastAsia="맑은 고딕"/>
-          <w:b w:val="0"/>
-          <w:color w:val="1F2430"/>
-          <w:sz w:val="20"/>
-        </w:rPr>
-        <w:t xml:space="preserve">16. 보시다시피, 그는 잎이 없는 나무 뒤 벽에 녹색 페인트를 뿌려 녹색 나무를 만들어 냈습니다. → </w:t>
-      </w:r>
-      <w:r>
-        <w:rPr>
-          <w:rFonts w:ascii="맑은 고딕" w:hAnsi="맑은 고딕" w:eastAsia="맑은 고딕"/>
-          <w:b w:val="0"/>
-          <w:color w:val="1F2430"/>
-          <w:sz w:val="20"/>
-        </w:rPr>
-        <w:tab/>
-        <w:br/>
-        <w:tab/>
-      </w:r>
-    </w:p>
-    <w:p>
-      <w:pPr>
-        <w:tabs>
-          <w:tab w:val="right" w:leader="underscore" w:pos="10300"/>
-        </w:tabs>
-        <w:spacing w:before="20" w:after="0" w:line="384" w:lineRule="auto"/>
-        <w:ind w:left="170"/>
-      </w:pPr>
-      <w:r>
-        <w:rPr>
-          <w:rFonts w:ascii="맑은 고딕" w:hAnsi="맑은 고딕" w:eastAsia="맑은 고딕"/>
-          <w:b w:val="0"/>
-          <w:color w:val="1F2430"/>
-          <w:sz w:val="20"/>
-        </w:rPr>
-        <w:t xml:space="preserve">17. 그 나무 옆에는 스프레이를 들고 있는 한 사람이 있습니다. → </w:t>
-      </w:r>
-      <w:r>
-        <w:rPr>
-          <w:rFonts w:ascii="맑은 고딕" w:hAnsi="맑은 고딕" w:eastAsia="맑은 고딕"/>
-          <w:b w:val="0"/>
-          <w:color w:val="1F2430"/>
-          <w:sz w:val="20"/>
-        </w:rPr>
-        <w:tab/>
-        <w:br/>
-        <w:tab/>
-      </w:r>
-    </w:p>
-    <w:p>
-      <w:pPr>
-        <w:tabs>
-          <w:tab w:val="right" w:leader="underscore" w:pos="10300"/>
-        </w:tabs>
-        <w:spacing w:before="20" w:after="0" w:line="384" w:lineRule="auto"/>
-        <w:ind w:left="170"/>
-      </w:pPr>
-      <w:r>
-        <w:rPr>
-          <w:rFonts w:ascii="맑은 고딕" w:hAnsi="맑은 고딕" w:eastAsia="맑은 고딕"/>
-          <w:b w:val="0"/>
-          <w:color w:val="1F2430"/>
-          <w:sz w:val="20"/>
-        </w:rPr>
-        <w:t xml:space="preserve">18. Banksy는 이 그림을 통해 우리에게 어떤 메시지를 전하고 싶은 걸까요? → </w:t>
-      </w:r>
-      <w:r>
-        <w:rPr>
-          <w:rFonts w:ascii="맑은 고딕" w:hAnsi="맑은 고딕" w:eastAsia="맑은 고딕"/>
-          <w:b w:val="0"/>
-          <w:color w:val="1F2430"/>
-          <w:sz w:val="20"/>
-        </w:rPr>
-        <w:tab/>
-        <w:br/>
-        <w:tab/>
-      </w:r>
-    </w:p>
-    <w:p>
-      <w:pPr>
-        <w:tabs>
-          <w:tab w:val="right" w:leader="underscore" w:pos="10300"/>
-        </w:tabs>
-        <w:spacing w:before="20" w:after="0" w:line="384" w:lineRule="auto"/>
-        <w:ind w:left="170"/>
-      </w:pPr>
-      <w:r>
-        <w:rPr>
-          <w:rFonts w:ascii="맑은 고딕" w:hAnsi="맑은 고딕" w:eastAsia="맑은 고딕"/>
-          <w:b w:val="0"/>
-          <w:color w:val="1F2430"/>
-          <w:sz w:val="20"/>
-        </w:rPr>
-        <w:t xml:space="preserve">19. 많은 사람들의 의견에 따르면, 그는 자연이 어려움을 겪고 있다는 것을 말하려는 것 같습니다. → </w:t>
-      </w:r>
-      <w:r>
-        <w:rPr>
-          <w:rFonts w:ascii="맑은 고딕" w:hAnsi="맑은 고딕" w:eastAsia="맑은 고딕"/>
-          <w:b w:val="0"/>
-          <w:color w:val="1F2430"/>
-          <w:sz w:val="20"/>
-        </w:rPr>
-        <w:tab/>
-        <w:br/>
-        <w:tab/>
-      </w:r>
-    </w:p>
-    <w:p>
-      <w:pPr>
-        <w:tabs>
-          <w:tab w:val="right" w:leader="underscore" w:pos="10300"/>
-        </w:tabs>
-        <w:spacing w:before="20" w:after="0" w:line="384" w:lineRule="auto"/>
-        <w:ind w:left="170"/>
-      </w:pPr>
-      <w:r>
-        <w:rPr>
-          <w:rFonts w:ascii="맑은 고딕" w:hAnsi="맑은 고딕" w:eastAsia="맑은 고딕"/>
-          <w:b w:val="0"/>
-          <w:color w:val="1F2430"/>
-          <w:sz w:val="20"/>
-        </w:rPr>
-        <w:t xml:space="preserve">20. 그들은 Banksy가 우리로 하여금 자연을 더 잘 보살피기를 원하는 것 같다고 생각합니다. → </w:t>
-      </w:r>
-      <w:r>
-        <w:rPr>
-          <w:rFonts w:ascii="맑은 고딕" w:hAnsi="맑은 고딕" w:eastAsia="맑은 고딕"/>
-          <w:b w:val="0"/>
-          <w:color w:val="1F2430"/>
-          <w:sz w:val="20"/>
-        </w:rPr>
-        <w:tab/>
-      </w:r>
-    </w:p>
-    <w:p>
-      <w:pPr>
-        <w:tabs>
-          <w:tab w:val="right" w:leader="underscore" w:pos="10300"/>
-        </w:tabs>
-        <w:spacing w:before="20" w:after="0" w:line="384" w:lineRule="auto"/>
-        <w:ind w:left="170"/>
-      </w:pPr>
-      <w:r>
-        <w:rPr>
-          <w:rFonts w:ascii="맑은 고딕" w:hAnsi="맑은 고딕" w:eastAsia="맑은 고딕"/>
-          <w:b w:val="0"/>
-          <w:color w:val="1F2430"/>
-          <w:sz w:val="20"/>
-        </w:rPr>
-        <w:t xml:space="preserve">21. 오늘 우리 투어의 마지막 방문지는 Muswell Hill입니다. → </w:t>
-      </w:r>
-      <w:r>
-        <w:rPr>
-          <w:rFonts w:ascii="맑은 고딕" w:hAnsi="맑은 고딕" w:eastAsia="맑은 고딕"/>
-          <w:b w:val="0"/>
-          <w:color w:val="1F2430"/>
-          <w:sz w:val="20"/>
-        </w:rPr>
-        <w:tab/>
-      </w:r>
-    </w:p>
-    <w:p>
-      <w:pPr>
-        <w:tabs>
-          <w:tab w:val="right" w:leader="underscore" w:pos="10300"/>
-        </w:tabs>
-        <w:spacing w:before="20" w:after="0" w:line="384" w:lineRule="auto"/>
-        <w:ind w:left="170"/>
-      </w:pPr>
-      <w:r>
-        <w:rPr>
-          <w:rFonts w:ascii="맑은 고딕" w:hAnsi="맑은 고딕" w:eastAsia="맑은 고딕"/>
-          <w:b w:val="0"/>
-          <w:color w:val="1F2430"/>
-          <w:sz w:val="20"/>
-        </w:rPr>
-        <w:t xml:space="preserve">22. 어떤 거리 예술 작품도 보이지 않나요? → </w:t>
-      </w:r>
-      <w:r>
-        <w:rPr>
-          <w:rFonts w:ascii="맑은 고딕" w:hAnsi="맑은 고딕" w:eastAsia="맑은 고딕"/>
-          <w:b w:val="0"/>
-          <w:color w:val="1F2430"/>
-          <w:sz w:val="20"/>
-        </w:rPr>
-        <w:tab/>
-      </w:r>
-    </w:p>
-    <w:p>
-      <w:pPr>
-        <w:tabs>
-          <w:tab w:val="right" w:leader="underscore" w:pos="10300"/>
-        </w:tabs>
-        <w:spacing w:before="20" w:after="0" w:line="384" w:lineRule="auto"/>
-        <w:ind w:left="170"/>
-      </w:pPr>
-      <w:r>
-        <w:rPr>
-          <w:rFonts w:ascii="맑은 고딕" w:hAnsi="맑은 고딕" w:eastAsia="맑은 고딕"/>
-          <w:b w:val="0"/>
-          <w:color w:val="1F2430"/>
-          <w:sz w:val="20"/>
-        </w:rPr>
-        <w:t xml:space="preserve">23. 그렇다면, 아래를 내려다보고 자세히 살펴보세요. → </w:t>
-      </w:r>
-      <w:r>
-        <w:rPr>
-          <w:rFonts w:ascii="맑은 고딕" w:hAnsi="맑은 고딕" w:eastAsia="맑은 고딕"/>
-          <w:b w:val="0"/>
-          <w:color w:val="1F2430"/>
-          <w:sz w:val="20"/>
-        </w:rPr>
-        <w:tab/>
-      </w:r>
-    </w:p>
-    <w:p>
-      <w:pPr>
-        <w:tabs>
-          <w:tab w:val="right" w:leader="underscore" w:pos="10300"/>
-        </w:tabs>
-        <w:spacing w:before="20" w:after="0" w:line="384" w:lineRule="auto"/>
-        <w:ind w:left="170"/>
-      </w:pPr>
-      <w:r>
-        <w:rPr>
-          <w:rFonts w:ascii="맑은 고딕" w:hAnsi="맑은 고딕" w:eastAsia="맑은 고딕"/>
-          <w:b w:val="0"/>
-          <w:color w:val="1F2430"/>
-          <w:sz w:val="20"/>
-        </w:rPr>
-        <w:t xml:space="preserve">24. 여러분은 작은 껌 그림들이 보이나요? → </w:t>
-      </w:r>
-      <w:r>
-        <w:rPr>
-          <w:rFonts w:ascii="맑은 고딕" w:hAnsi="맑은 고딕" w:eastAsia="맑은 고딕"/>
-          <w:b w:val="0"/>
-          <w:color w:val="1F2430"/>
-          <w:sz w:val="20"/>
-        </w:rPr>
-        <w:tab/>
-      </w:r>
-    </w:p>
-    <w:p>
-      <w:pPr>
-        <w:tabs>
-          <w:tab w:val="right" w:leader="underscore" w:pos="10300"/>
-        </w:tabs>
-        <w:spacing w:before="20" w:after="0" w:line="384" w:lineRule="auto"/>
-        <w:ind w:left="170"/>
-      </w:pPr>
-      <w:r>
-        <w:rPr>
-          <w:rFonts w:ascii="맑은 고딕" w:hAnsi="맑은 고딕" w:eastAsia="맑은 고딕"/>
-          <w:b w:val="0"/>
-          <w:color w:val="1F2430"/>
-          <w:sz w:val="20"/>
-        </w:rPr>
-        <w:t xml:space="preserve">25. 이것들은 예술가 Ben Wilson의 작품입니다. → </w:t>
-      </w:r>
-      <w:r>
-        <w:rPr>
-          <w:rFonts w:ascii="맑은 고딕" w:hAnsi="맑은 고딕" w:eastAsia="맑은 고딕"/>
-          <w:b w:val="0"/>
-          <w:color w:val="1F2430"/>
-          <w:sz w:val="20"/>
-        </w:rPr>
-        <w:tab/>
-      </w:r>
-    </w:p>
-    <w:p>
-      <w:pPr>
-        <w:tabs>
-          <w:tab w:val="right" w:leader="underscore" w:pos="10300"/>
-        </w:tabs>
-        <w:spacing w:before="20" w:after="0" w:line="384" w:lineRule="auto"/>
-        <w:ind w:left="170"/>
-      </w:pPr>
-      <w:r>
-        <w:rPr>
-          <w:rFonts w:ascii="맑은 고딕" w:hAnsi="맑은 고딕" w:eastAsia="맑은 고딕"/>
-          <w:b w:val="0"/>
-          <w:color w:val="1F2430"/>
-          <w:sz w:val="20"/>
-        </w:rPr>
-        <w:t xml:space="preserve">26. Wilson은 사람들이 길에 버린 껌 위에 그림을 그리는 것으로 잘 알려져 있습니다. → </w:t>
-      </w:r>
-      <w:r>
-        <w:rPr>
-          <w:rFonts w:ascii="맑은 고딕" w:hAnsi="맑은 고딕" w:eastAsia="맑은 고딕"/>
-          <w:b w:val="0"/>
-          <w:color w:val="1F2430"/>
-          <w:sz w:val="20"/>
-        </w:rPr>
-        <w:tab/>
-        <w:br/>
-        <w:tab/>
-      </w:r>
-    </w:p>
-    <w:p>
-      <w:pPr>
-        <w:tabs>
-          <w:tab w:val="right" w:leader="underscore" w:pos="10300"/>
-        </w:tabs>
-        <w:spacing w:before="20" w:after="0" w:line="384" w:lineRule="auto"/>
-        <w:ind w:left="170"/>
-      </w:pPr>
-      <w:r>
-        <w:rPr>
-          <w:rFonts w:ascii="맑은 고딕" w:hAnsi="맑은 고딕" w:eastAsia="맑은 고딕"/>
-          <w:b w:val="0"/>
-          <w:color w:val="1F2430"/>
-          <w:sz w:val="20"/>
-        </w:rPr>
-        <w:t xml:space="preserve">27. 그의 껌 그림은 종종 그가 길에서 만난 사람들의 개인적인 메시지를 담고 있습니다. → </w:t>
-      </w:r>
-      <w:r>
-        <w:rPr>
-          <w:rFonts w:ascii="맑은 고딕" w:hAnsi="맑은 고딕" w:eastAsia="맑은 고딕"/>
-          <w:b w:val="0"/>
-          <w:color w:val="1F2430"/>
-          <w:sz w:val="20"/>
-        </w:rPr>
-        <w:tab/>
-        <w:br/>
-        <w:tab/>
-      </w:r>
-    </w:p>
-    <w:p>
-      <w:pPr>
-        <w:tabs>
-          <w:tab w:val="right" w:leader="underscore" w:pos="10300"/>
-        </w:tabs>
-        <w:spacing w:before="20" w:after="0" w:line="384" w:lineRule="auto"/>
-        <w:ind w:left="170"/>
-      </w:pPr>
-      <w:r>
-        <w:rPr>
-          <w:rFonts w:ascii="맑은 고딕" w:hAnsi="맑은 고딕" w:eastAsia="맑은 고딕"/>
-          <w:b w:val="0"/>
-          <w:color w:val="1F2430"/>
-          <w:sz w:val="20"/>
-        </w:rPr>
-        <w:t xml:space="preserve">28. 예를 들어, 여기 있는 그림은 사랑하는 사람을 위한 생일 축하 메시지입니다. → </w:t>
-      </w:r>
-      <w:r>
-        <w:rPr>
-          <w:rFonts w:ascii="맑은 고딕" w:hAnsi="맑은 고딕" w:eastAsia="맑은 고딕"/>
-          <w:b w:val="0"/>
-          <w:color w:val="1F2430"/>
-          <w:sz w:val="20"/>
-        </w:rPr>
-        <w:tab/>
-        <w:br/>
-        <w:tab/>
-      </w:r>
-    </w:p>
-    <w:p>
-      <w:pPr>
-        <w:tabs>
-          <w:tab w:val="right" w:leader="underscore" w:pos="10300"/>
-        </w:tabs>
-        <w:spacing w:before="20" w:after="0" w:line="384" w:lineRule="auto"/>
-        <w:ind w:left="170"/>
-      </w:pPr>
-      <w:r>
-        <w:rPr>
-          <w:rFonts w:ascii="맑은 고딕" w:hAnsi="맑은 고딕" w:eastAsia="맑은 고딕"/>
-          <w:b w:val="0"/>
-          <w:color w:val="1F2430"/>
-          <w:sz w:val="20"/>
-        </w:rPr>
-        <w:t xml:space="preserve">29. Wilson의 껌 그림은 정말 작지만, 많은 사람들에게 큰 기쁨을 줍니다. → </w:t>
-      </w:r>
-      <w:r>
-        <w:rPr>
-          <w:rFonts w:ascii="맑은 고딕" w:hAnsi="맑은 고딕" w:eastAsia="맑은 고딕"/>
-          <w:b w:val="0"/>
-          <w:color w:val="1F2430"/>
-          <w:sz w:val="20"/>
-        </w:rPr>
-        <w:tab/>
-        <w:br/>
-        <w:tab/>
       </w:r>
     </w:p>
     <w:tbl>
@@ -1983,7 +1108,6 @@
             <w:r>
               <w:rPr>
                 <w:rFonts w:ascii="맑은 고딕" w:hAnsi="맑은 고딕" w:eastAsia="맑은 고딕"/>
-                <w:b w:val="0"/>
                 <w:color w:val="1F2430"/>
                 <w:sz w:val="18"/>
               </w:rPr>
@@ -4282,7 +3406,6 @@
       <w:r>
         <w:rPr>
           <w:rFonts w:ascii="맑은 고딕" w:hAnsi="맑은 고딕" w:eastAsia="맑은 고딕"/>
-          <w:b w:val="0"/>
           <w:color w:val="1F2430"/>
           <w:sz w:val="20"/>
         </w:rPr>
@@ -4329,7 +3452,6 @@
       <w:r>
         <w:rPr>
           <w:rFonts w:ascii="맑은 고딕" w:hAnsi="맑은 고딕" w:eastAsia="맑은 고딕"/>
-          <w:b w:val="0"/>
           <w:color w:val="1F2430"/>
           <w:sz w:val="20"/>
         </w:rPr>
@@ -5080,7 +4202,6 @@
             <w:r>
               <w:rPr>
                 <w:rFonts w:ascii="맑은 고딕" w:hAnsi="맑은 고딕" w:eastAsia="맑은 고딕"/>
-                <w:b w:val="0"/>
                 <w:color w:val="1F2430"/>
                 <w:sz w:val="18"/>
               </w:rPr>
@@ -5154,7 +4275,6 @@
             <w:r>
               <w:rPr>
                 <w:rFonts w:ascii="맑은 고딕" w:hAnsi="맑은 고딕" w:eastAsia="맑은 고딕"/>
-                <w:b w:val="0"/>
                 <w:color w:val="1F2430"/>
                 <w:sz w:val="18"/>
               </w:rPr>
@@ -8598,7 +7718,6 @@
       <w:r>
         <w:rPr>
           <w:rFonts w:ascii="맑은 고딕" w:hAnsi="맑은 고딕" w:eastAsia="맑은 고딕"/>
-          <w:b w:val="0"/>
           <w:color w:val="1F2430"/>
           <w:sz w:val="20"/>
         </w:rPr>
@@ -11201,7 +10320,6 @@
             <w:r>
               <w:rPr>
                 <w:rFonts w:ascii="맑은 고딕" w:hAnsi="맑은 고딕" w:eastAsia="맑은 고딕"/>
-                <w:b w:val="0"/>
                 <w:color w:val="1F2430"/>
                 <w:sz w:val="19"/>
               </w:rPr>
@@ -12469,7 +11587,6 @@
       <w:r>
         <w:rPr>
           <w:rFonts w:ascii="맑은 고딕" w:hAnsi="맑은 고딕" w:eastAsia="맑은 고딕"/>
-          <w:b w:val="0"/>
           <w:color w:val="1F2430"/>
           <w:sz w:val="20"/>
         </w:rPr>
@@ -12505,7 +11622,6 @@
       <w:r>
         <w:rPr>
           <w:rFonts w:ascii="맑은 고딕" w:hAnsi="맑은 고딕" w:eastAsia="맑은 고딕"/>
-          <w:b w:val="0"/>
           <w:color w:val="1F2430"/>
           <w:sz w:val="20"/>
         </w:rPr>
@@ -12831,7 +11947,6 @@
       <w:r>
         <w:rPr>
           <w:rFonts w:ascii="맑은 고딕" w:hAnsi="맑은 고딕" w:eastAsia="맑은 고딕"/>
-          <w:b w:val="0"/>
           <w:color w:val="1F2430"/>
           <w:sz w:val="20"/>
         </w:rPr>
@@ -12858,7 +11973,6 @@
       <w:r>
         <w:rPr>
           <w:rFonts w:ascii="맑은 고딕" w:hAnsi="맑은 고딕" w:eastAsia="맑은 고딕"/>
-          <w:b w:val="0"/>
           <w:color w:val="1F2430"/>
           <w:sz w:val="20"/>
         </w:rPr>
@@ -12885,7 +11999,6 @@
       <w:r>
         <w:rPr>
           <w:rFonts w:ascii="맑은 고딕" w:hAnsi="맑은 고딕" w:eastAsia="맑은 고딕"/>
-          <w:b w:val="0"/>
           <w:color w:val="1F2430"/>
           <w:sz w:val="20"/>
         </w:rPr>
@@ -12895,7 +12008,6 @@
     <w:p>
       <w:pPr>
         <w:tabs>
-          <w:tab w:val="right" w:leader="underscore" w:pos="10300"/>
           <w:tab w:val="right" w:leader="underscore" w:pos="10300"/>
         </w:tabs>
         <w:spacing w:before="20" w:after="0" w:line="384" w:lineRule="auto"/>
@@ -12913,7 +12025,6 @@
       <w:r>
         <w:rPr>
           <w:rFonts w:ascii="맑은 고딕" w:hAnsi="맑은 고딕" w:eastAsia="맑은 고딕"/>
-          <w:b w:val="0"/>
           <w:color w:val="1F2430"/>
           <w:sz w:val="20"/>
         </w:rPr>
@@ -12931,7 +12042,6 @@
       <w:r>
         <w:rPr>
           <w:rFonts w:ascii="맑은 고딕" w:hAnsi="맑은 고딕" w:eastAsia="맑은 고딕"/>
-          <w:b w:val="0"/>
           <w:color w:val="1F2430"/>
           <w:sz w:val="20"/>
         </w:rPr>
@@ -13552,7 +12662,6 @@
       <w:r>
         <w:rPr>
           <w:rFonts w:ascii="맑은 고딕" w:hAnsi="맑은 고딕" w:eastAsia="맑은 고딕"/>
-          <w:b w:val="0"/>
           <w:color w:val="1F2430"/>
           <w:sz w:val="20"/>
         </w:rPr>
@@ -13579,7 +12688,6 @@
       <w:r>
         <w:rPr>
           <w:rFonts w:ascii="맑은 고딕" w:hAnsi="맑은 고딕" w:eastAsia="맑은 고딕"/>
-          <w:b w:val="0"/>
           <w:color w:val="1F2430"/>
           <w:sz w:val="20"/>
         </w:rPr>
@@ -13606,7 +12714,6 @@
       <w:r>
         <w:rPr>
           <w:rFonts w:ascii="맑은 고딕" w:hAnsi="맑은 고딕" w:eastAsia="맑은 고딕"/>
-          <w:b w:val="0"/>
           <w:color w:val="1F2430"/>
           <w:sz w:val="20"/>
         </w:rPr>
@@ -13648,7 +12755,6 @@
       <w:r>
         <w:rPr>
           <w:rFonts w:ascii="맑은 고딕" w:hAnsi="맑은 고딕" w:eastAsia="맑은 고딕"/>
-          <w:b w:val="0"/>
           <w:color w:val="1F2430"/>
           <w:sz w:val="20"/>
         </w:rPr>
@@ -13675,7 +12781,6 @@
       <w:r>
         <w:rPr>
           <w:rFonts w:ascii="맑은 고딕" w:hAnsi="맑은 고딕" w:eastAsia="맑은 고딕"/>
-          <w:b w:val="0"/>
           <w:color w:val="1F2430"/>
           <w:sz w:val="20"/>
         </w:rPr>
@@ -13702,7 +12807,6 @@
       <w:r>
         <w:rPr>
           <w:rFonts w:ascii="맑은 고딕" w:hAnsi="맑은 고딕" w:eastAsia="맑은 고딕"/>
-          <w:b w:val="0"/>
           <w:color w:val="1F2430"/>
           <w:sz w:val="20"/>
         </w:rPr>
@@ -14435,7 +13539,6 @@
       <w:r>
         <w:rPr>
           <w:rFonts w:ascii="맑은 고딕" w:hAnsi="맑은 고딕" w:eastAsia="맑은 고딕"/>
-          <w:b w:val="0"/>
           <w:color w:val="1F2430"/>
           <w:sz w:val="20"/>
         </w:rPr>
@@ -14471,7 +13574,6 @@
       <w:r>
         <w:rPr>
           <w:rFonts w:ascii="맑은 고딕" w:hAnsi="맑은 고딕" w:eastAsia="맑은 고딕"/>
-          <w:b w:val="0"/>
           <w:color w:val="1F2430"/>
           <w:sz w:val="20"/>
         </w:rPr>
@@ -14540,7 +13642,6 @@
       <w:r>
         <w:rPr>
           <w:rFonts w:ascii="맑은 고딕" w:hAnsi="맑은 고딕" w:eastAsia="맑은 고딕"/>
-          <w:b w:val="0"/>
           <w:color w:val="1F2430"/>
           <w:sz w:val="20"/>
         </w:rPr>
@@ -14591,7 +13692,6 @@
       <w:r>
         <w:rPr>
           <w:rFonts w:ascii="맑은 고딕" w:hAnsi="맑은 고딕" w:eastAsia="맑은 고딕"/>
-          <w:b w:val="0"/>
           <w:color w:val="1F2430"/>
           <w:sz w:val="20"/>
         </w:rPr>
@@ -14618,7 +13718,6 @@
       <w:r>
         <w:rPr>
           <w:rFonts w:ascii="맑은 고딕" w:hAnsi="맑은 고딕" w:eastAsia="맑은 고딕"/>
-          <w:b w:val="0"/>
           <w:color w:val="1F2430"/>
           <w:sz w:val="20"/>
         </w:rPr>
@@ -14645,7 +13744,6 @@
       <w:r>
         <w:rPr>
           <w:rFonts w:ascii="맑은 고딕" w:hAnsi="맑은 고딕" w:eastAsia="맑은 고딕"/>
-          <w:b w:val="0"/>
           <w:color w:val="1F2430"/>
           <w:sz w:val="20"/>
         </w:rPr>
@@ -15083,7 +14181,6 @@
       <w:r>
         <w:rPr>
           <w:rFonts w:ascii="맑은 고딕" w:hAnsi="맑은 고딕" w:eastAsia="맑은 고딕"/>
-          <w:b w:val="0"/>
           <w:color w:val="1F2430"/>
           <w:sz w:val="20"/>
         </w:rPr>
@@ -15110,7 +14207,6 @@
       <w:r>
         <w:rPr>
           <w:rFonts w:ascii="맑은 고딕" w:hAnsi="맑은 고딕" w:eastAsia="맑은 고딕"/>
-          <w:b w:val="0"/>
           <w:color w:val="1F2430"/>
           <w:sz w:val="20"/>
         </w:rPr>
@@ -15137,7 +14233,6 @@
       <w:r>
         <w:rPr>
           <w:rFonts w:ascii="맑은 고딕" w:hAnsi="맑은 고딕" w:eastAsia="맑은 고딕"/>
-          <w:b w:val="0"/>
           <w:color w:val="1F2430"/>
           <w:sz w:val="20"/>
         </w:rPr>
@@ -15164,7 +14259,6 @@
       <w:r>
         <w:rPr>
           <w:rFonts w:ascii="맑은 고딕" w:hAnsi="맑은 고딕" w:eastAsia="맑은 고딕"/>
-          <w:b w:val="0"/>
           <w:color w:val="1F2430"/>
           <w:sz w:val="20"/>
         </w:rPr>
@@ -15949,7 +15043,6 @@
       <w:r>
         <w:rPr>
           <w:rFonts w:ascii="맑은 고딕" w:hAnsi="맑은 고딕" w:eastAsia="맑은 고딕"/>
-          <w:b w:val="0"/>
           <w:color w:val="1F2430"/>
           <w:sz w:val="20"/>
         </w:rPr>
@@ -15976,7 +15069,6 @@
       <w:r>
         <w:rPr>
           <w:rFonts w:ascii="맑은 고딕" w:hAnsi="맑은 고딕" w:eastAsia="맑은 고딕"/>
-          <w:b w:val="0"/>
           <w:color w:val="1F2430"/>
           <w:sz w:val="20"/>
         </w:rPr>
@@ -16003,7 +15095,6 @@
       <w:r>
         <w:rPr>
           <w:rFonts w:ascii="맑은 고딕" w:hAnsi="맑은 고딕" w:eastAsia="맑은 고딕"/>
-          <w:b w:val="0"/>
           <w:color w:val="1F2430"/>
           <w:sz w:val="20"/>
         </w:rPr>
@@ -16030,7 +15121,6 @@
       <w:r>
         <w:rPr>
           <w:rFonts w:ascii="맑은 고딕" w:hAnsi="맑은 고딕" w:eastAsia="맑은 고딕"/>
-          <w:b w:val="0"/>
           <w:color w:val="1F2430"/>
           <w:sz w:val="20"/>
         </w:rPr>
@@ -16432,7 +15522,6 @@
       <w:r>
         <w:rPr>
           <w:rFonts w:ascii="맑은 고딕" w:hAnsi="맑은 고딕" w:eastAsia="맑은 고딕"/>
-          <w:b w:val="0"/>
           <w:color w:val="1F2430"/>
           <w:sz w:val="20"/>
         </w:rPr>
@@ -16461,7 +15550,6 @@
       <w:r>
         <w:rPr>
           <w:rFonts w:ascii="맑은 고딕" w:hAnsi="맑은 고딕" w:eastAsia="맑은 고딕"/>
-          <w:b w:val="0"/>
           <w:color w:val="1F2430"/>
           <w:sz w:val="20"/>
         </w:rPr>
@@ -16490,7 +15578,6 @@
       <w:r>
         <w:rPr>
           <w:rFonts w:ascii="맑은 고딕" w:hAnsi="맑은 고딕" w:eastAsia="맑은 고딕"/>
-          <w:b w:val="0"/>
           <w:color w:val="1F2430"/>
           <w:sz w:val="20"/>
         </w:rPr>
@@ -16519,7 +15606,6 @@
       <w:r>
         <w:rPr>
           <w:rFonts w:ascii="맑은 고딕" w:hAnsi="맑은 고딕" w:eastAsia="맑은 고딕"/>
-          <w:b w:val="0"/>
           <w:color w:val="1F2430"/>
           <w:sz w:val="20"/>
         </w:rPr>
@@ -16546,7 +15632,6 @@
       <w:r>
         <w:rPr>
           <w:rFonts w:ascii="맑은 고딕" w:hAnsi="맑은 고딕" w:eastAsia="맑은 고딕"/>
-          <w:b w:val="0"/>
           <w:color w:val="1F2430"/>
           <w:sz w:val="20"/>
         </w:rPr>
@@ -16588,7 +15673,6 @@
       <w:r>
         <w:rPr>
           <w:rFonts w:ascii="맑은 고딕" w:hAnsi="맑은 고딕" w:eastAsia="맑은 고딕"/>
-          <w:b w:val="0"/>
           <w:color w:val="1F2430"/>
           <w:sz w:val="20"/>
         </w:rPr>
@@ -16615,7 +15699,6 @@
       <w:r>
         <w:rPr>
           <w:rFonts w:ascii="맑은 고딕" w:hAnsi="맑은 고딕" w:eastAsia="맑은 고딕"/>
-          <w:b w:val="0"/>
           <w:color w:val="1F2430"/>
           <w:sz w:val="20"/>
         </w:rPr>
@@ -16666,7 +15749,6 @@
       <w:r>
         <w:rPr>
           <w:rFonts w:ascii="맑은 고딕" w:hAnsi="맑은 고딕" w:eastAsia="맑은 고딕"/>
-          <w:b w:val="0"/>
           <w:color w:val="1F2430"/>
           <w:sz w:val="20"/>
         </w:rPr>
@@ -16693,7 +15775,6 @@
       <w:r>
         <w:rPr>
           <w:rFonts w:ascii="맑은 고딕" w:hAnsi="맑은 고딕" w:eastAsia="맑은 고딕"/>
-          <w:b w:val="0"/>
           <w:color w:val="1F2430"/>
           <w:sz w:val="20"/>
         </w:rPr>
@@ -16720,7 +15801,6 @@
       <w:r>
         <w:rPr>
           <w:rFonts w:ascii="맑은 고딕" w:hAnsi="맑은 고딕" w:eastAsia="맑은 고딕"/>
-          <w:b w:val="0"/>
           <w:color w:val="1F2430"/>
           <w:sz w:val="20"/>
         </w:rPr>
@@ -16747,7 +15827,6 @@
       <w:r>
         <w:rPr>
           <w:rFonts w:ascii="맑은 고딕" w:hAnsi="맑은 고딕" w:eastAsia="맑은 고딕"/>
-          <w:b w:val="0"/>
           <w:color w:val="1F2430"/>
           <w:sz w:val="20"/>
         </w:rPr>
@@ -16774,7 +15853,6 @@
       <w:r>
         <w:rPr>
           <w:rFonts w:ascii="맑은 고딕" w:hAnsi="맑은 고딕" w:eastAsia="맑은 고딕"/>
-          <w:b w:val="0"/>
           <w:color w:val="1F2430"/>
           <w:sz w:val="20"/>
         </w:rPr>
@@ -16801,7 +15879,6 @@
       <w:r>
         <w:rPr>
           <w:rFonts w:ascii="맑은 고딕" w:hAnsi="맑은 고딕" w:eastAsia="맑은 고딕"/>
-          <w:b w:val="0"/>
           <w:color w:val="1F2430"/>
           <w:sz w:val="20"/>
         </w:rPr>
@@ -16828,7 +15905,6 @@
       <w:r>
         <w:rPr>
           <w:rFonts w:ascii="맑은 고딕" w:hAnsi="맑은 고딕" w:eastAsia="맑은 고딕"/>
-          <w:b w:val="0"/>
           <w:color w:val="1F2430"/>
           <w:sz w:val="20"/>
         </w:rPr>
